--- a/BigIntCalculator/Modular square root.docx
+++ b/BigIntCalculator/Modular square root.docx
@@ -7,7 +7,17 @@
         <w:pStyle w:val="Heading1"/>
       </w:pPr>
       <w:r>
-        <w:t xml:space="preserve">Modular square root: find r such that </w:t>
+        <w:t xml:space="preserve">Modular square root: find </w:t>
+      </w:r>
+      <w:r>
+        <w:rPr>
+          <w:i/>
+          <w:iCs/>
+        </w:rPr>
+        <w:t>r</w:t>
+      </w:r>
+      <w:r>
+        <w:t xml:space="preserve"> such that </w:t>
       </w:r>
       <w:r>
         <w:rPr>
@@ -749,6 +759,10 @@
       <w:r>
         <w:rPr>
           <w:rFonts w:cstheme="minorHAnsi"/>
+          <w:b/>
+          <w:bCs/>
+          <w:i/>
+          <w:iCs/>
           <w:sz w:val="24"/>
           <w:szCs w:val="24"/>
         </w:rPr>
@@ -757,6 +771,10 @@
       <w:r>
         <w:rPr>
           <w:rFonts w:cstheme="minorHAnsi"/>
+          <w:b/>
+          <w:bCs/>
+          <w:i/>
+          <w:iCs/>
           <w:sz w:val="24"/>
           <w:szCs w:val="24"/>
         </w:rPr>
@@ -794,11 +812,23 @@
           <w:sz w:val="24"/>
           <w:szCs w:val="24"/>
         </w:rPr>
-        <w:t xml:space="preserve"> If there are multiple solutions: r</w:t>
-      </w:r>
-      <w:r>
-        <w:rPr>
-          <w:rFonts w:cstheme="minorHAnsi"/>
+        <w:t xml:space="preserve"> If there are multiple solutions: </w:t>
+      </w:r>
+      <w:r>
+        <w:rPr>
+          <w:rFonts w:cstheme="minorHAnsi"/>
+          <w:i/>
+          <w:iCs/>
+          <w:sz w:val="24"/>
+          <w:szCs w:val="24"/>
+        </w:rPr>
+        <w:t>r</w:t>
+      </w:r>
+      <w:r>
+        <w:rPr>
+          <w:rFonts w:cstheme="minorHAnsi"/>
+          <w:i/>
+          <w:iCs/>
           <w:sz w:val="24"/>
           <w:szCs w:val="24"/>
           <w:vertAlign w:val="subscript"/>
@@ -808,6 +838,8 @@
       <w:r>
         <w:rPr>
           <w:rFonts w:cstheme="minorHAnsi"/>
+          <w:i/>
+          <w:iCs/>
           <w:sz w:val="24"/>
           <w:szCs w:val="24"/>
         </w:rPr>
@@ -816,11 +848,22 @@
       <w:r>
         <w:rPr>
           <w:rFonts w:cstheme="minorHAnsi"/>
+          <w:i/>
+          <w:iCs/>
           <w:sz w:val="24"/>
           <w:szCs w:val="24"/>
           <w:vertAlign w:val="subscript"/>
         </w:rPr>
-        <w:t xml:space="preserve">2, </w:t>
+        <w:t>2,</w:t>
+      </w:r>
+      <w:r>
+        <w:rPr>
+          <w:rFonts w:cstheme="minorHAnsi"/>
+          <w:sz w:val="24"/>
+          <w:szCs w:val="24"/>
+          <w:vertAlign w:val="subscript"/>
+        </w:rPr>
+        <w:t xml:space="preserve"> </w:t>
       </w:r>
       <w:r>
         <w:rPr>
@@ -853,11 +896,23 @@
           <w:sz w:val="24"/>
           <w:szCs w:val="24"/>
         </w:rPr>
-        <w:t>then there is a corresponding solution –r</w:t>
-      </w:r>
-      <w:r>
-        <w:rPr>
-          <w:rFonts w:cstheme="minorHAnsi"/>
+        <w:t xml:space="preserve">then there is a corresponding solution </w:t>
+      </w:r>
+      <w:r>
+        <w:rPr>
+          <w:rFonts w:cstheme="minorHAnsi"/>
+          <w:i/>
+          <w:iCs/>
+          <w:sz w:val="24"/>
+          <w:szCs w:val="24"/>
+        </w:rPr>
+        <w:t>–r</w:t>
+      </w:r>
+      <w:r>
+        <w:rPr>
+          <w:rFonts w:cstheme="minorHAnsi"/>
+          <w:i/>
+          <w:iCs/>
           <w:sz w:val="24"/>
           <w:szCs w:val="24"/>
           <w:vertAlign w:val="subscript"/>
@@ -867,6 +922,8 @@
       <w:r>
         <w:rPr>
           <w:rFonts w:cstheme="minorHAnsi"/>
+          <w:i/>
+          <w:iCs/>
           <w:sz w:val="24"/>
           <w:szCs w:val="24"/>
         </w:rPr>
@@ -875,6 +932,8 @@
       <w:r>
         <w:rPr>
           <w:rFonts w:cstheme="minorHAnsi"/>
+          <w:i/>
+          <w:iCs/>
           <w:sz w:val="24"/>
           <w:szCs w:val="24"/>
           <w:vertAlign w:val="subscript"/>
@@ -8627,20 +8686,136 @@
         </w:rPr>
         <w:t xml:space="preserve">4 and 32 are not mutually prime so go to step 2(b). </w:t>
       </w:r>
+      <w:proofErr w:type="gramStart"/>
+      <w:r>
+        <w:rPr>
+          <w:rFonts w:cstheme="minorHAnsi"/>
+          <w:sz w:val="24"/>
+          <w:szCs w:val="24"/>
+        </w:rPr>
+        <w:t>gcd(</w:t>
+      </w:r>
+      <w:proofErr w:type="gramEnd"/>
+      <w:r>
+        <w:rPr>
+          <w:rFonts w:cstheme="minorHAnsi"/>
+          <w:sz w:val="24"/>
+          <w:szCs w:val="24"/>
+        </w:rPr>
+        <w:t>4, 32) = 4.</w:t>
+      </w:r>
+    </w:p>
+    <w:p>
+      <w:pPr>
+        <w:spacing w:after="0"/>
+        <w:rPr>
+          <w:rFonts w:cstheme="minorHAnsi"/>
+          <w:sz w:val="24"/>
+          <w:szCs w:val="24"/>
+        </w:rPr>
+      </w:pPr>
+      <w:r>
+        <w:rPr>
+          <w:rFonts w:cstheme="minorHAnsi"/>
+          <w:i/>
+          <w:sz w:val="24"/>
+          <w:szCs w:val="24"/>
+        </w:rPr>
+        <w:t xml:space="preserve">If solving by hand the following step would be skipped because 4/4 = 1. </w:t>
+      </w:r>
+      <w:r>
+        <w:rPr>
+          <w:rFonts w:cstheme="minorHAnsi"/>
+          <w:i/>
+          <w:sz w:val="24"/>
+          <w:szCs w:val="24"/>
+        </w:rPr>
+        <w:t>However,</w:t>
+      </w:r>
+      <w:r>
+        <w:rPr>
+          <w:rFonts w:cstheme="minorHAnsi"/>
+          <w:i/>
+          <w:sz w:val="24"/>
+          <w:szCs w:val="24"/>
+        </w:rPr>
+        <w:t xml:space="preserve"> the computer program proceeds as follows.</w:t>
+      </w:r>
+    </w:p>
+    <w:p>
+      <w:pPr>
+        <w:spacing w:after="0"/>
+        <w:rPr>
+          <w:sz w:val="24"/>
+          <w:szCs w:val="24"/>
+        </w:rPr>
+      </w:pPr>
+      <w:r>
+        <w:rPr>
+          <w:rFonts w:cstheme="minorHAnsi"/>
+          <w:sz w:val="24"/>
+          <w:szCs w:val="24"/>
+        </w:rPr>
+        <w:t xml:space="preserve">Use step 2(a) to solve </w:t>
+      </w:r>
+      <w:r>
+        <w:rPr>
+          <w:rFonts w:cstheme="minorHAnsi"/>
+          <w:b/>
+          <w:i/>
+          <w:sz w:val="24"/>
+          <w:szCs w:val="24"/>
+        </w:rPr>
+        <w:t>x</w:t>
+      </w:r>
+      <w:r>
+        <w:rPr>
+          <w:rFonts w:cstheme="minorHAnsi"/>
+          <w:b/>
+          <w:i/>
+          <w:sz w:val="24"/>
+          <w:szCs w:val="24"/>
+          <w:vertAlign w:val="superscript"/>
+        </w:rPr>
+        <w:t>2</w:t>
+      </w:r>
+      <w:r>
+        <w:rPr>
+          <w:rFonts w:cstheme="minorHAnsi"/>
+          <w:b/>
+          <w:i/>
+          <w:sz w:val="24"/>
+          <w:szCs w:val="24"/>
+        </w:rPr>
+        <w:t xml:space="preserve"> ≡ 1 (mod 32)</w:t>
+      </w:r>
+      <w:r>
+        <w:rPr>
+          <w:rFonts w:cstheme="minorHAnsi"/>
+          <w:sz w:val="24"/>
+          <w:szCs w:val="24"/>
+        </w:rPr>
+        <w:t xml:space="preserve"> </w:t>
+      </w:r>
+      <w:r>
+        <w:rPr>
+          <w:sz w:val="24"/>
+          <w:szCs w:val="24"/>
+        </w:rPr>
+        <w:br/>
+      </w:r>
       <w:proofErr w:type="spellStart"/>
       <w:proofErr w:type="gramStart"/>
       <w:r>
         <w:rPr>
-          <w:rFonts w:cstheme="minorHAnsi"/>
-          <w:sz w:val="24"/>
-          <w:szCs w:val="24"/>
-        </w:rPr>
-        <w:t>gcd</w:t>
+          <w:sz w:val="24"/>
+          <w:szCs w:val="24"/>
+        </w:rPr>
+        <w:t>modsqrt</w:t>
       </w:r>
       <w:proofErr w:type="spellEnd"/>
       <w:r>
         <w:rPr>
-          <w:rFonts w:cstheme="minorHAnsi"/>
           <w:sz w:val="24"/>
           <w:szCs w:val="24"/>
         </w:rPr>
@@ -8649,48 +8824,57 @@
       <w:proofErr w:type="gramEnd"/>
       <w:r>
         <w:rPr>
-          <w:rFonts w:cstheme="minorHAnsi"/>
-          <w:sz w:val="24"/>
-          <w:szCs w:val="24"/>
-        </w:rPr>
-        <w:t>4, 32) = 4.</w:t>
+          <w:sz w:val="24"/>
+          <w:szCs w:val="24"/>
+        </w:rPr>
+        <w:t>1, 32) = 1, 31, 15, 17,</w:t>
       </w:r>
     </w:p>
     <w:p>
       <w:pPr>
         <w:spacing w:after="0"/>
         <w:rPr>
-          <w:rFonts w:cstheme="minorHAnsi"/>
-          <w:sz w:val="24"/>
-          <w:szCs w:val="24"/>
-        </w:rPr>
-      </w:pPr>
-      <w:r>
-        <w:rPr>
-          <w:rFonts w:cstheme="minorHAnsi"/>
-          <w:i/>
-          <w:sz w:val="24"/>
-          <w:szCs w:val="24"/>
-        </w:rPr>
-        <w:t xml:space="preserve">If solving by hand the following step would be skipped because 4/4 = 1. </w:t>
-      </w:r>
-      <w:r>
-        <w:rPr>
-          <w:rFonts w:cstheme="minorHAnsi"/>
-          <w:i/>
-          <w:sz w:val="24"/>
-          <w:szCs w:val="24"/>
-        </w:rPr>
-        <w:t>However,</w:t>
-      </w:r>
-      <w:r>
-        <w:rPr>
-          <w:rFonts w:cstheme="minorHAnsi"/>
-          <w:i/>
-          <w:sz w:val="24"/>
-          <w:szCs w:val="24"/>
-        </w:rPr>
-        <w:t xml:space="preserve"> the computer program proceeds as follows.</w:t>
+          <w:sz w:val="24"/>
+          <w:szCs w:val="24"/>
+        </w:rPr>
+      </w:pPr>
+      <w:r>
+        <w:rPr>
+          <w:sz w:val="24"/>
+          <w:szCs w:val="24"/>
+        </w:rPr>
+        <w:t>We only need the 1</w:t>
+      </w:r>
+      <w:r>
+        <w:rPr>
+          <w:sz w:val="24"/>
+          <w:szCs w:val="24"/>
+          <w:vertAlign w:val="superscript"/>
+        </w:rPr>
+        <w:t>st</w:t>
+      </w:r>
+      <w:r>
+        <w:rPr>
+          <w:sz w:val="24"/>
+          <w:szCs w:val="24"/>
+        </w:rPr>
+        <w:t xml:space="preserve"> root </w:t>
+      </w:r>
+      <w:r>
+        <w:rPr>
+          <w:b/>
+          <w:i/>
+          <w:sz w:val="24"/>
+          <w:szCs w:val="24"/>
+        </w:rPr>
+        <w:t>r=1</w:t>
+      </w:r>
+      <w:r>
+        <w:rPr>
+          <w:sz w:val="24"/>
+          <w:szCs w:val="24"/>
+        </w:rPr>
+        <w:t>.</w:t>
       </w:r>
     </w:p>
     <w:p>
@@ -8701,13 +8885,36 @@
           <w:szCs w:val="24"/>
         </w:rPr>
       </w:pPr>
-      <w:r>
-        <w:rPr>
-          <w:rFonts w:cstheme="minorHAnsi"/>
-          <w:sz w:val="24"/>
-          <w:szCs w:val="24"/>
-        </w:rPr>
-        <w:t xml:space="preserve">Use step 2(a) to solve </w:t>
+    </w:p>
+    <w:p>
+      <w:pPr>
+        <w:spacing w:after="0"/>
+        <w:rPr>
+          <w:rFonts w:cstheme="minorHAnsi"/>
+          <w:sz w:val="24"/>
+          <w:szCs w:val="24"/>
+        </w:rPr>
+      </w:pPr>
+      <w:r>
+        <w:rPr>
+          <w:sz w:val="24"/>
+          <w:szCs w:val="24"/>
+        </w:rPr>
+        <w:t>Use step2</w:t>
+      </w:r>
+      <w:r>
+        <w:rPr>
+          <w:sz w:val="24"/>
+          <w:szCs w:val="24"/>
+        </w:rPr>
+        <w:t>(</w:t>
+      </w:r>
+      <w:r>
+        <w:rPr>
+          <w:sz w:val="24"/>
+          <w:szCs w:val="24"/>
+        </w:rPr>
+        <w:t xml:space="preserve">b)2 to solve </w:t>
       </w:r>
       <w:r>
         <w:rPr>
@@ -8738,7 +8945,181 @@
           <w:sz w:val="24"/>
           <w:szCs w:val="24"/>
         </w:rPr>
-        <w:t xml:space="preserve"> ≡ 1 (mod 32)</w:t>
+        <w:t xml:space="preserve"> ≡ 4 (mod 32)</w:t>
+      </w:r>
+    </w:p>
+    <w:p>
+      <w:pPr>
+        <w:spacing w:after="0"/>
+        <w:rPr>
+          <w:rFonts w:cstheme="minorHAnsi"/>
+          <w:sz w:val="24"/>
+          <w:szCs w:val="24"/>
+        </w:rPr>
+      </w:pPr>
+      <w:r>
+        <w:rPr>
+          <w:rFonts w:cstheme="minorHAnsi"/>
+          <w:sz w:val="24"/>
+          <w:szCs w:val="24"/>
+        </w:rPr>
+        <w:t xml:space="preserve">We have p=2, k=2, </w:t>
+      </w:r>
+      <w:proofErr w:type="spellStart"/>
+      <w:r>
+        <w:rPr>
+          <w:rFonts w:cstheme="minorHAnsi"/>
+          <w:sz w:val="24"/>
+          <w:szCs w:val="24"/>
+        </w:rPr>
+        <w:t>i</w:t>
+      </w:r>
+      <w:proofErr w:type="spellEnd"/>
+      <w:r>
+        <w:rPr>
+          <w:rFonts w:cstheme="minorHAnsi"/>
+          <w:sz w:val="24"/>
+          <w:szCs w:val="24"/>
+        </w:rPr>
+        <w:t xml:space="preserve">=5, so </w:t>
+      </w:r>
+      <w:r>
+        <w:rPr>
+          <w:rFonts w:cstheme="minorHAnsi"/>
+          <w:sz w:val="24"/>
+          <w:szCs w:val="24"/>
+        </w:rPr>
+        <w:t>common difference</w:t>
+      </w:r>
+      <w:r>
+        <w:rPr>
+          <w:rFonts w:cstheme="minorHAnsi"/>
+          <w:sz w:val="24"/>
+          <w:szCs w:val="24"/>
+        </w:rPr>
+        <w:t xml:space="preserve"> = 2</w:t>
+      </w:r>
+      <w:r>
+        <w:rPr>
+          <w:rFonts w:cstheme="minorHAnsi"/>
+          <w:sz w:val="24"/>
+          <w:szCs w:val="24"/>
+          <w:vertAlign w:val="superscript"/>
+        </w:rPr>
+        <w:t>3</w:t>
+      </w:r>
+      <w:r>
+        <w:rPr>
+          <w:rFonts w:cstheme="minorHAnsi"/>
+          <w:sz w:val="24"/>
+          <w:szCs w:val="24"/>
+        </w:rPr>
+        <w:t xml:space="preserve"> = 8.</w:t>
+      </w:r>
+    </w:p>
+    <w:p>
+      <w:pPr>
+        <w:spacing w:after="0"/>
+        <w:rPr>
+          <w:rFonts w:cstheme="minorHAnsi"/>
+          <w:sz w:val="24"/>
+          <w:szCs w:val="24"/>
+        </w:rPr>
+      </w:pPr>
+      <w:proofErr w:type="gramStart"/>
+      <w:r>
+        <w:rPr>
+          <w:rFonts w:cstheme="minorHAnsi"/>
+          <w:sz w:val="24"/>
+          <w:szCs w:val="24"/>
+        </w:rPr>
+        <w:t>So</w:t>
+      </w:r>
+      <w:proofErr w:type="gramEnd"/>
+      <w:r>
+        <w:rPr>
+          <w:rFonts w:cstheme="minorHAnsi"/>
+          <w:sz w:val="24"/>
+          <w:szCs w:val="24"/>
+        </w:rPr>
+        <w:t xml:space="preserve"> the 1</w:t>
+      </w:r>
+      <w:r>
+        <w:rPr>
+          <w:rFonts w:cstheme="minorHAnsi"/>
+          <w:sz w:val="24"/>
+          <w:szCs w:val="24"/>
+          <w:vertAlign w:val="superscript"/>
+        </w:rPr>
+        <w:t>st</w:t>
+      </w:r>
+      <w:r>
+        <w:rPr>
+          <w:rFonts w:cstheme="minorHAnsi"/>
+          <w:sz w:val="24"/>
+          <w:szCs w:val="24"/>
+        </w:rPr>
+        <w:t xml:space="preserve"> sequence of roots is 2, 10, 18, 26</w:t>
+      </w:r>
+    </w:p>
+    <w:p>
+      <w:pPr>
+        <w:spacing w:after="0"/>
+        <w:rPr>
+          <w:rFonts w:cstheme="minorHAnsi"/>
+          <w:sz w:val="24"/>
+          <w:szCs w:val="24"/>
+        </w:rPr>
+      </w:pPr>
+      <w:r>
+        <w:rPr>
+          <w:rFonts w:cstheme="minorHAnsi"/>
+          <w:sz w:val="24"/>
+          <w:szCs w:val="24"/>
+        </w:rPr>
+        <w:t>The second set of roots is 32-r</w:t>
+      </w:r>
+      <w:r>
+        <w:rPr>
+          <w:rFonts w:cstheme="minorHAnsi"/>
+          <w:sz w:val="24"/>
+          <w:szCs w:val="24"/>
+          <w:vertAlign w:val="subscript"/>
+        </w:rPr>
+        <w:t>1</w:t>
+      </w:r>
+      <w:r>
+        <w:rPr>
+          <w:rFonts w:cstheme="minorHAnsi"/>
+          <w:sz w:val="24"/>
+          <w:szCs w:val="24"/>
+        </w:rPr>
+        <w:t>, 32-r</w:t>
+      </w:r>
+      <w:r>
+        <w:rPr>
+          <w:rFonts w:cstheme="minorHAnsi"/>
+          <w:sz w:val="24"/>
+          <w:szCs w:val="24"/>
+          <w:vertAlign w:val="subscript"/>
+        </w:rPr>
+        <w:t>2</w:t>
+      </w:r>
+      <w:r>
+        <w:rPr>
+          <w:rFonts w:cstheme="minorHAnsi"/>
+          <w:sz w:val="24"/>
+          <w:szCs w:val="24"/>
+        </w:rPr>
+        <w:t>, …</w:t>
+      </w:r>
+      <w:r>
+        <w:rPr>
+          <w:rFonts w:cstheme="minorHAnsi"/>
+          <w:sz w:val="24"/>
+          <w:szCs w:val="24"/>
+        </w:rPr>
+        <w:t xml:space="preserve">etc. </w:t>
       </w:r>
       <w:r>
         <w:rPr>
@@ -8748,13 +9129,60 @@
         </w:rPr>
         <w:t xml:space="preserve"> </w:t>
       </w:r>
-      <w:r>
-        <w:rPr>
-          <w:sz w:val="24"/>
-          <w:szCs w:val="24"/>
-        </w:rPr>
-        <w:br/>
-      </w:r>
+      <w:proofErr w:type="gramStart"/>
+      <w:r>
+        <w:rPr>
+          <w:rFonts w:cstheme="minorHAnsi"/>
+          <w:sz w:val="24"/>
+          <w:szCs w:val="24"/>
+        </w:rPr>
+        <w:t>i.e.</w:t>
+      </w:r>
+      <w:proofErr w:type="gramEnd"/>
+      <w:r>
+        <w:rPr>
+          <w:rFonts w:cstheme="minorHAnsi"/>
+          <w:sz w:val="24"/>
+          <w:szCs w:val="24"/>
+        </w:rPr>
+        <w:t xml:space="preserve"> 30, 22, 14, 6.</w:t>
+      </w:r>
+    </w:p>
+    <w:p>
+      <w:pPr>
+        <w:spacing w:after="0"/>
+        <w:rPr>
+          <w:sz w:val="24"/>
+          <w:szCs w:val="24"/>
+        </w:rPr>
+      </w:pPr>
+      <w:proofErr w:type="gramStart"/>
+      <w:r>
+        <w:rPr>
+          <w:rFonts w:cstheme="minorHAnsi"/>
+          <w:sz w:val="24"/>
+          <w:szCs w:val="24"/>
+        </w:rPr>
+        <w:t>So</w:t>
+      </w:r>
+      <w:proofErr w:type="gramEnd"/>
+      <w:r>
+        <w:rPr>
+          <w:rFonts w:cstheme="minorHAnsi"/>
+          <w:sz w:val="24"/>
+          <w:szCs w:val="24"/>
+        </w:rPr>
+        <w:t xml:space="preserve"> we have:</w:t>
+      </w:r>
+    </w:p>
+    <w:p>
+      <w:pPr>
+        <w:spacing w:after="0"/>
+        <w:rPr>
+          <w:sz w:val="24"/>
+          <w:szCs w:val="24"/>
+        </w:rPr>
+      </w:pPr>
       <w:proofErr w:type="spellStart"/>
       <w:proofErr w:type="gramStart"/>
       <w:r>
@@ -8778,352 +9206,46 @@
           <w:sz w:val="24"/>
           <w:szCs w:val="24"/>
         </w:rPr>
-        <w:t>1, 32) = 1, 31, 15, 17,</w:t>
+        <w:t>4, 32) = 2, 30, 10, 22, 18, 14, 26, 6,</w:t>
       </w:r>
     </w:p>
     <w:p>
       <w:pPr>
         <w:spacing w:after="0"/>
         <w:rPr>
-          <w:sz w:val="24"/>
-          <w:szCs w:val="24"/>
-        </w:rPr>
-      </w:pPr>
-      <w:r>
-        <w:rPr>
-          <w:sz w:val="24"/>
-          <w:szCs w:val="24"/>
-        </w:rPr>
-        <w:t>We only need the 1</w:t>
-      </w:r>
-      <w:r>
-        <w:rPr>
-          <w:sz w:val="24"/>
-          <w:szCs w:val="24"/>
-          <w:vertAlign w:val="superscript"/>
-        </w:rPr>
-        <w:t>st</w:t>
-      </w:r>
-      <w:r>
-        <w:rPr>
-          <w:sz w:val="24"/>
-          <w:szCs w:val="24"/>
-        </w:rPr>
-        <w:t xml:space="preserve"> root </w:t>
-      </w:r>
-      <w:r>
-        <w:rPr>
-          <w:b/>
-          <w:i/>
-          <w:sz w:val="24"/>
-          <w:szCs w:val="24"/>
-        </w:rPr>
-        <w:t>r=1</w:t>
-      </w:r>
-      <w:r>
-        <w:rPr>
-          <w:sz w:val="24"/>
-          <w:szCs w:val="24"/>
-        </w:rPr>
-        <w:t>.</w:t>
-      </w:r>
-    </w:p>
-    <w:p>
-      <w:pPr>
-        <w:spacing w:after="0"/>
-        <w:rPr>
-          <w:sz w:val="24"/>
-          <w:szCs w:val="24"/>
-        </w:rPr>
-      </w:pPr>
-    </w:p>
-    <w:p>
-      <w:pPr>
-        <w:spacing w:after="0"/>
-        <w:rPr>
-          <w:rFonts w:cstheme="minorHAnsi"/>
-          <w:sz w:val="24"/>
-          <w:szCs w:val="24"/>
-        </w:rPr>
-      </w:pPr>
-      <w:r>
-        <w:rPr>
-          <w:sz w:val="24"/>
-          <w:szCs w:val="24"/>
-        </w:rPr>
-        <w:t>Use step2</w:t>
-      </w:r>
-      <w:r>
-        <w:rPr>
-          <w:sz w:val="24"/>
-          <w:szCs w:val="24"/>
-        </w:rPr>
-        <w:t>(</w:t>
-      </w:r>
-      <w:r>
-        <w:rPr>
-          <w:sz w:val="24"/>
-          <w:szCs w:val="24"/>
-        </w:rPr>
-        <w:t xml:space="preserve">b)2 to solve </w:t>
-      </w:r>
-      <w:r>
-        <w:rPr>
-          <w:rFonts w:cstheme="minorHAnsi"/>
-          <w:b/>
-          <w:i/>
-          <w:sz w:val="24"/>
-          <w:szCs w:val="24"/>
-        </w:rPr>
-        <w:t>x</w:t>
-      </w:r>
-      <w:r>
-        <w:rPr>
-          <w:rFonts w:cstheme="minorHAnsi"/>
-          <w:b/>
-          <w:i/>
-          <w:sz w:val="24"/>
-          <w:szCs w:val="24"/>
-          <w:vertAlign w:val="superscript"/>
-        </w:rPr>
-        <w:t>2</w:t>
-      </w:r>
-      <w:r>
-        <w:rPr>
-          <w:rFonts w:cstheme="minorHAnsi"/>
-          <w:b/>
-          <w:i/>
-          <w:sz w:val="24"/>
-          <w:szCs w:val="24"/>
-        </w:rPr>
-        <w:t xml:space="preserve"> ≡ 4 (mod 32)</w:t>
-      </w:r>
-    </w:p>
-    <w:p>
-      <w:pPr>
-        <w:spacing w:after="0"/>
-        <w:rPr>
-          <w:rFonts w:cstheme="minorHAnsi"/>
-          <w:sz w:val="24"/>
-          <w:szCs w:val="24"/>
-        </w:rPr>
-      </w:pPr>
-      <w:r>
-        <w:rPr>
-          <w:rFonts w:cstheme="minorHAnsi"/>
-          <w:sz w:val="24"/>
-          <w:szCs w:val="24"/>
-        </w:rPr>
-        <w:t xml:space="preserve">We have p=2, k=2, </w:t>
-      </w:r>
-      <w:proofErr w:type="spellStart"/>
-      <w:r>
-        <w:rPr>
-          <w:rFonts w:cstheme="minorHAnsi"/>
-          <w:sz w:val="24"/>
-          <w:szCs w:val="24"/>
-        </w:rPr>
-        <w:t>i</w:t>
-      </w:r>
-      <w:proofErr w:type="spellEnd"/>
-      <w:r>
-        <w:rPr>
-          <w:rFonts w:cstheme="minorHAnsi"/>
-          <w:sz w:val="24"/>
-          <w:szCs w:val="24"/>
-        </w:rPr>
-        <w:t xml:space="preserve">=5, so </w:t>
-      </w:r>
-      <w:r>
-        <w:rPr>
-          <w:rFonts w:cstheme="minorHAnsi"/>
-          <w:sz w:val="24"/>
-          <w:szCs w:val="24"/>
-        </w:rPr>
-        <w:t>common difference</w:t>
-      </w:r>
-      <w:r>
-        <w:rPr>
-          <w:rFonts w:cstheme="minorHAnsi"/>
-          <w:sz w:val="24"/>
-          <w:szCs w:val="24"/>
-        </w:rPr>
-        <w:t xml:space="preserve"> = 2</w:t>
-      </w:r>
-      <w:r>
-        <w:rPr>
-          <w:rFonts w:cstheme="minorHAnsi"/>
-          <w:sz w:val="24"/>
-          <w:szCs w:val="24"/>
-          <w:vertAlign w:val="superscript"/>
-        </w:rPr>
-        <w:t>3</w:t>
-      </w:r>
-      <w:r>
-        <w:rPr>
-          <w:rFonts w:cstheme="minorHAnsi"/>
-          <w:sz w:val="24"/>
-          <w:szCs w:val="24"/>
-        </w:rPr>
-        <w:t xml:space="preserve"> = 8.</w:t>
-      </w:r>
-    </w:p>
-    <w:p>
-      <w:pPr>
-        <w:spacing w:after="0"/>
-        <w:rPr>
-          <w:rFonts w:cstheme="minorHAnsi"/>
-          <w:sz w:val="24"/>
-          <w:szCs w:val="24"/>
-        </w:rPr>
-      </w:pPr>
-      <w:proofErr w:type="gramStart"/>
-      <w:r>
-        <w:rPr>
-          <w:rFonts w:cstheme="minorHAnsi"/>
-          <w:sz w:val="24"/>
-          <w:szCs w:val="24"/>
-        </w:rPr>
-        <w:t>So</w:t>
-      </w:r>
-      <w:proofErr w:type="gramEnd"/>
-      <w:r>
-        <w:rPr>
-          <w:rFonts w:cstheme="minorHAnsi"/>
-          <w:sz w:val="24"/>
-          <w:szCs w:val="24"/>
-        </w:rPr>
-        <w:t xml:space="preserve"> the 1</w:t>
-      </w:r>
-      <w:r>
-        <w:rPr>
-          <w:rFonts w:cstheme="minorHAnsi"/>
-          <w:sz w:val="24"/>
-          <w:szCs w:val="24"/>
-          <w:vertAlign w:val="superscript"/>
-        </w:rPr>
-        <w:t>st</w:t>
-      </w:r>
-      <w:r>
-        <w:rPr>
-          <w:rFonts w:cstheme="minorHAnsi"/>
-          <w:sz w:val="24"/>
-          <w:szCs w:val="24"/>
-        </w:rPr>
-        <w:t xml:space="preserve"> sequence of roots is 2, 10, 18, 26</w:t>
-      </w:r>
-    </w:p>
-    <w:p>
-      <w:pPr>
-        <w:spacing w:after="0"/>
-        <w:rPr>
-          <w:rFonts w:cstheme="minorHAnsi"/>
-          <w:sz w:val="24"/>
-          <w:szCs w:val="24"/>
-        </w:rPr>
-      </w:pPr>
-      <w:r>
-        <w:rPr>
-          <w:rFonts w:cstheme="minorHAnsi"/>
-          <w:sz w:val="24"/>
-          <w:szCs w:val="24"/>
-        </w:rPr>
-        <w:t>The second set of roots is 32-r</w:t>
-      </w:r>
-      <w:r>
-        <w:rPr>
-          <w:rFonts w:cstheme="minorHAnsi"/>
-          <w:sz w:val="24"/>
-          <w:szCs w:val="24"/>
-          <w:vertAlign w:val="subscript"/>
-        </w:rPr>
-        <w:t>1</w:t>
-      </w:r>
-      <w:r>
-        <w:rPr>
-          <w:rFonts w:cstheme="minorHAnsi"/>
-          <w:sz w:val="24"/>
-          <w:szCs w:val="24"/>
-        </w:rPr>
-        <w:t>, 32-r</w:t>
-      </w:r>
-      <w:r>
-        <w:rPr>
-          <w:rFonts w:cstheme="minorHAnsi"/>
-          <w:sz w:val="24"/>
-          <w:szCs w:val="24"/>
-          <w:vertAlign w:val="subscript"/>
-        </w:rPr>
-        <w:t>2</w:t>
-      </w:r>
-      <w:r>
-        <w:rPr>
-          <w:rFonts w:cstheme="minorHAnsi"/>
-          <w:sz w:val="24"/>
-          <w:szCs w:val="24"/>
-        </w:rPr>
-        <w:t>, …</w:t>
-      </w:r>
-      <w:r>
-        <w:rPr>
-          <w:rFonts w:cstheme="minorHAnsi"/>
-          <w:sz w:val="24"/>
-          <w:szCs w:val="24"/>
-        </w:rPr>
-        <w:t xml:space="preserve">etc. </w:t>
-      </w:r>
-      <w:r>
-        <w:rPr>
-          <w:rFonts w:cstheme="minorHAnsi"/>
+          <w:i/>
+          <w:sz w:val="24"/>
+          <w:szCs w:val="24"/>
+        </w:rPr>
+      </w:pPr>
+      <w:r>
+        <w:rPr>
+          <w:sz w:val="24"/>
+          <w:szCs w:val="24"/>
+        </w:rPr>
+        <w:t>M</w:t>
+      </w:r>
+      <w:r>
+        <w:rPr>
+          <w:sz w:val="24"/>
+          <w:szCs w:val="24"/>
+        </w:rPr>
+        <w:t>ultiplying each root by 1 we have the same</w:t>
+      </w:r>
+      <w:r>
+        <w:rPr>
           <w:sz w:val="24"/>
           <w:szCs w:val="24"/>
         </w:rPr>
         <w:t xml:space="preserve"> </w:t>
       </w:r>
-      <w:proofErr w:type="gramStart"/>
-      <w:r>
-        <w:rPr>
-          <w:rFonts w:cstheme="minorHAnsi"/>
-          <w:sz w:val="24"/>
-          <w:szCs w:val="24"/>
-        </w:rPr>
-        <w:t>i.e.</w:t>
-      </w:r>
-      <w:proofErr w:type="gramEnd"/>
-      <w:r>
-        <w:rPr>
-          <w:rFonts w:cstheme="minorHAnsi"/>
-          <w:sz w:val="24"/>
-          <w:szCs w:val="24"/>
-        </w:rPr>
-        <w:t xml:space="preserve"> 30, 22, 14, 6.</w:t>
-      </w:r>
-    </w:p>
-    <w:p>
-      <w:pPr>
-        <w:spacing w:after="0"/>
-        <w:rPr>
-          <w:sz w:val="24"/>
-          <w:szCs w:val="24"/>
-        </w:rPr>
-      </w:pPr>
-      <w:proofErr w:type="gramStart"/>
-      <w:r>
-        <w:rPr>
-          <w:rFonts w:cstheme="minorHAnsi"/>
-          <w:sz w:val="24"/>
-          <w:szCs w:val="24"/>
-        </w:rPr>
-        <w:t>So</w:t>
-      </w:r>
-      <w:proofErr w:type="gramEnd"/>
-      <w:r>
-        <w:rPr>
-          <w:rFonts w:cstheme="minorHAnsi"/>
-          <w:sz w:val="24"/>
-          <w:szCs w:val="24"/>
-        </w:rPr>
-        <w:t xml:space="preserve"> we have:</w:t>
+      <w:r>
+        <w:rPr>
+          <w:i/>
+          <w:sz w:val="24"/>
+          <w:szCs w:val="24"/>
+        </w:rPr>
+        <w:t>(Working by hand this step would be skipped)</w:t>
       </w:r>
     </w:p>
     <w:p>
@@ -9157,31 +9279,71 @@
           <w:sz w:val="24"/>
           <w:szCs w:val="24"/>
         </w:rPr>
-        <w:t>4, 32) = 2, 30, 10, 22, 18, 14, 26, 6,</w:t>
+        <w:t xml:space="preserve">4, 32) = </w:t>
+      </w:r>
+      <w:r>
+        <w:rPr>
+          <w:b/>
+          <w:i/>
+          <w:sz w:val="24"/>
+          <w:szCs w:val="24"/>
+        </w:rPr>
+        <w:t>2, 30, 10, 22, 18, 14, 26, 6</w:t>
+      </w:r>
+      <w:r>
+        <w:rPr>
+          <w:sz w:val="24"/>
+          <w:szCs w:val="24"/>
+        </w:rPr>
+        <w:t xml:space="preserve">.  More concisely: the roots are </w:t>
+      </w:r>
+      <w:r>
+        <w:rPr>
+          <w:rFonts w:cstheme="minorHAnsi"/>
+          <w:sz w:val="24"/>
+          <w:szCs w:val="24"/>
+        </w:rPr>
+        <w:t>±</w:t>
+      </w:r>
+      <w:r>
+        <w:rPr>
+          <w:sz w:val="24"/>
+          <w:szCs w:val="24"/>
+        </w:rPr>
+        <w:t>2 (mod 4)</w:t>
       </w:r>
     </w:p>
     <w:p>
       <w:pPr>
         <w:spacing w:after="0"/>
         <w:rPr>
-          <w:i/>
-          <w:sz w:val="24"/>
-          <w:szCs w:val="24"/>
-        </w:rPr>
-      </w:pPr>
-      <w:r>
-        <w:rPr>
-          <w:sz w:val="24"/>
-          <w:szCs w:val="24"/>
-        </w:rPr>
-        <w:t>M</w:t>
-      </w:r>
-      <w:r>
-        <w:rPr>
-          <w:sz w:val="24"/>
-          <w:szCs w:val="24"/>
-        </w:rPr>
-        <w:t>ultiplying each root by 1 we have the same</w:t>
+          <w:sz w:val="24"/>
+          <w:szCs w:val="24"/>
+        </w:rPr>
+      </w:pPr>
+    </w:p>
+    <w:p>
+      <w:pPr>
+        <w:spacing w:after="0"/>
+        <w:rPr>
+          <w:sz w:val="24"/>
+          <w:szCs w:val="24"/>
+        </w:rPr>
+      </w:pPr>
+      <w:r>
+        <w:rPr>
+          <w:sz w:val="24"/>
+          <w:szCs w:val="24"/>
+        </w:rPr>
+        <w:t>Use step 2(b) to solve x</w:t>
+      </w:r>
+      <w:r>
+        <w:rPr>
+          <w:sz w:val="24"/>
+          <w:szCs w:val="24"/>
+          <w:vertAlign w:val="superscript"/>
+        </w:rPr>
+        <w:t>2</w:t>
       </w:r>
       <w:r>
         <w:rPr>
@@ -9192,11 +9354,18 @@
       </w:r>
       <w:r>
         <w:rPr>
-          <w:i/>
-          <w:sz w:val="24"/>
-          <w:szCs w:val="24"/>
-        </w:rPr>
-        <w:t>(Working by hand this step would be skipped)</w:t>
+          <w:rFonts w:cstheme="minorHAnsi"/>
+          <w:sz w:val="24"/>
+          <w:szCs w:val="24"/>
+        </w:rPr>
+        <w:t>≡</w:t>
+      </w:r>
+      <w:r>
+        <w:rPr>
+          <w:sz w:val="24"/>
+          <w:szCs w:val="24"/>
+        </w:rPr>
+        <w:t xml:space="preserve"> 36 modulo 243.</w:t>
       </w:r>
     </w:p>
     <w:p>
@@ -9207,142 +9376,13 @@
           <w:szCs w:val="24"/>
         </w:rPr>
       </w:pPr>
-      <w:proofErr w:type="spellStart"/>
       <w:proofErr w:type="gramStart"/>
       <w:r>
         <w:rPr>
           <w:sz w:val="24"/>
           <w:szCs w:val="24"/>
         </w:rPr>
-        <w:t>modsqrt</w:t>
-      </w:r>
-      <w:proofErr w:type="spellEnd"/>
-      <w:r>
-        <w:rPr>
-          <w:sz w:val="24"/>
-          <w:szCs w:val="24"/>
-        </w:rPr>
-        <w:t>(</w:t>
-      </w:r>
-      <w:proofErr w:type="gramEnd"/>
-      <w:r>
-        <w:rPr>
-          <w:sz w:val="24"/>
-          <w:szCs w:val="24"/>
-        </w:rPr>
-        <w:t xml:space="preserve">4, 32) = </w:t>
-      </w:r>
-      <w:r>
-        <w:rPr>
-          <w:b/>
-          <w:i/>
-          <w:sz w:val="24"/>
-          <w:szCs w:val="24"/>
-        </w:rPr>
-        <w:t>2, 30, 10, 22, 18, 14, 26, 6</w:t>
-      </w:r>
-      <w:r>
-        <w:rPr>
-          <w:sz w:val="24"/>
-          <w:szCs w:val="24"/>
-        </w:rPr>
-        <w:t xml:space="preserve">.  More concisely: the roots are </w:t>
-      </w:r>
-      <w:r>
-        <w:rPr>
-          <w:rFonts w:cstheme="minorHAnsi"/>
-          <w:sz w:val="24"/>
-          <w:szCs w:val="24"/>
-        </w:rPr>
-        <w:t>±</w:t>
-      </w:r>
-      <w:r>
-        <w:rPr>
-          <w:sz w:val="24"/>
-          <w:szCs w:val="24"/>
-        </w:rPr>
-        <w:t>2 (mod 4)</w:t>
-      </w:r>
-    </w:p>
-    <w:p>
-      <w:pPr>
-        <w:spacing w:after="0"/>
-        <w:rPr>
-          <w:sz w:val="24"/>
-          <w:szCs w:val="24"/>
-        </w:rPr>
-      </w:pPr>
-    </w:p>
-    <w:p>
-      <w:pPr>
-        <w:spacing w:after="0"/>
-        <w:rPr>
-          <w:sz w:val="24"/>
-          <w:szCs w:val="24"/>
-        </w:rPr>
-      </w:pPr>
-      <w:r>
-        <w:rPr>
-          <w:sz w:val="24"/>
-          <w:szCs w:val="24"/>
-        </w:rPr>
-        <w:t>Use step 2(b) to solve x</w:t>
-      </w:r>
-      <w:r>
-        <w:rPr>
-          <w:sz w:val="24"/>
-          <w:szCs w:val="24"/>
-          <w:vertAlign w:val="superscript"/>
-        </w:rPr>
-        <w:t>2</w:t>
-      </w:r>
-      <w:r>
-        <w:rPr>
-          <w:sz w:val="24"/>
-          <w:szCs w:val="24"/>
-        </w:rPr>
-        <w:t xml:space="preserve"> </w:t>
-      </w:r>
-      <w:r>
-        <w:rPr>
-          <w:rFonts w:cstheme="minorHAnsi"/>
-          <w:sz w:val="24"/>
-          <w:szCs w:val="24"/>
-        </w:rPr>
-        <w:t>≡</w:t>
-      </w:r>
-      <w:r>
-        <w:rPr>
-          <w:sz w:val="24"/>
-          <w:szCs w:val="24"/>
-        </w:rPr>
-        <w:t xml:space="preserve"> 36 modulo 243.</w:t>
-      </w:r>
-    </w:p>
-    <w:p>
-      <w:pPr>
-        <w:spacing w:after="0"/>
-        <w:rPr>
-          <w:sz w:val="24"/>
-          <w:szCs w:val="24"/>
-        </w:rPr>
-      </w:pPr>
-      <w:proofErr w:type="spellStart"/>
-      <w:proofErr w:type="gramStart"/>
-      <w:r>
-        <w:rPr>
-          <w:sz w:val="24"/>
-          <w:szCs w:val="24"/>
-        </w:rPr>
-        <w:t>Gcd</w:t>
-      </w:r>
-      <w:proofErr w:type="spellEnd"/>
-      <w:r>
-        <w:rPr>
-          <w:sz w:val="24"/>
-          <w:szCs w:val="24"/>
-        </w:rPr>
-        <w:t>(</w:t>
+        <w:t>Gcd(</w:t>
       </w:r>
       <w:proofErr w:type="gramEnd"/>
       <w:r>

--- a/BigIntCalculator/Modular square root.docx
+++ b/BigIntCalculator/Modular square root.docx
@@ -7,7 +7,13 @@
         <w:pStyle w:val="Heading1"/>
       </w:pPr>
       <w:r>
-        <w:t xml:space="preserve">Modular square root: find </w:t>
+        <w:t xml:space="preserve">Modular square root: </w:t>
+      </w:r>
+      <w:r>
+        <w:br/>
+      </w:r>
+      <w:r>
+        <w:t xml:space="preserve">find </w:t>
       </w:r>
       <w:r>
         <w:rPr>
@@ -409,7 +415,35 @@
           <w:sz w:val="24"/>
           <w:szCs w:val="24"/>
         </w:rPr>
-        <w:t xml:space="preserve">s, there are no roots modulo </w:t>
+        <w:t>s</w:t>
+      </w:r>
+      <w:r>
+        <w:rPr>
+          <w:rFonts w:cstheme="minorHAnsi"/>
+          <w:sz w:val="24"/>
+          <w:szCs w:val="24"/>
+        </w:rPr>
+        <w:t xml:space="preserve"> </w:t>
+      </w:r>
+      <w:r>
+        <w:rPr>
+          <w:rFonts w:cstheme="minorHAnsi"/>
+          <w:b/>
+          <w:bCs/>
+          <w:i/>
+          <w:iCs/>
+          <w:sz w:val="24"/>
+          <w:szCs w:val="24"/>
+        </w:rPr>
+        <w:t>p</w:t>
+      </w:r>
+      <w:r>
+        <w:rPr>
+          <w:rFonts w:cstheme="minorHAnsi"/>
+          <w:sz w:val="24"/>
+          <w:szCs w:val="24"/>
+        </w:rPr>
+        <w:t xml:space="preserve">, there are no roots modulo </w:t>
       </w:r>
       <w:r>
         <w:rPr>
@@ -481,31 +515,55 @@
           <w:sz w:val="24"/>
           <w:szCs w:val="24"/>
         </w:rPr>
-        <w:t xml:space="preserve"> obtained </w:t>
-      </w:r>
-      <w:r>
-        <w:rPr>
-          <w:rFonts w:cstheme="minorHAnsi"/>
-          <w:sz w:val="24"/>
-          <w:szCs w:val="24"/>
-        </w:rPr>
-        <w:t xml:space="preserve">separately for each unique prime </w:t>
-      </w:r>
-      <w:r>
-        <w:rPr>
-          <w:rFonts w:cstheme="minorHAnsi"/>
-          <w:sz w:val="24"/>
-          <w:szCs w:val="24"/>
-        </w:rPr>
-        <w:t xml:space="preserve">factor </w:t>
-      </w:r>
-      <w:r>
-        <w:rPr>
-          <w:rFonts w:cstheme="minorHAnsi"/>
-          <w:sz w:val="24"/>
-          <w:szCs w:val="24"/>
-        </w:rPr>
-        <w:t>in step 2</w:t>
+        <w:t xml:space="preserve"> obtained</w:t>
+      </w:r>
+      <w:r>
+        <w:rPr>
+          <w:rFonts w:cstheme="minorHAnsi"/>
+          <w:sz w:val="24"/>
+          <w:szCs w:val="24"/>
+        </w:rPr>
+        <w:t xml:space="preserve"> </w:t>
+      </w:r>
+      <w:r>
+        <w:rPr>
+          <w:rFonts w:cstheme="minorHAnsi"/>
+          <w:sz w:val="24"/>
+          <w:szCs w:val="24"/>
+        </w:rPr>
+        <w:t>separately</w:t>
+      </w:r>
+      <w:r>
+        <w:rPr>
+          <w:rFonts w:cstheme="minorHAnsi"/>
+          <w:sz w:val="24"/>
+          <w:szCs w:val="24"/>
+        </w:rPr>
+        <w:t xml:space="preserve"> </w:t>
+      </w:r>
+      <w:r>
+        <w:rPr>
+          <w:rFonts w:cstheme="minorHAnsi"/>
+          <w:sz w:val="24"/>
+          <w:szCs w:val="24"/>
+        </w:rPr>
+        <w:t xml:space="preserve">for each unique prime </w:t>
+      </w:r>
+      <w:r>
+        <w:rPr>
+          <w:rFonts w:cstheme="minorHAnsi"/>
+          <w:sz w:val="24"/>
+          <w:szCs w:val="24"/>
+        </w:rPr>
+        <w:t>factor</w:t>
+      </w:r>
+      <w:r>
+        <w:rPr>
+          <w:rFonts w:cstheme="minorHAnsi"/>
+          <w:sz w:val="24"/>
+          <w:szCs w:val="24"/>
+        </w:rPr>
+        <w:t xml:space="preserve"> in step 2</w:t>
       </w:r>
       <w:r>
         <w:rPr>
@@ -896,7 +954,39 @@
           <w:sz w:val="24"/>
           <w:szCs w:val="24"/>
         </w:rPr>
-        <w:t xml:space="preserve">then there is a corresponding solution </w:t>
+        <w:t xml:space="preserve">then there </w:t>
+      </w:r>
+      <w:r>
+        <w:rPr>
+          <w:rFonts w:cstheme="minorHAnsi"/>
+          <w:sz w:val="24"/>
+          <w:szCs w:val="24"/>
+        </w:rPr>
+        <w:t>are</w:t>
+      </w:r>
+      <w:r>
+        <w:rPr>
+          <w:rFonts w:cstheme="minorHAnsi"/>
+          <w:sz w:val="24"/>
+          <w:szCs w:val="24"/>
+        </w:rPr>
+        <w:t xml:space="preserve"> corresponding solution</w:t>
+      </w:r>
+      <w:r>
+        <w:rPr>
+          <w:rFonts w:cstheme="minorHAnsi"/>
+          <w:sz w:val="24"/>
+          <w:szCs w:val="24"/>
+        </w:rPr>
+        <w:t>s</w:t>
+      </w:r>
+      <w:r>
+        <w:rPr>
+          <w:rFonts w:cstheme="minorHAnsi"/>
+          <w:sz w:val="24"/>
+          <w:szCs w:val="24"/>
+        </w:rPr>
+        <w:t xml:space="preserve"> </w:t>
       </w:r>
       <w:r>
         <w:rPr>
@@ -927,7 +1017,7 @@
           <w:sz w:val="24"/>
           <w:szCs w:val="24"/>
         </w:rPr>
-        <w:t>, -r</w:t>
+        <w:t>,</w:t>
       </w:r>
       <w:r>
         <w:rPr>
@@ -936,6 +1026,16 @@
           <w:iCs/>
           <w:sz w:val="24"/>
           <w:szCs w:val="24"/>
+        </w:rPr>
+        <w:t xml:space="preserve"> -r</w:t>
+      </w:r>
+      <w:r>
+        <w:rPr>
+          <w:rFonts w:cstheme="minorHAnsi"/>
+          <w:i/>
+          <w:iCs/>
+          <w:sz w:val="24"/>
+          <w:szCs w:val="24"/>
           <w:vertAlign w:val="subscript"/>
         </w:rPr>
         <w:t>2</w:t>
@@ -951,110 +1051,250 @@
     </w:p>
     <w:p>
       <w:pPr>
-        <w:pStyle w:val="Heading2"/>
-        <w:rPr>
-          <w:rFonts w:cstheme="minorHAnsi"/>
-          <w:sz w:val="24"/>
-          <w:szCs w:val="24"/>
-        </w:rPr>
-      </w:pPr>
-      <w:r>
-        <w:rPr>
-          <w:rFonts w:cstheme="minorHAnsi"/>
-          <w:sz w:val="24"/>
-          <w:szCs w:val="24"/>
-        </w:rPr>
+        <w:pStyle w:val="Heading1"/>
+      </w:pPr>
+      <w:r>
         <w:t>Step 2:</w:t>
       </w:r>
       <w:r>
-        <w:rPr>
-          <w:rFonts w:cstheme="minorHAnsi"/>
-          <w:sz w:val="24"/>
-          <w:szCs w:val="24"/>
-        </w:rPr>
         <w:t xml:space="preserve"> </w:t>
       </w:r>
       <w:r>
-        <w:rPr>
-          <w:rFonts w:cstheme="minorHAnsi"/>
-          <w:sz w:val="24"/>
-          <w:szCs w:val="24"/>
-        </w:rPr>
-        <w:tab/>
-      </w:r>
-    </w:p>
-    <w:p>
-      <w:pPr>
+        <w:t xml:space="preserve"> </w:t>
+      </w:r>
+      <w:r>
+        <w:t xml:space="preserve">For each unique prime factor </w:t>
+      </w:r>
+      <w:r>
+        <w:rPr>
+          <w:i/>
+          <w:iCs/>
+        </w:rPr>
+        <w:t xml:space="preserve">p </w:t>
+      </w:r>
+      <w:r>
+        <w:t xml:space="preserve">of </w:t>
+      </w:r>
+      <w:r>
+        <w:rPr>
+          <w:i/>
+        </w:rPr>
+        <w:t>m</w:t>
+      </w:r>
+      <w:r>
+        <w:t xml:space="preserve">, solve </w:t>
+      </w:r>
+      <w:r>
+        <w:rPr>
+          <w:i/>
+        </w:rPr>
+        <w:t>r</w:t>
+      </w:r>
+      <w:r>
+        <w:rPr>
+          <w:i/>
+          <w:vertAlign w:val="superscript"/>
+        </w:rPr>
+        <w:t>2</w:t>
+      </w:r>
+      <w:r>
+        <w:rPr>
+          <w:i/>
+        </w:rPr>
+        <w:t xml:space="preserve"> ≡ x</w:t>
+      </w:r>
+      <w:r>
+        <w:t xml:space="preserve"> modulo </w:t>
+      </w:r>
+      <w:r>
+        <w:rPr>
+          <w:i/>
+        </w:rPr>
+        <w:t>p</w:t>
+      </w:r>
+      <w:r>
+        <w:rPr>
+          <w:i/>
+          <w:vertAlign w:val="superscript"/>
+        </w:rPr>
+        <w:t>i</w:t>
+      </w:r>
+      <w:r>
+        <w:t xml:space="preserve">: </w:t>
+      </w:r>
+    </w:p>
+    <w:p>
+      <w:pPr>
+        <w:spacing w:before="240"/>
         <w:ind w:left="720"/>
         <w:jc w:val="both"/>
         <w:rPr>
           <w:rFonts w:cstheme="minorHAnsi"/>
-          <w:b/>
-          <w:sz w:val="24"/>
-          <w:szCs w:val="24"/>
-        </w:rPr>
-      </w:pPr>
-      <w:r>
-        <w:rPr>
-          <w:rFonts w:cstheme="minorHAnsi"/>
-          <w:sz w:val="24"/>
-          <w:szCs w:val="24"/>
-        </w:rPr>
-        <w:t xml:space="preserve">For each unique prime factor of </w:t>
-      </w:r>
-      <w:r>
-        <w:rPr>
-          <w:rFonts w:cstheme="minorHAnsi"/>
-          <w:b/>
-          <w:i/>
-          <w:sz w:val="24"/>
-          <w:szCs w:val="24"/>
-        </w:rPr>
-        <w:t>m</w:t>
-      </w:r>
-      <w:r>
-        <w:rPr>
-          <w:rFonts w:cstheme="minorHAnsi"/>
-          <w:sz w:val="24"/>
-          <w:szCs w:val="24"/>
-        </w:rPr>
-        <w:t xml:space="preserve">, solve </w:t>
-      </w:r>
-      <w:r>
-        <w:rPr>
-          <w:rFonts w:cstheme="minorHAnsi"/>
-          <w:b/>
-          <w:i/>
-          <w:sz w:val="24"/>
-          <w:szCs w:val="24"/>
-        </w:rPr>
-        <w:t>r</w:t>
-      </w:r>
-      <w:r>
-        <w:rPr>
-          <w:rFonts w:cstheme="minorHAnsi"/>
-          <w:b/>
+          <w:sz w:val="24"/>
+          <w:szCs w:val="24"/>
+        </w:rPr>
+      </w:pPr>
+      <w:r>
+        <w:rPr>
+          <w:rFonts w:cstheme="minorHAnsi"/>
+          <w:sz w:val="24"/>
+          <w:szCs w:val="24"/>
+        </w:rPr>
+        <w:t xml:space="preserve">If </w:t>
+      </w:r>
+      <w:r>
+        <w:rPr>
+          <w:rFonts w:cstheme="minorHAnsi"/>
+          <w:b/>
+          <w:bCs/>
+          <w:i/>
+          <w:sz w:val="24"/>
+          <w:szCs w:val="24"/>
+        </w:rPr>
+        <w:t>x</w:t>
+      </w:r>
+      <w:r>
+        <w:rPr>
+          <w:rFonts w:cstheme="minorHAnsi"/>
+          <w:sz w:val="24"/>
+          <w:szCs w:val="24"/>
+        </w:rPr>
+        <w:t xml:space="preserve"> is not in the range </w:t>
+      </w:r>
+      <w:r>
+        <w:rPr>
+          <w:rFonts w:cstheme="minorHAnsi"/>
+          <w:b/>
+          <w:bCs/>
+          <w:i/>
+          <w:sz w:val="24"/>
+          <w:szCs w:val="24"/>
+        </w:rPr>
+        <w:t>0 ≤ x &lt; </w:t>
+      </w:r>
+      <w:r>
+        <w:rPr>
+          <w:rFonts w:cstheme="minorHAnsi"/>
+          <w:b/>
+          <w:bCs/>
+          <w:i/>
+          <w:sz w:val="24"/>
+          <w:szCs w:val="24"/>
+        </w:rPr>
+        <w:t>p</w:t>
+      </w:r>
+      <w:r>
+        <w:rPr>
+          <w:rFonts w:cstheme="minorHAnsi"/>
+          <w:b/>
+          <w:bCs/>
           <w:i/>
           <w:sz w:val="24"/>
           <w:szCs w:val="24"/>
           <w:vertAlign w:val="superscript"/>
         </w:rPr>
-        <w:t>2</w:t>
-      </w:r>
-      <w:r>
-        <w:rPr>
-          <w:rFonts w:cstheme="minorHAnsi"/>
-          <w:b/>
-          <w:i/>
-          <w:sz w:val="24"/>
-          <w:szCs w:val="24"/>
-        </w:rPr>
-        <w:t xml:space="preserve"> ≡ x</w:t>
-      </w:r>
-      <w:r>
-        <w:rPr>
-          <w:rFonts w:cstheme="minorHAnsi"/>
-          <w:b/>
+        <w:t>i</w:t>
+      </w:r>
+      <w:r>
+        <w:rPr>
+          <w:rFonts w:cstheme="minorHAnsi"/>
+          <w:sz w:val="24"/>
+          <w:szCs w:val="24"/>
+        </w:rPr>
+        <w:t xml:space="preserve">, ‘normalise’ it by adding or subtracting </w:t>
+      </w:r>
+      <w:r>
+        <w:rPr>
+          <w:rFonts w:cstheme="minorHAnsi"/>
+          <w:b/>
+          <w:i/>
+          <w:iCs/>
+          <w:sz w:val="24"/>
+          <w:szCs w:val="24"/>
+        </w:rPr>
+        <w:t>p</w:t>
+      </w:r>
+      <w:r>
+        <w:rPr>
+          <w:rFonts w:cstheme="minorHAnsi"/>
+          <w:b/>
+          <w:i/>
+          <w:iCs/>
+          <w:sz w:val="24"/>
+          <w:szCs w:val="24"/>
+          <w:vertAlign w:val="superscript"/>
+        </w:rPr>
+        <w:t>i</w:t>
+      </w:r>
+      <w:r>
+        <w:rPr>
+          <w:rFonts w:cstheme="minorHAnsi"/>
+          <w:sz w:val="24"/>
+          <w:szCs w:val="24"/>
+        </w:rPr>
+        <w:t xml:space="preserve"> until it is in range</w:t>
+      </w:r>
+      <w:r>
+        <w:rPr>
+          <w:rFonts w:cstheme="minorHAnsi"/>
+          <w:sz w:val="24"/>
+          <w:szCs w:val="24"/>
+        </w:rPr>
+        <w:t>.</w:t>
+      </w:r>
+    </w:p>
+    <w:p>
+      <w:pPr>
+        <w:ind w:left="720"/>
+        <w:rPr>
+          <w:rFonts w:cstheme="minorHAnsi"/>
+          <w:sz w:val="24"/>
+          <w:szCs w:val="24"/>
+        </w:rPr>
+      </w:pPr>
+      <w:r>
+        <w:rPr>
+          <w:rFonts w:cstheme="minorHAnsi"/>
+          <w:sz w:val="24"/>
+          <w:szCs w:val="24"/>
+        </w:rPr>
+        <w:t xml:space="preserve">If </w:t>
+      </w:r>
+      <w:r>
+        <w:rPr>
+          <w:rFonts w:cstheme="minorHAnsi"/>
+          <w:b/>
+          <w:bCs/>
+          <w:i/>
+          <w:iCs/>
+          <w:sz w:val="24"/>
+          <w:szCs w:val="24"/>
+        </w:rPr>
+        <w:t>i</w:t>
+      </w:r>
+      <w:r>
+        <w:rPr>
+          <w:rFonts w:cstheme="minorHAnsi"/>
+          <w:b/>
+          <w:bCs/>
+          <w:i/>
+          <w:iCs/>
+          <w:sz w:val="24"/>
+          <w:szCs w:val="24"/>
+        </w:rPr>
+        <w:t xml:space="preserve"> = 1</w:t>
+      </w:r>
+      <w:r>
+        <w:rPr>
+          <w:rFonts w:cstheme="minorHAnsi"/>
+          <w:sz w:val="24"/>
+          <w:szCs w:val="24"/>
+        </w:rPr>
+        <w:t xml:space="preserve"> go</w:t>
+      </w:r>
+      <w:r>
+        <w:rPr>
+          <w:rFonts w:cstheme="minorHAnsi"/>
           <w:sz w:val="24"/>
           <w:szCs w:val="24"/>
         </w:rPr>
@@ -1066,12 +1306,72 @@
           <w:sz w:val="24"/>
           <w:szCs w:val="24"/>
         </w:rPr>
-        <w:t>modulo</w:t>
-      </w:r>
-      <w:r>
-        <w:rPr>
-          <w:rFonts w:cstheme="minorHAnsi"/>
-          <w:b/>
+        <w:t>to step 2(a)</w:t>
+      </w:r>
+      <w:r>
+        <w:rPr>
+          <w:rFonts w:cstheme="minorHAnsi"/>
+          <w:sz w:val="24"/>
+          <w:szCs w:val="24"/>
+        </w:rPr>
+        <w:br/>
+        <w:t xml:space="preserve">If </w:t>
+      </w:r>
+      <w:r>
+        <w:rPr>
+          <w:rFonts w:cstheme="minorHAnsi"/>
+          <w:b/>
+          <w:bCs/>
+          <w:i/>
+          <w:iCs/>
+          <w:sz w:val="24"/>
+          <w:szCs w:val="24"/>
+        </w:rPr>
+        <w:t>x = 0</w:t>
+      </w:r>
+      <w:r>
+        <w:rPr>
+          <w:rFonts w:cstheme="minorHAnsi"/>
+          <w:sz w:val="24"/>
+          <w:szCs w:val="24"/>
+        </w:rPr>
+        <w:t xml:space="preserve"> go to step 2(b).</w:t>
+      </w:r>
+      <w:r>
+        <w:rPr>
+          <w:rFonts w:cstheme="minorHAnsi"/>
+          <w:sz w:val="24"/>
+          <w:szCs w:val="24"/>
+        </w:rPr>
+        <w:br/>
+        <w:t xml:space="preserve">If </w:t>
+      </w:r>
+      <w:r>
+        <w:rPr>
+          <w:rFonts w:cstheme="minorHAnsi"/>
+          <w:b/>
+          <w:i/>
+          <w:sz w:val="24"/>
+          <w:szCs w:val="24"/>
+        </w:rPr>
+        <w:t>p</w:t>
+      </w:r>
+      <w:r>
+        <w:rPr>
+          <w:rFonts w:cstheme="minorHAnsi"/>
+          <w:b/>
+          <w:i/>
+          <w:sz w:val="24"/>
+          <w:szCs w:val="24"/>
+          <w:vertAlign w:val="superscript"/>
+        </w:rPr>
+        <w:t>i</w:t>
+      </w:r>
+      <w:r>
+        <w:rPr>
+          <w:rFonts w:cstheme="minorHAnsi"/>
+          <w:b/>
+          <w:i/>
           <w:sz w:val="24"/>
           <w:szCs w:val="24"/>
         </w:rPr>
@@ -1080,131 +1380,77 @@
       <w:r>
         <w:rPr>
           <w:rFonts w:cstheme="minorHAnsi"/>
-          <w:b/>
-          <w:i/>
-          <w:sz w:val="24"/>
-          <w:szCs w:val="24"/>
-        </w:rPr>
-        <w:t>p</w:t>
-      </w:r>
-      <w:r>
-        <w:rPr>
-          <w:rFonts w:cstheme="minorHAnsi"/>
-          <w:b/>
-          <w:i/>
-          <w:sz w:val="24"/>
-          <w:szCs w:val="24"/>
-          <w:vertAlign w:val="superscript"/>
-        </w:rPr>
-        <w:t>i</w:t>
-      </w:r>
-      <w:r>
-        <w:rPr>
-          <w:rFonts w:cstheme="minorHAnsi"/>
-          <w:sz w:val="24"/>
-          <w:szCs w:val="24"/>
-        </w:rPr>
-        <w:t xml:space="preserve">. </w:t>
-      </w:r>
-      <w:r>
-        <w:rPr>
-          <w:rFonts w:cstheme="minorHAnsi"/>
-          <w:sz w:val="24"/>
-          <w:szCs w:val="24"/>
-        </w:rPr>
-        <w:t xml:space="preserve">If </w:t>
-      </w:r>
-      <w:r>
-        <w:rPr>
-          <w:rFonts w:cstheme="minorHAnsi"/>
-          <w:i/>
-          <w:sz w:val="24"/>
-          <w:szCs w:val="24"/>
-        </w:rPr>
-        <w:t>x</w:t>
-      </w:r>
-      <w:r>
-        <w:rPr>
-          <w:rFonts w:cstheme="minorHAnsi"/>
-          <w:sz w:val="24"/>
-          <w:szCs w:val="24"/>
-        </w:rPr>
-        <w:t xml:space="preserve"> is not in the range </w:t>
-      </w:r>
-      <w:r>
-        <w:rPr>
-          <w:rFonts w:cstheme="minorHAnsi"/>
-          <w:i/>
-          <w:sz w:val="24"/>
-          <w:szCs w:val="24"/>
-        </w:rPr>
-        <w:t>0 ≤ x &lt; </w:t>
-      </w:r>
-      <w:r>
-        <w:rPr>
-          <w:rFonts w:cstheme="minorHAnsi"/>
-          <w:i/>
-          <w:sz w:val="24"/>
-          <w:szCs w:val="24"/>
-        </w:rPr>
-        <w:t>p</w:t>
-      </w:r>
-      <w:r>
-        <w:rPr>
-          <w:rFonts w:cstheme="minorHAnsi"/>
-          <w:i/>
-          <w:sz w:val="24"/>
-          <w:szCs w:val="24"/>
-          <w:vertAlign w:val="superscript"/>
-        </w:rPr>
-        <w:t>i</w:t>
-      </w:r>
-      <w:r>
-        <w:rPr>
-          <w:rFonts w:cstheme="minorHAnsi"/>
-          <w:sz w:val="24"/>
-          <w:szCs w:val="24"/>
-        </w:rPr>
-        <w:t xml:space="preserve">, ‘normalise’ it by adding or subtracting </w:t>
-      </w:r>
-      <w:r>
-        <w:rPr>
-          <w:rFonts w:cstheme="minorHAnsi"/>
-          <w:b/>
-          <w:sz w:val="24"/>
-          <w:szCs w:val="24"/>
-        </w:rPr>
-        <w:t>p</w:t>
-      </w:r>
-      <w:r>
-        <w:rPr>
-          <w:rFonts w:cstheme="minorHAnsi"/>
-          <w:b/>
-          <w:sz w:val="24"/>
-          <w:szCs w:val="24"/>
-          <w:vertAlign w:val="superscript"/>
-        </w:rPr>
-        <w:t>i</w:t>
-      </w:r>
-      <w:r>
-        <w:rPr>
-          <w:rFonts w:cstheme="minorHAnsi"/>
-          <w:sz w:val="24"/>
-          <w:szCs w:val="24"/>
-        </w:rPr>
-        <w:t xml:space="preserve"> until it is in range</w:t>
-      </w:r>
-      <w:r>
-        <w:rPr>
-          <w:rFonts w:cstheme="minorHAnsi"/>
-          <w:sz w:val="24"/>
-          <w:szCs w:val="24"/>
-        </w:rPr>
-        <w:t>.</w:t>
-      </w:r>
-    </w:p>
-    <w:p>
-      <w:pPr>
+          <w:sz w:val="24"/>
+          <w:szCs w:val="24"/>
+        </w:rPr>
+        <w:t>and</w:t>
+      </w:r>
+      <w:r>
+        <w:rPr>
+          <w:rFonts w:cstheme="minorHAnsi"/>
+          <w:b/>
+          <w:i/>
+          <w:sz w:val="24"/>
+          <w:szCs w:val="24"/>
+        </w:rPr>
+        <w:t xml:space="preserve"> x</w:t>
+      </w:r>
+      <w:r>
+        <w:rPr>
+          <w:rFonts w:cstheme="minorHAnsi"/>
+          <w:sz w:val="24"/>
+          <w:szCs w:val="24"/>
+        </w:rPr>
+        <w:t xml:space="preserve"> are mutually prime go to step 2(c), if not go to step 2(d)</w:t>
+      </w:r>
+    </w:p>
+    <w:p>
+      <w:pPr>
+        <w:pStyle w:val="Heading3"/>
+        <w:rPr>
+          <w:rFonts w:cstheme="minorHAnsi"/>
+          <w:sz w:val="24"/>
+          <w:szCs w:val="24"/>
+        </w:rPr>
+      </w:pPr>
+      <w:r>
+        <w:rPr>
+          <w:rFonts w:cstheme="minorHAnsi"/>
+          <w:sz w:val="24"/>
+          <w:szCs w:val="24"/>
+        </w:rPr>
+        <w:t>2(a)</w:t>
+      </w:r>
+      <w:r>
+        <w:rPr>
+          <w:rFonts w:cstheme="minorHAnsi"/>
+          <w:sz w:val="24"/>
+          <w:szCs w:val="24"/>
+        </w:rPr>
+        <w:tab/>
+        <w:t xml:space="preserve"> </w:t>
+      </w:r>
+      <w:r>
+        <w:rPr>
+          <w:rFonts w:cstheme="minorHAnsi"/>
+          <w:sz w:val="24"/>
+          <w:szCs w:val="24"/>
+          <w:u w:val="single"/>
+        </w:rPr>
+        <w:t>i =1</w:t>
+      </w:r>
+      <w:r>
+        <w:rPr>
+          <w:rFonts w:cstheme="minorHAnsi"/>
+          <w:sz w:val="24"/>
+          <w:szCs w:val="24"/>
+        </w:rPr>
+        <w:t xml:space="preserve">: </w:t>
+      </w:r>
+    </w:p>
+    <w:p>
+      <w:pPr>
+        <w:spacing w:before="240"/>
         <w:ind w:left="720"/>
         <w:jc w:val="both"/>
         <w:rPr>
@@ -1219,210 +1465,354 @@
           <w:sz w:val="24"/>
           <w:szCs w:val="24"/>
         </w:rPr>
+        <w:t>this is the simplest case:</w:t>
+      </w:r>
+    </w:p>
+    <w:p>
+      <w:pPr>
+        <w:spacing w:before="240"/>
+        <w:ind w:left="720"/>
+        <w:rPr>
+          <w:rFonts w:cstheme="minorHAnsi"/>
+          <w:sz w:val="24"/>
+          <w:szCs w:val="24"/>
+        </w:rPr>
+      </w:pPr>
+      <w:r>
+        <w:rPr>
+          <w:rFonts w:cstheme="minorHAnsi"/>
+          <w:sz w:val="24"/>
+          <w:szCs w:val="24"/>
+        </w:rPr>
+        <w:t xml:space="preserve">if </w:t>
+      </w:r>
+      <w:r>
+        <w:rPr>
+          <w:rFonts w:cstheme="minorHAnsi"/>
+          <w:b/>
+          <w:bCs/>
+          <w:i/>
+          <w:iCs/>
+          <w:sz w:val="24"/>
+          <w:szCs w:val="24"/>
+        </w:rPr>
+        <w:t>x = 0</w:t>
+      </w:r>
+      <w:r>
+        <w:rPr>
+          <w:rFonts w:cstheme="minorHAnsi"/>
+          <w:sz w:val="24"/>
+          <w:szCs w:val="24"/>
+        </w:rPr>
+        <w:t>, r=0</w:t>
+      </w:r>
+      <w:r>
+        <w:rPr>
+          <w:rFonts w:cstheme="minorHAnsi"/>
+          <w:sz w:val="24"/>
+          <w:szCs w:val="24"/>
+        </w:rPr>
+        <w:br/>
         <w:t xml:space="preserve">If </w:t>
       </w:r>
       <w:r>
         <w:rPr>
           <w:rFonts w:cstheme="minorHAnsi"/>
           <w:b/>
-          <w:i/>
-          <w:sz w:val="24"/>
-          <w:szCs w:val="24"/>
-        </w:rPr>
-        <w:t>x = 0</w:t>
-      </w:r>
-      <w:r>
-        <w:rPr>
-          <w:rFonts w:cstheme="minorHAnsi"/>
-          <w:sz w:val="24"/>
-          <w:szCs w:val="24"/>
-        </w:rPr>
-        <w:t xml:space="preserve">, the smallest root is 0. Any other roots form an arithmetic progression where the </w:t>
-      </w:r>
-      <w:r>
-        <w:rPr>
-          <w:rFonts w:cstheme="minorHAnsi"/>
-          <w:sz w:val="24"/>
-          <w:szCs w:val="24"/>
-        </w:rPr>
-        <w:t>common difference</w:t>
-      </w:r>
-      <w:r>
-        <w:rPr>
-          <w:rFonts w:cstheme="minorHAnsi"/>
-          <w:sz w:val="24"/>
-          <w:szCs w:val="24"/>
-        </w:rPr>
-        <w:t xml:space="preserve"> is the smallest </w:t>
-      </w:r>
-      <w:r>
-        <w:rPr>
-          <w:rFonts w:cstheme="minorHAnsi"/>
-          <w:sz w:val="24"/>
-          <w:szCs w:val="24"/>
-        </w:rPr>
-        <w:t>power of</w:t>
-      </w:r>
-      <w:r>
-        <w:rPr>
-          <w:rFonts w:cstheme="minorHAnsi"/>
-          <w:sz w:val="24"/>
-          <w:szCs w:val="24"/>
-        </w:rPr>
+          <w:bCs/>
+          <w:i/>
+          <w:iCs/>
+          <w:sz w:val="24"/>
+          <w:szCs w:val="24"/>
+        </w:rPr>
+        <w:t>p=2</w:t>
+      </w:r>
+      <w:r>
+        <w:rPr>
+          <w:rFonts w:cstheme="minorHAnsi"/>
+          <w:sz w:val="24"/>
+          <w:szCs w:val="24"/>
+        </w:rPr>
+        <w:t>, x=0 or 1, and r=x.</w:t>
+      </w:r>
+      <w:r>
+        <w:rPr>
+          <w:rFonts w:cstheme="minorHAnsi"/>
+          <w:sz w:val="24"/>
+          <w:szCs w:val="24"/>
+        </w:rPr>
+        <w:br/>
+        <w:t xml:space="preserve">If the </w:t>
+      </w:r>
+      <w:r>
+        <w:rPr>
+          <w:rFonts w:cstheme="minorHAnsi"/>
+          <w:sz w:val="24"/>
+          <w:szCs w:val="24"/>
+        </w:rPr>
+        <w:t>Jacobi</w:t>
+      </w:r>
+      <w:r>
+        <w:rPr>
+          <w:rFonts w:cstheme="minorHAnsi"/>
+          <w:sz w:val="24"/>
+          <w:szCs w:val="24"/>
+        </w:rPr>
+        <w:t xml:space="preserve"> symbol (x/p) is not 1 there are no solutions.</w:t>
+      </w:r>
+    </w:p>
+    <w:p>
+      <w:pPr>
+        <w:ind w:left="720"/>
+        <w:rPr>
+          <w:rFonts w:cstheme="minorHAnsi"/>
+          <w:sz w:val="24"/>
+          <w:szCs w:val="24"/>
+        </w:rPr>
+      </w:pPr>
+      <w:r>
+        <w:rPr>
+          <w:rFonts w:cstheme="minorHAnsi"/>
+          <w:sz w:val="24"/>
+          <w:szCs w:val="24"/>
+        </w:rPr>
+        <w:t xml:space="preserve">If </w:t>
+      </w:r>
+      <w:r>
+        <w:rPr>
+          <w:rFonts w:cstheme="minorHAnsi"/>
+          <w:b/>
+          <w:bCs/>
+          <w:i/>
+          <w:iCs/>
+          <w:sz w:val="24"/>
+          <w:szCs w:val="24"/>
+        </w:rPr>
+        <w:t>p</w:t>
+      </w:r>
+      <w:r>
+        <w:rPr>
+          <w:rFonts w:cstheme="minorHAnsi"/>
+          <w:sz w:val="24"/>
+          <w:szCs w:val="24"/>
+        </w:rPr>
+        <w:t xml:space="preserve"> is of the form </w:t>
+      </w:r>
+      <w:r>
+        <w:rPr>
+          <w:rFonts w:cstheme="minorHAnsi"/>
+          <w:b/>
+          <w:bCs/>
+          <w:i/>
+          <w:iCs/>
+          <w:sz w:val="24"/>
+          <w:szCs w:val="24"/>
+        </w:rPr>
+        <w:t>4i+3</w:t>
+      </w:r>
+      <w:r>
+        <w:rPr>
+          <w:rFonts w:cstheme="minorHAnsi"/>
+          <w:sz w:val="24"/>
+          <w:szCs w:val="24"/>
+        </w:rPr>
+        <w:t xml:space="preserve"> use the Lagrange Formula to calculate the root.</w:t>
+      </w:r>
+      <w:r>
+        <w:rPr>
+          <w:rFonts w:cstheme="minorHAnsi"/>
+          <w:sz w:val="24"/>
+          <w:szCs w:val="24"/>
+        </w:rPr>
+        <w:br/>
+        <w:t xml:space="preserve">if </w:t>
+      </w:r>
+      <w:r>
+        <w:rPr>
+          <w:rFonts w:cstheme="minorHAnsi"/>
+          <w:b/>
+          <w:bCs/>
+          <w:i/>
+          <w:iCs/>
+          <w:sz w:val="24"/>
+          <w:szCs w:val="24"/>
+        </w:rPr>
+        <w:t>p</w:t>
+      </w:r>
+      <w:r>
+        <w:rPr>
+          <w:rFonts w:cstheme="minorHAnsi"/>
+          <w:sz w:val="24"/>
+          <w:szCs w:val="24"/>
+        </w:rPr>
+        <w:t xml:space="preserve"> is of the form </w:t>
+      </w:r>
+      <w:r>
+        <w:rPr>
+          <w:rFonts w:cstheme="minorHAnsi"/>
+          <w:b/>
+          <w:bCs/>
+          <w:i/>
+          <w:iCs/>
+          <w:sz w:val="24"/>
+          <w:szCs w:val="24"/>
+        </w:rPr>
+        <w:t>8i+5</w:t>
+      </w:r>
+      <w:r>
+        <w:rPr>
+          <w:rFonts w:cstheme="minorHAnsi"/>
+          <w:sz w:val="24"/>
+          <w:szCs w:val="24"/>
+        </w:rPr>
+        <w:t xml:space="preserve"> use the Legendre formula to calculate the root</w:t>
+      </w:r>
+      <w:r>
+        <w:rPr>
+          <w:rFonts w:cstheme="minorHAnsi"/>
+          <w:sz w:val="24"/>
+          <w:szCs w:val="24"/>
+        </w:rPr>
+        <w:br/>
+        <w:t xml:space="preserve">If </w:t>
+      </w:r>
+      <w:r>
+        <w:rPr>
+          <w:rFonts w:cstheme="minorHAnsi"/>
+          <w:b/>
+          <w:bCs/>
+          <w:i/>
+          <w:iCs/>
+          <w:sz w:val="24"/>
+          <w:szCs w:val="24"/>
+        </w:rPr>
+        <w:t>p</w:t>
+      </w:r>
+      <w:r>
+        <w:rPr>
+          <w:rFonts w:cstheme="minorHAnsi"/>
+          <w:sz w:val="24"/>
+          <w:szCs w:val="24"/>
+        </w:rPr>
+        <w:t xml:space="preserve"> is of the form </w:t>
+      </w:r>
+      <w:r>
+        <w:rPr>
+          <w:rFonts w:cstheme="minorHAnsi"/>
+          <w:b/>
+          <w:bCs/>
+          <w:i/>
+          <w:iCs/>
+          <w:sz w:val="24"/>
+          <w:szCs w:val="24"/>
+        </w:rPr>
+        <w:t xml:space="preserve">8i+1 </w:t>
+      </w:r>
+      <w:r>
+        <w:rPr>
+          <w:rFonts w:cstheme="minorHAnsi"/>
+          <w:sz w:val="24"/>
+          <w:szCs w:val="24"/>
+        </w:rPr>
+        <w:t>use the Tonelli-Shanks method..</w:t>
+      </w:r>
+    </w:p>
+    <w:p>
+      <w:pPr>
+        <w:pStyle w:val="Heading3"/>
+        <w:rPr>
+          <w:rFonts w:cstheme="minorHAnsi"/>
+          <w:sz w:val="24"/>
+          <w:szCs w:val="24"/>
+        </w:rPr>
+      </w:pPr>
+      <w:r>
+        <w:rPr>
+          <w:rFonts w:cstheme="minorHAnsi"/>
+          <w:sz w:val="24"/>
+          <w:szCs w:val="24"/>
+        </w:rPr>
+        <w:t>2(b)</w:t>
+      </w:r>
+      <w:r>
+        <w:rPr>
+          <w:rFonts w:cstheme="minorHAnsi"/>
+          <w:sz w:val="24"/>
+          <w:szCs w:val="24"/>
+        </w:rPr>
+        <w:tab/>
         <w:t xml:space="preserve"> </w:t>
       </w:r>
       <w:r>
         <w:rPr>
           <w:rFonts w:cstheme="minorHAnsi"/>
-          <w:b/>
-          <w:bCs/>
-          <w:i/>
-          <w:iCs/>
-          <w:sz w:val="24"/>
-          <w:szCs w:val="24"/>
-        </w:rPr>
-        <w:t>p ≥ √p</w:t>
-      </w:r>
-      <w:r>
-        <w:rPr>
-          <w:rFonts w:cstheme="minorHAnsi"/>
-          <w:b/>
-          <w:bCs/>
-          <w:i/>
-          <w:iCs/>
-          <w:sz w:val="24"/>
-          <w:szCs w:val="24"/>
-          <w:vertAlign w:val="superscript"/>
+          <w:sz w:val="24"/>
+          <w:szCs w:val="24"/>
+          <w:u w:val="single"/>
+        </w:rPr>
+        <w:t>x</w:t>
+      </w:r>
+      <w:r>
+        <w:rPr>
+          <w:rFonts w:cstheme="minorHAnsi"/>
+          <w:sz w:val="24"/>
+          <w:szCs w:val="24"/>
+          <w:u w:val="single"/>
+        </w:rPr>
+        <w:t xml:space="preserve"> </w:t>
+      </w:r>
+      <w:r>
+        <w:rPr>
+          <w:rFonts w:cstheme="minorHAnsi"/>
+          <w:sz w:val="24"/>
+          <w:szCs w:val="24"/>
+          <w:u w:val="single"/>
+        </w:rPr>
+        <w:t>=</w:t>
+      </w:r>
+      <w:r>
+        <w:rPr>
+          <w:rFonts w:cstheme="minorHAnsi"/>
+          <w:sz w:val="24"/>
+          <w:szCs w:val="24"/>
+          <w:u w:val="single"/>
+        </w:rPr>
+        <w:t>0</w:t>
+      </w:r>
+      <w:r>
+        <w:rPr>
+          <w:rFonts w:cstheme="minorHAnsi"/>
+          <w:sz w:val="24"/>
+          <w:szCs w:val="24"/>
+          <w:u w:val="single"/>
+        </w:rPr>
+        <w:t xml:space="preserve">, </w:t>
+      </w:r>
+      <w:r>
+        <w:rPr>
+          <w:rFonts w:cstheme="minorHAnsi"/>
+          <w:sz w:val="24"/>
+          <w:szCs w:val="24"/>
+          <w:u w:val="single"/>
         </w:rPr>
         <w:t>i</w:t>
       </w:r>
       <w:r>
         <w:rPr>
           <w:rFonts w:cstheme="minorHAnsi"/>
-          <w:b/>
-          <w:bCs/>
-          <w:i/>
-          <w:iCs/>
-          <w:sz w:val="24"/>
-          <w:szCs w:val="24"/>
-        </w:rPr>
-        <w:t xml:space="preserve"> = p</w:t>
-      </w:r>
-      <w:r>
-        <w:rPr>
-          <w:rFonts w:cstheme="minorHAnsi"/>
-          <w:b/>
-          <w:bCs/>
-          <w:i/>
-          <w:iCs/>
-          <w:sz w:val="24"/>
-          <w:szCs w:val="24"/>
-          <w:vertAlign w:val="superscript"/>
-        </w:rPr>
-        <w:t>i/2</w:t>
-      </w:r>
-      <w:r>
-        <w:rPr>
-          <w:rFonts w:cstheme="minorHAnsi"/>
-          <w:sz w:val="24"/>
-          <w:szCs w:val="24"/>
-        </w:rPr>
-        <w:t xml:space="preserve">, so additional solutions exist if </w:t>
-      </w:r>
-      <w:r>
-        <w:rPr>
-          <w:rFonts w:cstheme="minorHAnsi"/>
-          <w:b/>
-          <w:i/>
-          <w:sz w:val="24"/>
-          <w:szCs w:val="24"/>
-        </w:rPr>
-        <w:t>I </w:t>
-      </w:r>
-      <w:r>
-        <w:rPr>
-          <w:rFonts w:cstheme="minorHAnsi"/>
-          <w:b/>
-          <w:i/>
-          <w:sz w:val="24"/>
-          <w:szCs w:val="24"/>
-        </w:rPr>
-        <w:t>≥ 2</w:t>
-      </w:r>
-      <w:r>
-        <w:rPr>
-          <w:rFonts w:cstheme="minorHAnsi"/>
-          <w:sz w:val="24"/>
-          <w:szCs w:val="24"/>
-        </w:rPr>
-        <w:t>.</w:t>
-      </w:r>
-      <w:r>
-        <w:rPr>
-          <w:rFonts w:cstheme="minorHAnsi"/>
-          <w:b/>
-          <w:sz w:val="24"/>
-          <w:szCs w:val="24"/>
-        </w:rPr>
-        <w:t xml:space="preserve"> </w:t>
-      </w:r>
-      <w:r>
-        <w:rPr>
-          <w:rFonts w:cstheme="minorHAnsi"/>
-          <w:sz w:val="24"/>
-          <w:szCs w:val="24"/>
-        </w:rPr>
-        <w:t xml:space="preserve">It is easy </w:t>
-      </w:r>
-      <w:r>
-        <w:rPr>
-          <w:rFonts w:cstheme="minorHAnsi"/>
-          <w:sz w:val="24"/>
-          <w:szCs w:val="24"/>
-        </w:rPr>
-        <w:t xml:space="preserve">to see that this generates valid roots, not so obvious that it generates </w:t>
-      </w:r>
-      <w:r>
-        <w:rPr>
-          <w:rFonts w:cstheme="minorHAnsi"/>
           <w:sz w:val="24"/>
           <w:szCs w:val="24"/>
           <w:u w:val="single"/>
         </w:rPr>
-        <w:t>all</w:t>
-      </w:r>
-      <w:r>
-        <w:rPr>
-          <w:rFonts w:cstheme="minorHAnsi"/>
-          <w:sz w:val="24"/>
-          <w:szCs w:val="24"/>
-        </w:rPr>
-        <w:t xml:space="preserve"> the roots.</w:t>
-      </w:r>
-      <w:r>
-        <w:rPr>
-          <w:rFonts w:cstheme="minorHAnsi"/>
-          <w:sz w:val="24"/>
-          <w:szCs w:val="24"/>
-        </w:rPr>
-        <w:t xml:space="preserve"> </w:t>
-      </w:r>
-      <w:r>
-        <w:rPr>
-          <w:rFonts w:cstheme="minorHAnsi"/>
-          <w:sz w:val="24"/>
-          <w:szCs w:val="24"/>
-        </w:rPr>
-        <w:t xml:space="preserve"> </w:t>
-      </w:r>
-      <w:r>
-        <w:rPr>
-          <w:rFonts w:cstheme="minorHAnsi"/>
-          <w:i/>
-          <w:sz w:val="24"/>
-          <w:szCs w:val="24"/>
-        </w:rPr>
-        <w:t>I have not seen this described anywhere, but it works.</w:t>
+        <w:t xml:space="preserve"> &gt;1</w:t>
+      </w:r>
+      <w:r>
+        <w:rPr>
+          <w:rFonts w:cstheme="minorHAnsi"/>
+          <w:sz w:val="24"/>
+          <w:szCs w:val="24"/>
+        </w:rPr>
+        <w:t xml:space="preserve">: </w:t>
       </w:r>
     </w:p>
     <w:p>
@@ -1451,34 +1841,40 @@
           <w:sz w:val="24"/>
           <w:szCs w:val="24"/>
         </w:rPr>
-        <w:t>x ≠ 0</w:t>
-      </w:r>
-      <w:r>
-        <w:rPr>
-          <w:rFonts w:cstheme="minorHAnsi"/>
-          <w:sz w:val="24"/>
-          <w:szCs w:val="24"/>
-        </w:rPr>
-        <w:t xml:space="preserve"> contin</w:t>
-      </w:r>
-      <w:r>
-        <w:rPr>
-          <w:rFonts w:cstheme="minorHAnsi"/>
-          <w:sz w:val="24"/>
-          <w:szCs w:val="24"/>
-        </w:rPr>
-        <w:t xml:space="preserve">ue with 2(a) or 2(b) </w:t>
-      </w:r>
-      <w:proofErr w:type="gramStart"/>
-      <w:r>
-        <w:rPr>
-          <w:rFonts w:cstheme="minorHAnsi"/>
-          <w:sz w:val="24"/>
-          <w:szCs w:val="24"/>
-        </w:rPr>
-        <w:t>below;  If</w:t>
-      </w:r>
-      <w:proofErr w:type="gramEnd"/>
+        <w:t>x = 0</w:t>
+      </w:r>
+      <w:r>
+        <w:rPr>
+          <w:rFonts w:cstheme="minorHAnsi"/>
+          <w:sz w:val="24"/>
+          <w:szCs w:val="24"/>
+        </w:rPr>
+        <w:t xml:space="preserve">, the smallest root is 0. Any other roots form an arithmetic progression where the </w:t>
+      </w:r>
+      <w:r>
+        <w:rPr>
+          <w:rFonts w:cstheme="minorHAnsi"/>
+          <w:sz w:val="24"/>
+          <w:szCs w:val="24"/>
+        </w:rPr>
+        <w:t>common difference</w:t>
+      </w:r>
+      <w:r>
+        <w:rPr>
+          <w:rFonts w:cstheme="minorHAnsi"/>
+          <w:sz w:val="24"/>
+          <w:szCs w:val="24"/>
+        </w:rPr>
+        <w:t xml:space="preserve"> is the smallest </w:t>
+      </w:r>
+      <w:r>
+        <w:rPr>
+          <w:rFonts w:cstheme="minorHAnsi"/>
+          <w:sz w:val="24"/>
+          <w:szCs w:val="24"/>
+        </w:rPr>
+        <w:t>power of</w:t>
+      </w:r>
       <w:r>
         <w:rPr>
           <w:rFonts w:cstheme="minorHAnsi"/>
@@ -1491,17 +1887,21 @@
         <w:rPr>
           <w:rFonts w:cstheme="minorHAnsi"/>
           <w:b/>
-          <w:i/>
-          <w:sz w:val="24"/>
-          <w:szCs w:val="24"/>
-        </w:rPr>
-        <w:t>p</w:t>
-      </w:r>
-      <w:r>
-        <w:rPr>
-          <w:rFonts w:cstheme="minorHAnsi"/>
-          <w:b/>
-          <w:i/>
+          <w:bCs/>
+          <w:i/>
+          <w:iCs/>
+          <w:sz w:val="24"/>
+          <w:szCs w:val="24"/>
+        </w:rPr>
+        <w:t>p ≥ √p</w:t>
+      </w:r>
+      <w:r>
+        <w:rPr>
+          <w:rFonts w:cstheme="minorHAnsi"/>
+          <w:b/>
+          <w:bCs/>
+          <w:i/>
+          <w:iCs/>
           <w:sz w:val="24"/>
           <w:szCs w:val="24"/>
           <w:vertAlign w:val="superscript"/>
@@ -1512,7 +1912,88 @@
         <w:rPr>
           <w:rFonts w:cstheme="minorHAnsi"/>
           <w:b/>
-          <w:i/>
+          <w:bCs/>
+          <w:i/>
+          <w:iCs/>
+          <w:sz w:val="24"/>
+          <w:szCs w:val="24"/>
+        </w:rPr>
+        <w:t xml:space="preserve"> = p</w:t>
+      </w:r>
+      <w:r>
+        <w:rPr>
+          <w:rFonts w:cstheme="minorHAnsi"/>
+          <w:b/>
+          <w:bCs/>
+          <w:i/>
+          <w:iCs/>
+          <w:sz w:val="24"/>
+          <w:szCs w:val="24"/>
+          <w:vertAlign w:val="superscript"/>
+        </w:rPr>
+        <w:t>i/2</w:t>
+      </w:r>
+      <w:r>
+        <w:rPr>
+          <w:rFonts w:cstheme="minorHAnsi"/>
+          <w:sz w:val="24"/>
+          <w:szCs w:val="24"/>
+        </w:rPr>
+        <w:t xml:space="preserve">, so additional solutions exist if </w:t>
+      </w:r>
+      <w:r>
+        <w:rPr>
+          <w:rFonts w:cstheme="minorHAnsi"/>
+          <w:b/>
+          <w:i/>
+          <w:sz w:val="24"/>
+          <w:szCs w:val="24"/>
+        </w:rPr>
+        <w:lastRenderedPageBreak/>
+        <w:t>I </w:t>
+      </w:r>
+      <w:r>
+        <w:rPr>
+          <w:rFonts w:cstheme="minorHAnsi"/>
+          <w:b/>
+          <w:i/>
+          <w:sz w:val="24"/>
+          <w:szCs w:val="24"/>
+        </w:rPr>
+        <w:t>≥</w:t>
+      </w:r>
+      <w:r>
+        <w:rPr>
+          <w:rFonts w:cstheme="minorHAnsi"/>
+          <w:b/>
+          <w:i/>
+          <w:sz w:val="24"/>
+          <w:szCs w:val="24"/>
+        </w:rPr>
+        <w:t> </w:t>
+      </w:r>
+      <w:r>
+        <w:rPr>
+          <w:rFonts w:cstheme="minorHAnsi"/>
+          <w:b/>
+          <w:i/>
+          <w:sz w:val="24"/>
+          <w:szCs w:val="24"/>
+        </w:rPr>
+        <w:t>2</w:t>
+      </w:r>
+      <w:r>
+        <w:rPr>
+          <w:rFonts w:cstheme="minorHAnsi"/>
+          <w:sz w:val="24"/>
+          <w:szCs w:val="24"/>
+        </w:rPr>
+        <w:t>.</w:t>
+      </w:r>
+      <w:r>
+        <w:rPr>
+          <w:rFonts w:cstheme="minorHAnsi"/>
+          <w:b/>
           <w:sz w:val="24"/>
           <w:szCs w:val="24"/>
         </w:rPr>
@@ -1524,17 +2005,32 @@
           <w:sz w:val="24"/>
           <w:szCs w:val="24"/>
         </w:rPr>
-        <w:t>and</w:t>
-      </w:r>
-      <w:r>
-        <w:rPr>
-          <w:rFonts w:cstheme="minorHAnsi"/>
-          <w:b/>
-          <w:i/>
-          <w:sz w:val="24"/>
-          <w:szCs w:val="24"/>
-        </w:rPr>
-        <w:t xml:space="preserve"> x</w:t>
+        <w:t xml:space="preserve">It is easy </w:t>
+      </w:r>
+      <w:r>
+        <w:rPr>
+          <w:rFonts w:cstheme="minorHAnsi"/>
+          <w:sz w:val="24"/>
+          <w:szCs w:val="24"/>
+        </w:rPr>
+        <w:t xml:space="preserve">to see that this generates valid roots, not so obvious that it generates </w:t>
+      </w:r>
+      <w:r>
+        <w:rPr>
+          <w:rFonts w:cstheme="minorHAnsi"/>
+          <w:sz w:val="24"/>
+          <w:szCs w:val="24"/>
+          <w:u w:val="single"/>
+        </w:rPr>
+        <w:t>all</w:t>
+      </w:r>
+      <w:r>
+        <w:rPr>
+          <w:rFonts w:cstheme="minorHAnsi"/>
+          <w:sz w:val="24"/>
+          <w:szCs w:val="24"/>
+        </w:rPr>
+        <w:t xml:space="preserve"> the roots.</w:t>
       </w:r>
       <w:r>
         <w:rPr>
@@ -1550,15 +2046,16 @@
           <w:sz w:val="24"/>
           <w:szCs w:val="24"/>
         </w:rPr>
-        <w:t xml:space="preserve">are mutually prime </w:t>
-      </w:r>
-      <w:r>
-        <w:rPr>
-          <w:rFonts w:cstheme="minorHAnsi"/>
-          <w:sz w:val="24"/>
-          <w:szCs w:val="24"/>
-        </w:rPr>
-        <w:t>go to step 2(a), if not go to step 2(b)</w:t>
+        <w:t xml:space="preserve"> </w:t>
+      </w:r>
+      <w:r>
+        <w:rPr>
+          <w:rFonts w:cstheme="minorHAnsi"/>
+          <w:i/>
+          <w:sz w:val="24"/>
+          <w:szCs w:val="24"/>
+        </w:rPr>
+        <w:t>I have not seen this described anywhere, but it works.</w:t>
       </w:r>
     </w:p>
     <w:p>
@@ -1576,7 +2073,7 @@
           <w:sz w:val="24"/>
           <w:szCs w:val="24"/>
         </w:rPr>
-        <w:t>2(a)</w:t>
+        <w:t>2(c)</w:t>
       </w:r>
       <w:r>
         <w:rPr>
@@ -1613,6 +2110,33 @@
           <w:u w:val="single"/>
         </w:rPr>
         <w:t>≠ 0</w:t>
+      </w:r>
+      <w:r>
+        <w:rPr>
+          <w:rFonts w:cstheme="minorHAnsi"/>
+          <w:sz w:val="24"/>
+          <w:szCs w:val="24"/>
+          <w:u w:val="single"/>
+        </w:rPr>
+        <w:t>,</w:t>
+      </w:r>
+      <w:r>
+        <w:rPr>
+          <w:rFonts w:cstheme="minorHAnsi"/>
+          <w:sz w:val="24"/>
+          <w:szCs w:val="24"/>
+          <w:u w:val="single"/>
+        </w:rPr>
+        <w:t xml:space="preserve"> i&gt;</w:t>
+      </w:r>
+      <w:r>
+        <w:rPr>
+          <w:rFonts w:cstheme="minorHAnsi"/>
+          <w:sz w:val="24"/>
+          <w:szCs w:val="24"/>
+          <w:u w:val="single"/>
+        </w:rPr>
+        <w:t>1</w:t>
       </w:r>
       <w:r>
         <w:rPr>
@@ -1739,16 +2263,7 @@
           <w:sz w:val="24"/>
           <w:szCs w:val="24"/>
         </w:rPr>
-        <w:t xml:space="preserve">, </w:t>
-      </w:r>
-      <w:proofErr w:type="gramStart"/>
-      <w:r>
-        <w:rPr>
-          <w:rFonts w:cstheme="minorHAnsi"/>
-          <w:sz w:val="24"/>
-          <w:szCs w:val="24"/>
-        </w:rPr>
-        <w:t xml:space="preserve">solve  </w:t>
+        <w:t xml:space="preserve">, solve  </w:t>
       </w:r>
       <w:r>
         <w:rPr>
@@ -1760,7 +2275,6 @@
         </w:rPr>
         <w:t>r</w:t>
       </w:r>
-      <w:proofErr w:type="gramEnd"/>
       <w:r>
         <w:rPr>
           <w:rFonts w:cstheme="minorHAnsi"/>
@@ -1834,7 +2348,43 @@
           <w:sz w:val="24"/>
           <w:szCs w:val="24"/>
         </w:rPr>
-        <w:t xml:space="preserve"> using Tonelli-Shanks or otherwise. Note that there are no solutions if the Legendre symbol (x/p) is not 1.   ‘Lift’ the roots obtained from modulo </w:t>
+        <w:t xml:space="preserve"> </w:t>
+      </w:r>
+      <w:r>
+        <w:rPr>
+          <w:rFonts w:cstheme="minorHAnsi"/>
+          <w:sz w:val="24"/>
+          <w:szCs w:val="24"/>
+        </w:rPr>
+        <w:t xml:space="preserve">as in 2(a) </w:t>
+      </w:r>
+      <w:r>
+        <w:rPr>
+          <w:rFonts w:cstheme="minorHAnsi"/>
+          <w:sz w:val="24"/>
+          <w:szCs w:val="24"/>
+        </w:rPr>
+        <w:t xml:space="preserve">using Tonelli-Shanks or otherwise. Note that there are no solutions if the Legendre symbol </w:t>
+      </w:r>
+      <w:r>
+        <w:rPr>
+          <w:rFonts w:cstheme="minorHAnsi"/>
+          <w:b/>
+          <w:bCs/>
+          <w:i/>
+          <w:iCs/>
+          <w:sz w:val="24"/>
+          <w:szCs w:val="24"/>
+        </w:rPr>
+        <w:t>(x/p)</w:t>
+      </w:r>
+      <w:r>
+        <w:rPr>
+          <w:rFonts w:cstheme="minorHAnsi"/>
+          <w:sz w:val="24"/>
+          <w:szCs w:val="24"/>
+        </w:rPr>
+        <w:t xml:space="preserve"> is not 1.   ‘Lift’ the roots obtained from modulo </w:t>
       </w:r>
       <w:r>
         <w:rPr>
@@ -1900,7 +2450,6 @@
         <w:t xml:space="preserve"> the method from </w:t>
       </w:r>
       <w:hyperlink r:id="rId7" w:anchor="Tonelli's_algorithm_will_work_on_mod_p^k" w:history="1">
-        <w:proofErr w:type="spellStart"/>
         <w:r>
           <w:rPr>
             <w:rStyle w:val="Hyperlink"/>
@@ -1910,7 +2459,6 @@
           </w:rPr>
           <w:t>Wkipedia</w:t>
         </w:r>
-        <w:proofErr w:type="spellEnd"/>
       </w:hyperlink>
       <w:r>
         <w:rPr>
@@ -1921,7 +2469,6 @@
         <w:t xml:space="preserve"> or </w:t>
       </w:r>
       <w:hyperlink r:id="rId8" w:history="1">
-        <w:proofErr w:type="spellStart"/>
         <w:r>
           <w:rPr>
             <w:rStyle w:val="Hyperlink"/>
@@ -1931,7 +2478,6 @@
           </w:rPr>
           <w:t>Henshell’s</w:t>
         </w:r>
-        <w:proofErr w:type="spellEnd"/>
       </w:hyperlink>
       <w:r>
         <w:rPr>
@@ -1940,6 +2486,244 @@
           <w:szCs w:val="24"/>
         </w:rPr>
         <w:t xml:space="preserve"> Lemma. </w:t>
+      </w:r>
+    </w:p>
+    <w:p>
+      <w:pPr>
+        <w:autoSpaceDE w:val="0"/>
+        <w:autoSpaceDN w:val="0"/>
+        <w:adjustRightInd w:val="0"/>
+        <w:spacing w:before="240" w:after="0" w:line="240" w:lineRule="auto"/>
+        <w:ind w:left="993" w:hanging="1"/>
+        <w:rPr>
+          <w:rFonts w:cstheme="minorHAnsi"/>
+          <w:sz w:val="24"/>
+          <w:szCs w:val="24"/>
+        </w:rPr>
+      </w:pPr>
+      <w:r>
+        <w:rPr>
+          <w:rFonts w:cstheme="minorHAnsi"/>
+          <w:sz w:val="24"/>
+          <w:szCs w:val="24"/>
+        </w:rPr>
+        <w:t xml:space="preserve">If </w:t>
+      </w:r>
+      <w:r>
+        <w:rPr>
+          <w:rFonts w:cstheme="minorHAnsi"/>
+          <w:b/>
+          <w:bCs/>
+          <w:i/>
+          <w:iCs/>
+          <w:sz w:val="24"/>
+          <w:szCs w:val="24"/>
+        </w:rPr>
+        <w:t>p=2</w:t>
+      </w:r>
+      <w:r>
+        <w:rPr>
+          <w:rFonts w:cstheme="minorHAnsi"/>
+          <w:sz w:val="24"/>
+          <w:szCs w:val="24"/>
+        </w:rPr>
+        <w:t xml:space="preserve"> and </w:t>
+      </w:r>
+      <w:r>
+        <w:rPr>
+          <w:rFonts w:cstheme="minorHAnsi"/>
+          <w:b/>
+          <w:bCs/>
+          <w:i/>
+          <w:iCs/>
+          <w:sz w:val="24"/>
+          <w:szCs w:val="24"/>
+        </w:rPr>
+        <w:t>i=2</w:t>
+      </w:r>
+      <w:r>
+        <w:rPr>
+          <w:rFonts w:cstheme="minorHAnsi"/>
+          <w:sz w:val="24"/>
+          <w:szCs w:val="24"/>
+        </w:rPr>
+        <w:t xml:space="preserve"> (i.e. m </w:t>
+      </w:r>
+      <w:r>
+        <w:rPr>
+          <w:rFonts w:cstheme="minorHAnsi"/>
+          <w:sz w:val="24"/>
+          <w:szCs w:val="24"/>
+        </w:rPr>
+        <w:t>is a multiple of 4</w:t>
+      </w:r>
+      <w:r>
+        <w:rPr>
+          <w:rFonts w:cstheme="minorHAnsi"/>
+          <w:sz w:val="24"/>
+          <w:szCs w:val="24"/>
+        </w:rPr>
+        <w:t>, but not a multiple of 8</w:t>
+      </w:r>
+      <w:r>
+        <w:rPr>
+          <w:rFonts w:cstheme="minorHAnsi"/>
+          <w:sz w:val="24"/>
+          <w:szCs w:val="24"/>
+        </w:rPr>
+        <w:t>)</w:t>
+      </w:r>
+      <w:r>
+        <w:rPr>
+          <w:rFonts w:cstheme="minorHAnsi"/>
+          <w:sz w:val="24"/>
+          <w:szCs w:val="24"/>
+        </w:rPr>
+        <w:t xml:space="preserve">: we have </w:t>
+      </w:r>
+      <w:r>
+        <w:rPr>
+          <w:rFonts w:cstheme="minorHAnsi"/>
+          <w:b/>
+          <w:bCs/>
+          <w:i/>
+          <w:iCs/>
+          <w:sz w:val="24"/>
+          <w:szCs w:val="24"/>
+        </w:rPr>
+        <w:t>0</w:t>
+      </w:r>
+      <w:r>
+        <w:rPr>
+          <w:rFonts w:cstheme="minorHAnsi"/>
+          <w:b/>
+          <w:bCs/>
+          <w:i/>
+          <w:iCs/>
+          <w:sz w:val="24"/>
+          <w:szCs w:val="24"/>
+        </w:rPr>
+        <w:t xml:space="preserve"> </w:t>
+      </w:r>
+      <w:r>
+        <w:rPr>
+          <w:rFonts w:cstheme="minorHAnsi"/>
+          <w:b/>
+          <w:bCs/>
+          <w:i/>
+          <w:iCs/>
+          <w:sz w:val="24"/>
+          <w:szCs w:val="24"/>
+        </w:rPr>
+        <w:t>&lt;= x &lt; 4</w:t>
+      </w:r>
+      <w:r>
+        <w:rPr>
+          <w:rFonts w:cstheme="minorHAnsi"/>
+          <w:sz w:val="24"/>
+          <w:szCs w:val="24"/>
+        </w:rPr>
+        <w:t xml:space="preserve">. If </w:t>
+      </w:r>
+      <w:r>
+        <w:rPr>
+          <w:rFonts w:cstheme="minorHAnsi"/>
+          <w:b/>
+          <w:bCs/>
+          <w:i/>
+          <w:iCs/>
+          <w:sz w:val="24"/>
+          <w:szCs w:val="24"/>
+        </w:rPr>
+        <w:t xml:space="preserve">x </w:t>
+      </w:r>
+      <w:r>
+        <w:rPr>
+          <w:rFonts w:cstheme="minorHAnsi"/>
+          <w:b/>
+          <w:bCs/>
+          <w:i/>
+          <w:iCs/>
+          <w:sz w:val="24"/>
+          <w:szCs w:val="24"/>
+        </w:rPr>
+        <w:t>=</w:t>
+      </w:r>
+      <w:r>
+        <w:rPr>
+          <w:rFonts w:cstheme="minorHAnsi"/>
+          <w:b/>
+          <w:bCs/>
+          <w:i/>
+          <w:iCs/>
+          <w:sz w:val="24"/>
+          <w:szCs w:val="24"/>
+        </w:rPr>
+        <w:t xml:space="preserve"> 0</w:t>
+      </w:r>
+      <w:r>
+        <w:rPr>
+          <w:rFonts w:cstheme="minorHAnsi"/>
+          <w:sz w:val="24"/>
+          <w:szCs w:val="24"/>
+        </w:rPr>
+        <w:t>,</w:t>
+      </w:r>
+      <w:r>
+        <w:rPr>
+          <w:rFonts w:cstheme="minorHAnsi"/>
+          <w:sz w:val="24"/>
+          <w:szCs w:val="24"/>
+        </w:rPr>
+        <w:t xml:space="preserve"> </w:t>
+      </w:r>
+      <w:r>
+        <w:rPr>
+          <w:rFonts w:cstheme="minorHAnsi"/>
+          <w:b/>
+          <w:bCs/>
+          <w:i/>
+          <w:iCs/>
+          <w:sz w:val="24"/>
+          <w:szCs w:val="24"/>
+        </w:rPr>
+        <w:t>r = 0 or 2</w:t>
+      </w:r>
+      <w:r>
+        <w:rPr>
+          <w:rFonts w:cstheme="minorHAnsi"/>
+          <w:sz w:val="24"/>
+          <w:szCs w:val="24"/>
+        </w:rPr>
+        <w:t xml:space="preserve">, if </w:t>
+      </w:r>
+      <w:r>
+        <w:rPr>
+          <w:rFonts w:cstheme="minorHAnsi"/>
+          <w:b/>
+          <w:bCs/>
+          <w:i/>
+          <w:iCs/>
+          <w:sz w:val="24"/>
+          <w:szCs w:val="24"/>
+        </w:rPr>
+        <w:t>x=1, r=1 or 3</w:t>
+      </w:r>
+      <w:r>
+        <w:rPr>
+          <w:rFonts w:cstheme="minorHAnsi"/>
+          <w:sz w:val="24"/>
+          <w:szCs w:val="24"/>
+        </w:rPr>
+        <w:t>. If x = 2 or 3 there are no roots</w:t>
+      </w:r>
+      <w:r>
+        <w:rPr>
+          <w:rFonts w:cstheme="minorHAnsi"/>
+          <w:sz w:val="24"/>
+          <w:szCs w:val="24"/>
+        </w:rPr>
+        <w:t>-</w:t>
       </w:r>
     </w:p>
     <w:p>
@@ -1972,7 +2756,47 @@
           <w:sz w:val="24"/>
           <w:szCs w:val="24"/>
         </w:rPr>
-        <w:t>p=2,</w:t>
+        <w:t>p=2</w:t>
+      </w:r>
+      <w:r>
+        <w:rPr>
+          <w:rFonts w:cstheme="minorHAnsi"/>
+          <w:b/>
+          <w:i/>
+          <w:sz w:val="24"/>
+          <w:szCs w:val="24"/>
+        </w:rPr>
+        <w:t xml:space="preserve"> </w:t>
+      </w:r>
+      <w:r>
+        <w:rPr>
+          <w:rFonts w:cstheme="minorHAnsi"/>
+          <w:bCs/>
+          <w:iCs/>
+          <w:sz w:val="24"/>
+          <w:szCs w:val="24"/>
+        </w:rPr>
+        <w:t>and</w:t>
+      </w:r>
+      <w:r>
+        <w:rPr>
+          <w:rFonts w:cstheme="minorHAnsi"/>
+          <w:b/>
+          <w:i/>
+          <w:sz w:val="24"/>
+          <w:szCs w:val="24"/>
+        </w:rPr>
+        <w:t xml:space="preserve"> i &gt;=3</w:t>
+      </w:r>
+      <w:r>
+        <w:rPr>
+          <w:rFonts w:cstheme="minorHAnsi"/>
+          <w:b/>
+          <w:i/>
+          <w:sz w:val="24"/>
+          <w:szCs w:val="24"/>
+        </w:rPr>
+        <w:t>,</w:t>
       </w:r>
       <w:r>
         <w:rPr>
@@ -2086,6 +2910,14 @@
         <w:t>(a)</w:t>
       </w:r>
       <w:r>
+        <w:rPr>
+          <w:rFonts w:cstheme="minorHAnsi"/>
+          <w:sz w:val="24"/>
+          <w:szCs w:val="24"/>
+        </w:rPr>
+        <w:t>:</w:t>
+      </w:r>
+      <w:r>
         <w:fldChar w:fldCharType="end"/>
       </w:r>
       <w:r>
@@ -2114,7 +2946,6 @@
         </w:rPr>
         <w:t>r</w:t>
       </w:r>
-      <w:proofErr w:type="gramStart"/>
       <w:r>
         <w:rPr>
           <w:rFonts w:cstheme="minorHAnsi"/>
@@ -2134,18 +2965,7 @@
           <w:sz w:val="24"/>
           <w:szCs w:val="24"/>
         </w:rPr>
-        <w:t>=</w:t>
-      </w:r>
-      <w:proofErr w:type="gramEnd"/>
-      <w:r>
-        <w:rPr>
-          <w:rFonts w:cstheme="minorHAnsi"/>
-          <w:b/>
-          <w:i/>
-          <w:sz w:val="24"/>
-          <w:szCs w:val="24"/>
-        </w:rPr>
-        <w:t xml:space="preserve"> p</w:t>
+        <w:t>= p</w:t>
       </w:r>
       <w:r>
         <w:rPr>
@@ -2186,7 +3006,7 @@
         <w:autoSpaceDN w:val="0"/>
         <w:adjustRightInd w:val="0"/>
         <w:spacing w:after="0" w:line="240" w:lineRule="auto"/>
-        <w:ind w:left="993"/>
+        <w:ind w:left="992"/>
         <w:rPr>
           <w:rFonts w:cstheme="minorHAnsi"/>
           <w:sz w:val="24"/>
@@ -2194,7 +3014,6 @@
           <w:lang w:val="pt-PT"/>
         </w:rPr>
       </w:pPr>
-      <w:proofErr w:type="spellStart"/>
       <w:r>
         <w:rPr>
           <w:rFonts w:cstheme="minorHAnsi"/>
@@ -2202,17 +3021,7 @@
           <w:szCs w:val="24"/>
           <w:lang w:val="pt-PT"/>
         </w:rPr>
-        <w:t>If</w:t>
-      </w:r>
-      <w:proofErr w:type="spellEnd"/>
-      <w:r>
-        <w:rPr>
-          <w:rFonts w:cstheme="minorHAnsi"/>
-          <w:sz w:val="24"/>
-          <w:szCs w:val="24"/>
-          <w:lang w:val="pt-PT"/>
-        </w:rPr>
-        <w:t xml:space="preserve"> </w:t>
+        <w:t xml:space="preserve">If </w:t>
       </w:r>
       <w:r>
         <w:rPr>
@@ -2339,43 +3148,18 @@
           <w:vertAlign w:val="superscript"/>
           <w:lang w:val="pt-PT"/>
         </w:rPr>
-        <w:t>i-</w:t>
-      </w:r>
-      <w:proofErr w:type="gramStart"/>
-      <w:r>
-        <w:rPr>
-          <w:rFonts w:cstheme="minorHAnsi"/>
-          <w:b/>
-          <w:i/>
-          <w:sz w:val="24"/>
-          <w:szCs w:val="24"/>
-          <w:vertAlign w:val="superscript"/>
+        <w:t>i-1</w:t>
+      </w:r>
+      <w:r>
+        <w:rPr>
+          <w:rFonts w:cstheme="minorHAnsi"/>
+          <w:b/>
+          <w:i/>
+          <w:sz w:val="24"/>
+          <w:szCs w:val="24"/>
           <w:lang w:val="pt-PT"/>
         </w:rPr>
-        <w:t>1</w:t>
-      </w:r>
-      <w:r>
-        <w:rPr>
-          <w:rFonts w:cstheme="minorHAnsi"/>
-          <w:b/>
-          <w:i/>
-          <w:sz w:val="24"/>
-          <w:szCs w:val="24"/>
-          <w:lang w:val="pt-PT"/>
-        </w:rPr>
-        <w:t xml:space="preserve">,   </w:t>
-      </w:r>
-      <w:proofErr w:type="gramEnd"/>
-      <w:r>
-        <w:rPr>
-          <w:rFonts w:cstheme="minorHAnsi"/>
-          <w:b/>
-          <w:i/>
-          <w:sz w:val="24"/>
-          <w:szCs w:val="24"/>
-          <w:lang w:val="pt-PT"/>
-        </w:rPr>
-        <w:t xml:space="preserve">  r</w:t>
+        <w:t>,     r</w:t>
       </w:r>
       <w:r>
         <w:rPr>
@@ -2442,7 +3226,7 @@
         <w:autoSpaceDN w:val="0"/>
         <w:adjustRightInd w:val="0"/>
         <w:spacing w:after="0" w:line="240" w:lineRule="auto"/>
-        <w:ind w:left="993"/>
+        <w:ind w:left="992"/>
         <w:rPr>
           <w:rFonts w:cstheme="minorHAnsi"/>
           <w:sz w:val="24"/>
@@ -2450,7 +3234,6 @@
           <w:lang w:val="pt-PT"/>
         </w:rPr>
       </w:pPr>
-      <w:proofErr w:type="spellStart"/>
       <w:r>
         <w:rPr>
           <w:rFonts w:cstheme="minorHAnsi"/>
@@ -2458,17 +3241,7 @@
           <w:szCs w:val="24"/>
           <w:lang w:val="pt-PT"/>
         </w:rPr>
-        <w:t>If</w:t>
-      </w:r>
-      <w:proofErr w:type="spellEnd"/>
-      <w:r>
-        <w:rPr>
-          <w:rFonts w:cstheme="minorHAnsi"/>
-          <w:sz w:val="24"/>
-          <w:szCs w:val="24"/>
-          <w:lang w:val="pt-PT"/>
-        </w:rPr>
-        <w:t xml:space="preserve"> </w:t>
+        <w:t xml:space="preserve">If </w:t>
       </w:r>
       <w:r>
         <w:rPr>
@@ -2562,7 +3335,6 @@
         </w:rPr>
         <w:t xml:space="preserve"> = r</w:t>
       </w:r>
-      <w:proofErr w:type="gramStart"/>
       <w:r>
         <w:rPr>
           <w:rFonts w:cstheme="minorHAnsi"/>
@@ -2584,19 +3356,7 @@
           <w:szCs w:val="24"/>
           <w:lang w:val="pt-PT"/>
         </w:rPr>
-        <w:t xml:space="preserve">  -</w:t>
-      </w:r>
-      <w:proofErr w:type="gramEnd"/>
-      <w:r>
-        <w:rPr>
-          <w:rFonts w:cstheme="minorHAnsi"/>
-          <w:b/>
-          <w:i/>
-          <w:sz w:val="24"/>
-          <w:szCs w:val="24"/>
-          <w:lang w:val="pt-PT"/>
-        </w:rPr>
-        <w:t xml:space="preserve"> p</w:t>
+        <w:t xml:space="preserve">  - p</w:t>
       </w:r>
       <w:r>
         <w:rPr>
@@ -2695,17 +3455,7 @@
           <w:sz w:val="24"/>
           <w:szCs w:val="24"/>
         </w:rPr>
-        <w:lastRenderedPageBreak/>
-        <w:t>2(</w:t>
-      </w:r>
-      <w:proofErr w:type="gramStart"/>
-      <w:r>
-        <w:rPr>
-          <w:rFonts w:cstheme="minorHAnsi"/>
-          <w:sz w:val="24"/>
-          <w:szCs w:val="24"/>
-        </w:rPr>
-        <w:t>b)</w:t>
+        <w:t>2(d)</w:t>
       </w:r>
       <w:r>
         <w:rPr>
@@ -2715,7 +3465,6 @@
         </w:rPr>
         <w:t xml:space="preserve">   </w:t>
       </w:r>
-      <w:proofErr w:type="gramEnd"/>
       <w:r>
         <w:rPr>
           <w:rFonts w:cstheme="minorHAnsi"/>
@@ -2769,6 +3518,16 @@
           <w:u w:val="single"/>
         </w:rPr>
         <w:t xml:space="preserve"> </w:t>
+      </w:r>
+      <w:r>
+        <w:rPr>
+          <w:rFonts w:cstheme="minorHAnsi"/>
+          <w:i/>
+          <w:sz w:val="24"/>
+          <w:szCs w:val="24"/>
+          <w:u w:val="single"/>
+        </w:rPr>
+        <w:t xml:space="preserve">i&gt;1, </w:t>
       </w:r>
       <w:r>
         <w:rPr>
@@ -2857,7 +3616,25 @@
           <w:sz w:val="24"/>
           <w:szCs w:val="24"/>
         </w:rPr>
-        <w:t xml:space="preserve">I worked out method 2(b) here myself. I cannot find a description anywhere, nor can I prove mathematically that it works in all cases. </w:t>
+        <w:t xml:space="preserve">I worked out method </w:t>
+      </w:r>
+      <w:r>
+        <w:rPr>
+          <w:rFonts w:cstheme="minorHAnsi"/>
+          <w:i/>
+          <w:sz w:val="24"/>
+          <w:szCs w:val="24"/>
+        </w:rPr>
+        <w:t>2(d)</w:t>
+      </w:r>
+      <w:r>
+        <w:rPr>
+          <w:rFonts w:cstheme="minorHAnsi"/>
+          <w:i/>
+          <w:sz w:val="24"/>
+          <w:szCs w:val="24"/>
+        </w:rPr>
+        <w:t xml:space="preserve"> here myself. I cannot find a description anywhere, nor can I prove mathematically that it works in all cases. </w:t>
       </w:r>
     </w:p>
     <w:p>
@@ -2875,7 +3652,15 @@
           <w:sz w:val="24"/>
           <w:szCs w:val="24"/>
         </w:rPr>
-        <w:t>2(b)1</w:t>
+        <w:t>2(d)</w:t>
+      </w:r>
+      <w:r>
+        <w:rPr>
+          <w:rFonts w:cstheme="minorHAnsi"/>
+          <w:sz w:val="24"/>
+          <w:szCs w:val="24"/>
+        </w:rPr>
+        <w:t>1</w:t>
       </w:r>
       <w:r>
         <w:rPr>
@@ -3025,20 +3810,8 @@
           <w:sz w:val="24"/>
           <w:szCs w:val="24"/>
         </w:rPr>
-        <w:t xml:space="preserve">k &lt; </w:t>
-      </w:r>
-      <w:proofErr w:type="spellStart"/>
-      <w:r>
-        <w:rPr>
-          <w:rFonts w:cstheme="minorHAnsi"/>
-          <w:b/>
-          <w:i/>
-          <w:sz w:val="24"/>
-          <w:szCs w:val="24"/>
-        </w:rPr>
-        <w:t>i</w:t>
-      </w:r>
-      <w:proofErr w:type="spellEnd"/>
+        <w:t>k &lt; i</w:t>
+      </w:r>
       <w:r>
         <w:rPr>
           <w:rFonts w:cstheme="minorHAnsi"/>
@@ -3119,7 +3892,7 @@
           <w:sz w:val="24"/>
           <w:szCs w:val="24"/>
         </w:rPr>
-        <w:t xml:space="preserve"> replace</w:t>
+        <w:t xml:space="preserve"> </w:t>
       </w:r>
       <w:r>
         <w:rPr>
@@ -3130,16 +3903,7 @@
           <w:sz w:val="24"/>
           <w:szCs w:val="24"/>
         </w:rPr>
-        <w:t xml:space="preserve"> </w:t>
-      </w:r>
-      <w:r>
-        <w:rPr>
-          <w:rFonts w:asciiTheme="minorHAnsi" w:hAnsiTheme="minorHAnsi" w:cstheme="minorHAnsi"/>
-          <w:color w:val="auto"/>
-          <w:sz w:val="24"/>
-          <w:szCs w:val="24"/>
-        </w:rPr>
-        <w:t>x</w:t>
+        <w:t>(</w:t>
       </w:r>
       <w:r>
         <w:rPr>
@@ -3150,26 +3914,7 @@
           <w:sz w:val="24"/>
           <w:szCs w:val="24"/>
         </w:rPr>
-        <w:t xml:space="preserve"> with </w:t>
-      </w:r>
-      <w:r>
-        <w:rPr>
-          <w:rFonts w:asciiTheme="minorHAnsi" w:hAnsiTheme="minorHAnsi" w:cstheme="minorHAnsi"/>
-          <w:color w:val="auto"/>
-          <w:sz w:val="24"/>
-          <w:szCs w:val="24"/>
-        </w:rPr>
-        <w:t>x/p</w:t>
-      </w:r>
-      <w:r>
-        <w:rPr>
-          <w:rFonts w:asciiTheme="minorHAnsi" w:hAnsiTheme="minorHAnsi" w:cstheme="minorHAnsi"/>
-          <w:color w:val="auto"/>
-          <w:sz w:val="24"/>
-          <w:szCs w:val="24"/>
-          <w:vertAlign w:val="superscript"/>
-        </w:rPr>
-        <w:t>k</w:t>
+        <w:t xml:space="preserve">i.e. the GCD is a perfect square) </w:t>
       </w:r>
       <w:r>
         <w:rPr>
@@ -3180,7 +3925,7 @@
           <w:sz w:val="24"/>
           <w:szCs w:val="24"/>
         </w:rPr>
-        <w:t xml:space="preserve"> </w:t>
+        <w:t>replace</w:t>
       </w:r>
       <w:r>
         <w:rPr>
@@ -3191,7 +3936,7 @@
           <w:sz w:val="24"/>
           <w:szCs w:val="24"/>
         </w:rPr>
-        <w:t>×</w:t>
+        <w:t xml:space="preserve"> </w:t>
       </w:r>
       <w:r>
         <w:rPr>
@@ -3200,27 +3945,7 @@
           <w:sz w:val="24"/>
           <w:szCs w:val="24"/>
         </w:rPr>
-        <w:t xml:space="preserve"> </w:t>
-      </w:r>
-      <w:proofErr w:type="gramStart"/>
-      <w:r>
-        <w:rPr>
-          <w:rFonts w:asciiTheme="minorHAnsi" w:hAnsiTheme="minorHAnsi" w:cstheme="minorHAnsi"/>
-          <w:color w:val="auto"/>
-          <w:sz w:val="24"/>
-          <w:szCs w:val="24"/>
-        </w:rPr>
-        <w:t>p</w:t>
-      </w:r>
-      <w:r>
-        <w:rPr>
-          <w:rFonts w:asciiTheme="minorHAnsi" w:hAnsiTheme="minorHAnsi" w:cstheme="minorHAnsi"/>
-          <w:color w:val="auto"/>
-          <w:sz w:val="24"/>
-          <w:szCs w:val="24"/>
-          <w:vertAlign w:val="superscript"/>
-        </w:rPr>
-        <w:t>k</w:t>
+        <w:t>x</w:t>
       </w:r>
       <w:r>
         <w:rPr>
@@ -3231,7 +3956,26 @@
           <w:sz w:val="24"/>
           <w:szCs w:val="24"/>
         </w:rPr>
-        <w:t xml:space="preserve"> </w:t>
+        <w:t xml:space="preserve"> with </w:t>
+      </w:r>
+      <w:r>
+        <w:rPr>
+          <w:rFonts w:asciiTheme="minorHAnsi" w:hAnsiTheme="minorHAnsi" w:cstheme="minorHAnsi"/>
+          <w:color w:val="auto"/>
+          <w:sz w:val="24"/>
+          <w:szCs w:val="24"/>
+        </w:rPr>
+        <w:t>x/p</w:t>
+      </w:r>
+      <w:r>
+        <w:rPr>
+          <w:rFonts w:asciiTheme="minorHAnsi" w:hAnsiTheme="minorHAnsi" w:cstheme="minorHAnsi"/>
+          <w:color w:val="auto"/>
+          <w:sz w:val="24"/>
+          <w:szCs w:val="24"/>
+          <w:vertAlign w:val="superscript"/>
+        </w:rPr>
+        <w:t>k</w:t>
       </w:r>
       <w:r>
         <w:rPr>
@@ -3242,9 +3986,8 @@
           <w:sz w:val="24"/>
           <w:szCs w:val="24"/>
         </w:rPr>
-        <w:t>,</w:t>
-      </w:r>
-      <w:proofErr w:type="gramEnd"/>
+        <w:t xml:space="preserve"> </w:t>
+      </w:r>
       <w:r>
         <w:rPr>
           <w:rFonts w:asciiTheme="minorHAnsi" w:hAnsiTheme="minorHAnsi" w:cstheme="minorHAnsi"/>
@@ -3254,7 +3997,7 @@
           <w:sz w:val="24"/>
           <w:szCs w:val="24"/>
         </w:rPr>
-        <w:t xml:space="preserve"> and find the roots of </w:t>
+        <w:t>×</w:t>
       </w:r>
       <w:r>
         <w:rPr>
@@ -3263,7 +4006,16 @@
           <w:sz w:val="24"/>
           <w:szCs w:val="24"/>
         </w:rPr>
-        <w:t>x/p</w:t>
+        <w:t xml:space="preserve"> </w:t>
+      </w:r>
+      <w:r>
+        <w:rPr>
+          <w:rFonts w:asciiTheme="minorHAnsi" w:hAnsiTheme="minorHAnsi" w:cstheme="minorHAnsi"/>
+          <w:color w:val="auto"/>
+          <w:sz w:val="24"/>
+          <w:szCs w:val="24"/>
+        </w:rPr>
+        <w:t>p</w:t>
       </w:r>
       <w:r>
         <w:rPr>
@@ -3284,26 +4036,7 @@
           <w:sz w:val="24"/>
           <w:szCs w:val="24"/>
         </w:rPr>
-        <w:t xml:space="preserve"> and </w:t>
-      </w:r>
-      <w:r>
-        <w:rPr>
-          <w:rFonts w:asciiTheme="minorHAnsi" w:hAnsiTheme="minorHAnsi" w:cstheme="minorHAnsi"/>
-          <w:color w:val="auto"/>
-          <w:sz w:val="24"/>
-          <w:szCs w:val="24"/>
-        </w:rPr>
-        <w:t>p</w:t>
-      </w:r>
-      <w:r>
-        <w:rPr>
-          <w:rFonts w:asciiTheme="minorHAnsi" w:hAnsiTheme="minorHAnsi" w:cstheme="minorHAnsi"/>
-          <w:color w:val="auto"/>
-          <w:sz w:val="24"/>
-          <w:szCs w:val="24"/>
-          <w:vertAlign w:val="superscript"/>
-        </w:rPr>
-        <w:t>k</w:t>
+        <w:t xml:space="preserve"> </w:t>
       </w:r>
       <w:r>
         <w:rPr>
@@ -3314,7 +4047,26 @@
           <w:sz w:val="24"/>
           <w:szCs w:val="24"/>
         </w:rPr>
-        <w:t xml:space="preserve"> separately. S</w:t>
+        <w:t xml:space="preserve">, and find the roots of </w:t>
+      </w:r>
+      <w:r>
+        <w:rPr>
+          <w:rFonts w:asciiTheme="minorHAnsi" w:hAnsiTheme="minorHAnsi" w:cstheme="minorHAnsi"/>
+          <w:color w:val="auto"/>
+          <w:sz w:val="24"/>
+          <w:szCs w:val="24"/>
+        </w:rPr>
+        <w:t>x/p</w:t>
+      </w:r>
+      <w:r>
+        <w:rPr>
+          <w:rFonts w:asciiTheme="minorHAnsi" w:hAnsiTheme="minorHAnsi" w:cstheme="minorHAnsi"/>
+          <w:color w:val="auto"/>
+          <w:sz w:val="24"/>
+          <w:szCs w:val="24"/>
+          <w:vertAlign w:val="superscript"/>
+        </w:rPr>
+        <w:t>k</w:t>
       </w:r>
       <w:r>
         <w:rPr>
@@ -3325,7 +4077,26 @@
           <w:sz w:val="24"/>
           <w:szCs w:val="24"/>
         </w:rPr>
-        <w:t>olve</w:t>
+        <w:t xml:space="preserve"> and </w:t>
+      </w:r>
+      <w:r>
+        <w:rPr>
+          <w:rFonts w:asciiTheme="minorHAnsi" w:hAnsiTheme="minorHAnsi" w:cstheme="minorHAnsi"/>
+          <w:color w:val="auto"/>
+          <w:sz w:val="24"/>
+          <w:szCs w:val="24"/>
+        </w:rPr>
+        <w:t>p</w:t>
+      </w:r>
+      <w:r>
+        <w:rPr>
+          <w:rFonts w:asciiTheme="minorHAnsi" w:hAnsiTheme="minorHAnsi" w:cstheme="minorHAnsi"/>
+          <w:color w:val="auto"/>
+          <w:sz w:val="24"/>
+          <w:szCs w:val="24"/>
+          <w:vertAlign w:val="superscript"/>
+        </w:rPr>
+        <w:t>k</w:t>
       </w:r>
       <w:r>
         <w:rPr>
@@ -3336,54 +4107,7 @@
           <w:sz w:val="24"/>
           <w:szCs w:val="24"/>
         </w:rPr>
-        <w:t xml:space="preserve"> </w:t>
-      </w:r>
-      <w:r>
-        <w:rPr>
-          <w:rFonts w:asciiTheme="minorHAnsi" w:hAnsiTheme="minorHAnsi" w:cstheme="minorHAnsi"/>
-          <w:color w:val="auto"/>
-          <w:sz w:val="24"/>
-          <w:szCs w:val="24"/>
-        </w:rPr>
-        <w:t>r</w:t>
-      </w:r>
-      <w:r>
-        <w:rPr>
-          <w:rFonts w:asciiTheme="minorHAnsi" w:hAnsiTheme="minorHAnsi" w:cstheme="minorHAnsi"/>
-          <w:color w:val="auto"/>
-          <w:sz w:val="24"/>
-          <w:szCs w:val="24"/>
-          <w:vertAlign w:val="superscript"/>
-        </w:rPr>
-        <w:t>2</w:t>
-      </w:r>
-      <w:r>
-        <w:rPr>
-          <w:rFonts w:asciiTheme="minorHAnsi" w:hAnsiTheme="minorHAnsi" w:cstheme="minorHAnsi"/>
-          <w:color w:val="auto"/>
-          <w:sz w:val="24"/>
-          <w:szCs w:val="24"/>
-        </w:rPr>
-        <w:t> ≡ </w:t>
-      </w:r>
-      <w:r>
-        <w:rPr>
-          <w:rFonts w:asciiTheme="minorHAnsi" w:hAnsiTheme="minorHAnsi" w:cstheme="minorHAnsi"/>
-          <w:color w:val="auto"/>
-          <w:sz w:val="24"/>
-          <w:szCs w:val="24"/>
-        </w:rPr>
-        <w:t>x/p</w:t>
-      </w:r>
-      <w:r>
-        <w:rPr>
-          <w:rFonts w:asciiTheme="minorHAnsi" w:hAnsiTheme="minorHAnsi" w:cstheme="minorHAnsi"/>
-          <w:color w:val="auto"/>
-          <w:sz w:val="24"/>
-          <w:szCs w:val="24"/>
-          <w:vertAlign w:val="superscript"/>
-        </w:rPr>
-        <w:t>k</w:t>
+        <w:t xml:space="preserve"> separately. S</w:t>
       </w:r>
       <w:r>
         <w:rPr>
@@ -3394,26 +4118,7 @@
           <w:sz w:val="24"/>
           <w:szCs w:val="24"/>
         </w:rPr>
-        <w:t xml:space="preserve"> modulo </w:t>
-      </w:r>
-      <w:r>
-        <w:rPr>
-          <w:rFonts w:asciiTheme="minorHAnsi" w:hAnsiTheme="minorHAnsi" w:cstheme="minorHAnsi"/>
-          <w:color w:val="auto"/>
-          <w:sz w:val="24"/>
-          <w:szCs w:val="24"/>
-        </w:rPr>
-        <w:t>p</w:t>
-      </w:r>
-      <w:r>
-        <w:rPr>
-          <w:rFonts w:asciiTheme="minorHAnsi" w:hAnsiTheme="minorHAnsi" w:cstheme="minorHAnsi"/>
-          <w:color w:val="auto"/>
-          <w:sz w:val="24"/>
-          <w:szCs w:val="24"/>
-          <w:vertAlign w:val="superscript"/>
-        </w:rPr>
-        <w:t>i</w:t>
+        <w:t>olve</w:t>
       </w:r>
       <w:r>
         <w:rPr>
@@ -3424,7 +4129,117 @@
           <w:sz w:val="24"/>
           <w:szCs w:val="24"/>
         </w:rPr>
-        <w:t xml:space="preserve"> as described in 2(a) above.  Then:</w:t>
+        <w:t xml:space="preserve"> </w:t>
+      </w:r>
+      <w:r>
+        <w:rPr>
+          <w:rFonts w:asciiTheme="minorHAnsi" w:hAnsiTheme="minorHAnsi" w:cstheme="minorHAnsi"/>
+          <w:color w:val="auto"/>
+          <w:sz w:val="24"/>
+          <w:szCs w:val="24"/>
+        </w:rPr>
+        <w:t>r</w:t>
+      </w:r>
+      <w:r>
+        <w:rPr>
+          <w:rFonts w:asciiTheme="minorHAnsi" w:hAnsiTheme="minorHAnsi" w:cstheme="minorHAnsi"/>
+          <w:color w:val="auto"/>
+          <w:sz w:val="24"/>
+          <w:szCs w:val="24"/>
+          <w:vertAlign w:val="superscript"/>
+        </w:rPr>
+        <w:t>2</w:t>
+      </w:r>
+      <w:r>
+        <w:rPr>
+          <w:rFonts w:asciiTheme="minorHAnsi" w:hAnsiTheme="minorHAnsi" w:cstheme="minorHAnsi"/>
+          <w:color w:val="auto"/>
+          <w:sz w:val="24"/>
+          <w:szCs w:val="24"/>
+        </w:rPr>
+        <w:t> ≡ </w:t>
+      </w:r>
+      <w:r>
+        <w:rPr>
+          <w:rFonts w:asciiTheme="minorHAnsi" w:hAnsiTheme="minorHAnsi" w:cstheme="minorHAnsi"/>
+          <w:color w:val="auto"/>
+          <w:sz w:val="24"/>
+          <w:szCs w:val="24"/>
+        </w:rPr>
+        <w:t>x/p</w:t>
+      </w:r>
+      <w:r>
+        <w:rPr>
+          <w:rFonts w:asciiTheme="minorHAnsi" w:hAnsiTheme="minorHAnsi" w:cstheme="minorHAnsi"/>
+          <w:color w:val="auto"/>
+          <w:sz w:val="24"/>
+          <w:szCs w:val="24"/>
+          <w:vertAlign w:val="superscript"/>
+        </w:rPr>
+        <w:t>k</w:t>
+      </w:r>
+      <w:r>
+        <w:rPr>
+          <w:rFonts w:asciiTheme="minorHAnsi" w:hAnsiTheme="minorHAnsi" w:cstheme="minorHAnsi"/>
+          <w:b w:val="0"/>
+          <w:i w:val="0"/>
+          <w:color w:val="auto"/>
+          <w:sz w:val="24"/>
+          <w:szCs w:val="24"/>
+        </w:rPr>
+        <w:t xml:space="preserve"> modulo </w:t>
+      </w:r>
+      <w:r>
+        <w:rPr>
+          <w:rFonts w:asciiTheme="minorHAnsi" w:hAnsiTheme="minorHAnsi" w:cstheme="minorHAnsi"/>
+          <w:color w:val="auto"/>
+          <w:sz w:val="24"/>
+          <w:szCs w:val="24"/>
+        </w:rPr>
+        <w:t>p</w:t>
+      </w:r>
+      <w:r>
+        <w:rPr>
+          <w:rFonts w:asciiTheme="minorHAnsi" w:hAnsiTheme="minorHAnsi" w:cstheme="minorHAnsi"/>
+          <w:color w:val="auto"/>
+          <w:sz w:val="24"/>
+          <w:szCs w:val="24"/>
+          <w:vertAlign w:val="superscript"/>
+        </w:rPr>
+        <w:t>i</w:t>
+      </w:r>
+      <w:r>
+        <w:rPr>
+          <w:rFonts w:asciiTheme="minorHAnsi" w:hAnsiTheme="minorHAnsi" w:cstheme="minorHAnsi"/>
+          <w:b w:val="0"/>
+          <w:i w:val="0"/>
+          <w:color w:val="auto"/>
+          <w:sz w:val="24"/>
+          <w:szCs w:val="24"/>
+        </w:rPr>
+        <w:t xml:space="preserve"> as described in </w:t>
+      </w:r>
+      <w:r>
+        <w:rPr>
+          <w:rFonts w:asciiTheme="minorHAnsi" w:hAnsiTheme="minorHAnsi" w:cstheme="minorHAnsi"/>
+          <w:b w:val="0"/>
+          <w:i w:val="0"/>
+          <w:color w:val="auto"/>
+          <w:sz w:val="24"/>
+          <w:szCs w:val="24"/>
+        </w:rPr>
+        <w:t>2(c)</w:t>
+      </w:r>
+      <w:r>
+        <w:rPr>
+          <w:rFonts w:asciiTheme="minorHAnsi" w:hAnsiTheme="minorHAnsi" w:cstheme="minorHAnsi"/>
+          <w:b w:val="0"/>
+          <w:i w:val="0"/>
+          <w:color w:val="auto"/>
+          <w:sz w:val="24"/>
+          <w:szCs w:val="24"/>
+        </w:rPr>
+        <w:t xml:space="preserve"> above.  Then:</w:t>
       </w:r>
     </w:p>
     <w:p>
@@ -3443,7 +4258,15 @@
           <w:sz w:val="24"/>
           <w:szCs w:val="24"/>
         </w:rPr>
-        <w:t>2(b)2</w:t>
+        <w:t>2(d)</w:t>
+      </w:r>
+      <w:r>
+        <w:rPr>
+          <w:rFonts w:cstheme="minorHAnsi"/>
+          <w:sz w:val="24"/>
+          <w:szCs w:val="24"/>
+        </w:rPr>
+        <w:t>2</w:t>
       </w:r>
       <w:r>
         <w:rPr>
@@ -3828,37 +4651,17 @@
           <w:sz w:val="24"/>
           <w:szCs w:val="24"/>
         </w:rPr>
-        <w:t xml:space="preserve"> </w:t>
-      </w:r>
-      <w:proofErr w:type="gramStart"/>
-      <w:r>
-        <w:rPr>
-          <w:rFonts w:cstheme="minorHAnsi"/>
-          <w:sz w:val="24"/>
-          <w:szCs w:val="24"/>
-        </w:rPr>
-        <w:t xml:space="preserve">let  </w:t>
-      </w:r>
-      <w:r>
-        <w:rPr>
-          <w:rFonts w:cstheme="minorHAnsi"/>
-          <w:b/>
-          <w:i/>
-          <w:sz w:val="24"/>
-          <w:szCs w:val="24"/>
-        </w:rPr>
-        <w:t>increment</w:t>
-      </w:r>
-      <w:proofErr w:type="gramEnd"/>
-      <w:r>
-        <w:rPr>
-          <w:rFonts w:cstheme="minorHAnsi"/>
-          <w:b/>
-          <w:i/>
-          <w:sz w:val="24"/>
-          <w:szCs w:val="24"/>
-        </w:rPr>
-        <w:t xml:space="preserve"> = </w:t>
+        <w:t xml:space="preserve"> let  </w:t>
+      </w:r>
+      <w:r>
+        <w:rPr>
+          <w:rFonts w:cstheme="minorHAnsi"/>
+          <w:b/>
+          <w:i/>
+          <w:sz w:val="24"/>
+          <w:szCs w:val="24"/>
+        </w:rPr>
+        <w:t xml:space="preserve">increment = </w:t>
       </w:r>
       <w:r>
         <w:rPr>
@@ -4119,27 +4922,15 @@
         <w:tab/>
         <w:t xml:space="preserve">i.e. if </w:t>
       </w:r>
-      <w:proofErr w:type="spellStart"/>
-      <w:r>
-        <w:rPr>
-          <w:rFonts w:cstheme="minorHAnsi"/>
-          <w:b/>
-          <w:i/>
-          <w:sz w:val="24"/>
-          <w:szCs w:val="24"/>
-        </w:rPr>
-        <w:t>i</w:t>
-      </w:r>
-      <w:proofErr w:type="spellEnd"/>
-      <w:r>
-        <w:rPr>
-          <w:rFonts w:cstheme="minorHAnsi"/>
-          <w:b/>
-          <w:i/>
-          <w:sz w:val="24"/>
-          <w:szCs w:val="24"/>
-        </w:rPr>
-        <w:t xml:space="preserve"> &gt; </w:t>
+      <w:r>
+        <w:rPr>
+          <w:rFonts w:cstheme="minorHAnsi"/>
+          <w:b/>
+          <w:i/>
+          <w:sz w:val="24"/>
+          <w:szCs w:val="24"/>
+        </w:rPr>
+        <w:t xml:space="preserve">i &gt; </w:t>
       </w:r>
       <w:r>
         <w:rPr>
@@ -4399,7 +5190,6 @@
         </w:rPr>
         <w:t xml:space="preserve"> + 2 × increment, … </w:t>
       </w:r>
-      <w:proofErr w:type="gramStart"/>
       <w:r>
         <w:rPr>
           <w:rFonts w:cstheme="minorHAnsi"/>
@@ -4426,7 +5216,6 @@
         </w:rPr>
         <w:t>r</w:t>
       </w:r>
-      <w:proofErr w:type="gramEnd"/>
       <w:r>
         <w:rPr>
           <w:rFonts w:cstheme="minorHAnsi"/>
@@ -4640,7 +5429,16 @@
           <w:sz w:val="24"/>
           <w:szCs w:val="24"/>
         </w:rPr>
-        <w:t>2(b)1</w:t>
+        <w:t>2(d)</w:t>
+      </w:r>
+      <w:r>
+        <w:rPr>
+          <w:rFonts w:cstheme="minorHAnsi"/>
+          <w:b/>
+          <w:sz w:val="24"/>
+          <w:szCs w:val="24"/>
+        </w:rPr>
+        <w:t>1</w:t>
       </w:r>
       <w:r>
         <w:rPr>
@@ -4657,7 +5455,16 @@
           <w:sz w:val="24"/>
           <w:szCs w:val="24"/>
         </w:rPr>
-        <w:t>2(b)2</w:t>
+        <w:t>2(d)</w:t>
+      </w:r>
+      <w:r>
+        <w:rPr>
+          <w:rFonts w:cstheme="minorHAnsi"/>
+          <w:b/>
+          <w:sz w:val="24"/>
+          <w:szCs w:val="24"/>
+        </w:rPr>
+        <w:t>2</w:t>
       </w:r>
       <w:r>
         <w:rPr>
@@ -4703,7 +5510,16 @@
           <w:sz w:val="24"/>
           <w:szCs w:val="24"/>
         </w:rPr>
-        <w:t>2(b)2</w:t>
+        <w:t>2(d)</w:t>
+      </w:r>
+      <w:r>
+        <w:rPr>
+          <w:rFonts w:cstheme="minorHAnsi"/>
+          <w:b/>
+          <w:sz w:val="24"/>
+          <w:szCs w:val="24"/>
+        </w:rPr>
+        <w:t>2</w:t>
       </w:r>
       <w:r>
         <w:rPr>
@@ -4720,7 +5536,16 @@
           <w:sz w:val="24"/>
           <w:szCs w:val="24"/>
         </w:rPr>
-        <w:t>2(b)1</w:t>
+        <w:t>2(d)</w:t>
+      </w:r>
+      <w:r>
+        <w:rPr>
+          <w:rFonts w:cstheme="minorHAnsi"/>
+          <w:b/>
+          <w:sz w:val="24"/>
+          <w:szCs w:val="24"/>
+        </w:rPr>
+        <w:t>1</w:t>
       </w:r>
       <w:r>
         <w:rPr>
@@ -4737,7 +5562,16 @@
           <w:sz w:val="24"/>
           <w:szCs w:val="24"/>
         </w:rPr>
-        <w:t>2(b)1</w:t>
+        <w:t>2(d)</w:t>
+      </w:r>
+      <w:r>
+        <w:rPr>
+          <w:rFonts w:cstheme="minorHAnsi"/>
+          <w:b/>
+          <w:sz w:val="24"/>
+          <w:szCs w:val="24"/>
+        </w:rPr>
+        <w:t>1</w:t>
       </w:r>
       <w:r>
         <w:rPr>
@@ -4768,6 +5602,7 @@
           <w:szCs w:val="24"/>
           <w:u w:val="single"/>
         </w:rPr>
+        <w:lastRenderedPageBreak/>
         <w:t>Note</w:t>
       </w:r>
       <w:r>
@@ -4839,16 +5674,7 @@
           <w:sz w:val="24"/>
           <w:szCs w:val="24"/>
         </w:rPr>
-        <w:t xml:space="preserve"> such </w:t>
-      </w:r>
-      <w:proofErr w:type="gramStart"/>
-      <w:r>
-        <w:rPr>
-          <w:rFonts w:cstheme="minorHAnsi"/>
-          <w:sz w:val="24"/>
-          <w:szCs w:val="24"/>
-        </w:rPr>
-        <w:t xml:space="preserve">that  </w:t>
+        <w:t xml:space="preserve"> such that  </w:t>
       </w:r>
       <w:r>
         <w:rPr>
@@ -4860,7 +5686,6 @@
         </w:rPr>
         <w:t>r</w:t>
       </w:r>
-      <w:proofErr w:type="gramEnd"/>
       <w:r>
         <w:rPr>
           <w:rFonts w:cstheme="minorHAnsi"/>
@@ -5279,7 +6104,6 @@
         </w:rPr>
         <w:t xml:space="preserve"> is odd, let </w:t>
       </w:r>
-      <w:proofErr w:type="spellStart"/>
       <w:r>
         <w:rPr>
           <w:rStyle w:val="Emphasis"/>
@@ -5288,7 +6112,6 @@
         </w:rPr>
         <w:t>i</w:t>
       </w:r>
-      <w:proofErr w:type="spellEnd"/>
       <w:r>
         <w:rPr>
           <w:sz w:val="24"/>
@@ -5296,7 +6119,6 @@
         </w:rPr>
         <w:t xml:space="preserve"> = 1. Otherwise let </w:t>
       </w:r>
-      <w:proofErr w:type="spellStart"/>
       <w:r>
         <w:rPr>
           <w:rStyle w:val="Emphasis"/>
@@ -5305,7 +6127,6 @@
         </w:rPr>
         <w:t>i</w:t>
       </w:r>
-      <w:proofErr w:type="spellEnd"/>
       <w:r>
         <w:rPr>
           <w:sz w:val="24"/>
@@ -5345,7 +6166,6 @@
         </w:rPr>
         <w:t xml:space="preserve"> defined by </w:t>
       </w:r>
-      <w:proofErr w:type="spellStart"/>
       <w:r>
         <w:rPr>
           <w:rStyle w:val="Emphasis"/>
@@ -5363,7 +6183,6 @@
         </w:rPr>
         <w:t>k</w:t>
       </w:r>
-      <w:proofErr w:type="spellEnd"/>
       <w:r>
         <w:rPr>
           <w:sz w:val="24"/>
@@ -5371,7 +6190,6 @@
         </w:rPr>
         <w:t xml:space="preserve"> + </w:t>
       </w:r>
-      <w:proofErr w:type="spellStart"/>
       <w:r>
         <w:rPr>
           <w:rStyle w:val="Emphasis"/>
@@ -5380,7 +6198,6 @@
         </w:rPr>
         <w:t>i</w:t>
       </w:r>
-      <w:proofErr w:type="spellEnd"/>
       <w:r>
         <w:rPr>
           <w:sz w:val="24"/>
@@ -5536,7 +6353,6 @@
           <w:sz w:val="20"/>
           <w:szCs w:val="24"/>
         </w:rPr>
-        <w:lastRenderedPageBreak/>
         <w:t># Handle prime 2 special case</w:t>
       </w:r>
     </w:p>
@@ -5627,355 +6443,187 @@
           <w:sz w:val="20"/>
           <w:szCs w:val="24"/>
         </w:rPr>
-        <w:t xml:space="preserve">                </w:t>
-      </w:r>
-      <w:proofErr w:type="spellStart"/>
-      <w:r>
+        <w:t xml:space="preserve">                for k in xrange(3, e):</w:t>
+      </w:r>
+    </w:p>
+    <w:p>
+      <w:pPr>
+        <w:spacing w:after="0"/>
         <w:rPr>
           <w:rFonts w:ascii="Lucida Console" w:hAnsi="Lucida Console" w:cstheme="minorHAnsi"/>
           <w:sz w:val="20"/>
           <w:szCs w:val="24"/>
         </w:rPr>
-        <w:t>for k</w:t>
-      </w:r>
-      <w:proofErr w:type="spellEnd"/>
+      </w:pPr>
       <w:r>
         <w:rPr>
           <w:rFonts w:ascii="Lucida Console" w:hAnsi="Lucida Console" w:cstheme="minorHAnsi"/>
           <w:sz w:val="20"/>
           <w:szCs w:val="24"/>
         </w:rPr>
-        <w:t xml:space="preserve"> in </w:t>
-      </w:r>
-      <w:proofErr w:type="spellStart"/>
-      <w:proofErr w:type="gramStart"/>
-      <w:r>
+        <w:t xml:space="preserve">                    i = (x*x - a)/(2**k) % 2</w:t>
+      </w:r>
+    </w:p>
+    <w:p>
+      <w:pPr>
+        <w:spacing w:after="0"/>
         <w:rPr>
           <w:rFonts w:ascii="Lucida Console" w:hAnsi="Lucida Console" w:cstheme="minorHAnsi"/>
           <w:sz w:val="20"/>
           <w:szCs w:val="24"/>
         </w:rPr>
-        <w:t>xrange</w:t>
-      </w:r>
-      <w:proofErr w:type="spellEnd"/>
+      </w:pPr>
       <w:r>
         <w:rPr>
           <w:rFonts w:ascii="Lucida Console" w:hAnsi="Lucida Console" w:cstheme="minorHAnsi"/>
           <w:sz w:val="20"/>
           <w:szCs w:val="24"/>
         </w:rPr>
-        <w:t>(</w:t>
-      </w:r>
-      <w:proofErr w:type="gramEnd"/>
-      <w:r>
+        <w:t xml:space="preserve">                    x = x + i*2**(k-1)</w:t>
+      </w:r>
+    </w:p>
+    <w:p>
+      <w:pPr>
+        <w:spacing w:after="0"/>
         <w:rPr>
           <w:rFonts w:ascii="Lucida Console" w:hAnsi="Lucida Console" w:cstheme="minorHAnsi"/>
           <w:sz w:val="20"/>
           <w:szCs w:val="24"/>
         </w:rPr>
-        <w:t>3, e):</w:t>
-      </w:r>
-    </w:p>
-    <w:p>
-      <w:pPr>
-        <w:spacing w:after="0"/>
+      </w:pPr>
+      <w:r>
         <w:rPr>
           <w:rFonts w:ascii="Lucida Console" w:hAnsi="Lucida Console" w:cstheme="minorHAnsi"/>
           <w:sz w:val="20"/>
           <w:szCs w:val="24"/>
         </w:rPr>
-      </w:pPr>
-      <w:r>
+        <w:t xml:space="preserve">                res.append(x)</w:t>
+      </w:r>
+    </w:p>
+    <w:p>
+      <w:pPr>
+        <w:spacing w:after="0"/>
         <w:rPr>
           <w:rFonts w:ascii="Lucida Console" w:hAnsi="Lucida Console" w:cstheme="minorHAnsi"/>
           <w:sz w:val="20"/>
           <w:szCs w:val="24"/>
         </w:rPr>
-        <w:t xml:space="preserve">                    </w:t>
-      </w:r>
-      <w:proofErr w:type="spellStart"/>
+      </w:pPr>
       <w:r>
         <w:rPr>
           <w:rFonts w:ascii="Lucida Console" w:hAnsi="Lucida Console" w:cstheme="minorHAnsi"/>
           <w:sz w:val="20"/>
           <w:szCs w:val="24"/>
         </w:rPr>
-        <w:t>i</w:t>
-      </w:r>
-      <w:proofErr w:type="spellEnd"/>
-      <w:r>
+        <w:t xml:space="preserve">                res.append(p**e - x)</w:t>
+      </w:r>
+    </w:p>
+    <w:p>
+      <w:pPr>
+        <w:spacing w:after="0"/>
         <w:rPr>
           <w:rFonts w:ascii="Lucida Console" w:hAnsi="Lucida Console" w:cstheme="minorHAnsi"/>
           <w:sz w:val="20"/>
           <w:szCs w:val="24"/>
         </w:rPr>
-        <w:t xml:space="preserve"> = (x*x - a)/(2**k) % 2</w:t>
-      </w:r>
-    </w:p>
-    <w:p>
-      <w:pPr>
-        <w:spacing w:after="0"/>
+      </w:pPr>
+      <w:r>
         <w:rPr>
           <w:rFonts w:ascii="Lucida Console" w:hAnsi="Lucida Console" w:cstheme="minorHAnsi"/>
           <w:sz w:val="20"/>
           <w:szCs w:val="24"/>
         </w:rPr>
-      </w:pPr>
-      <w:r>
+        <w:t xml:space="preserve">            return res</w:t>
+      </w:r>
+    </w:p>
+    <w:p>
+      <w:pPr>
+        <w:spacing w:after="0"/>
         <w:rPr>
           <w:rFonts w:ascii="Lucida Console" w:hAnsi="Lucida Console" w:cstheme="minorHAnsi"/>
           <w:sz w:val="20"/>
           <w:szCs w:val="24"/>
         </w:rPr>
-        <w:t xml:space="preserve">                    x = x + </w:t>
-      </w:r>
-      <w:proofErr w:type="spellStart"/>
+      </w:pPr>
       <w:r>
         <w:rPr>
           <w:rFonts w:ascii="Lucida Console" w:hAnsi="Lucida Console" w:cstheme="minorHAnsi"/>
           <w:sz w:val="20"/>
           <w:szCs w:val="24"/>
         </w:rPr>
-        <w:t>i</w:t>
-      </w:r>
-      <w:proofErr w:type="spellEnd"/>
-      <w:r>
+        <w:t xml:space="preserve">        # No solution if a is odd and a % 8 != 1</w:t>
+      </w:r>
+    </w:p>
+    <w:p>
+      <w:pPr>
+        <w:spacing w:after="0"/>
         <w:rPr>
           <w:rFonts w:ascii="Lucida Console" w:hAnsi="Lucida Console" w:cstheme="minorHAnsi"/>
           <w:sz w:val="20"/>
           <w:szCs w:val="24"/>
         </w:rPr>
-        <w:t>*2**(k-1)</w:t>
-      </w:r>
-    </w:p>
-    <w:p>
-      <w:pPr>
-        <w:spacing w:after="0"/>
+      </w:pPr>
+      <w:r>
         <w:rPr>
           <w:rFonts w:ascii="Lucida Console" w:hAnsi="Lucida Console" w:cstheme="minorHAnsi"/>
           <w:sz w:val="20"/>
           <w:szCs w:val="24"/>
         </w:rPr>
-      </w:pPr>
-      <w:r>
+        <w:t xml:space="preserve">        if e &gt;= 3 and a % 2 == 1:</w:t>
+      </w:r>
+    </w:p>
+    <w:p>
+      <w:pPr>
+        <w:spacing w:after="0"/>
         <w:rPr>
           <w:rFonts w:ascii="Lucida Console" w:hAnsi="Lucida Console" w:cstheme="minorHAnsi"/>
           <w:sz w:val="20"/>
           <w:szCs w:val="24"/>
         </w:rPr>
-        <w:t xml:space="preserve">                </w:t>
-      </w:r>
-      <w:proofErr w:type="spellStart"/>
-      <w:proofErr w:type="gramStart"/>
+      </w:pPr>
       <w:r>
         <w:rPr>
           <w:rFonts w:ascii="Lucida Console" w:hAnsi="Lucida Console" w:cstheme="minorHAnsi"/>
           <w:sz w:val="20"/>
           <w:szCs w:val="24"/>
         </w:rPr>
-        <w:t>res.append</w:t>
-      </w:r>
-      <w:proofErr w:type="spellEnd"/>
-      <w:proofErr w:type="gramEnd"/>
-      <w:r>
+        <w:t xml:space="preserve">            return []</w:t>
+      </w:r>
+    </w:p>
+    <w:p>
+      <w:pPr>
+        <w:spacing w:after="0"/>
         <w:rPr>
           <w:rFonts w:ascii="Lucida Console" w:hAnsi="Lucida Console" w:cstheme="minorHAnsi"/>
           <w:sz w:val="20"/>
           <w:szCs w:val="24"/>
         </w:rPr>
-        <w:t>(x)</w:t>
-      </w:r>
-    </w:p>
-    <w:p>
-      <w:pPr>
-        <w:spacing w:after="0"/>
+      </w:pPr>
+      <w:r>
         <w:rPr>
           <w:rFonts w:ascii="Lucida Console" w:hAnsi="Lucida Console" w:cstheme="minorHAnsi"/>
           <w:sz w:val="20"/>
           <w:szCs w:val="24"/>
         </w:rPr>
-      </w:pPr>
-      <w:r>
+        <w:t xml:space="preserve">        # Force brut if a is even or e &lt; 3 (for now)</w:t>
+      </w:r>
+    </w:p>
+    <w:p>
+      <w:pPr>
+        <w:spacing w:after="0"/>
         <w:rPr>
           <w:rFonts w:ascii="Lucida Console" w:hAnsi="Lucida Console" w:cstheme="minorHAnsi"/>
           <w:sz w:val="20"/>
           <w:szCs w:val="24"/>
         </w:rPr>
-        <w:t xml:space="preserve">                </w:t>
-      </w:r>
-      <w:proofErr w:type="spellStart"/>
-      <w:proofErr w:type="gramStart"/>
+      </w:pPr>
       <w:r>
         <w:rPr>
           <w:rFonts w:ascii="Lucida Console" w:hAnsi="Lucida Console" w:cstheme="minorHAnsi"/>
           <w:sz w:val="20"/>
           <w:szCs w:val="24"/>
         </w:rPr>
-        <w:t>res.append</w:t>
-      </w:r>
-      <w:proofErr w:type="spellEnd"/>
-      <w:proofErr w:type="gramEnd"/>
-      <w:r>
-        <w:rPr>
-          <w:rFonts w:ascii="Lucida Console" w:hAnsi="Lucida Console" w:cstheme="minorHAnsi"/>
-          <w:sz w:val="20"/>
-          <w:szCs w:val="24"/>
-        </w:rPr>
-        <w:t>(p**e - x)</w:t>
-      </w:r>
-    </w:p>
-    <w:p>
-      <w:pPr>
-        <w:spacing w:after="0"/>
-        <w:rPr>
-          <w:rFonts w:ascii="Lucida Console" w:hAnsi="Lucida Console" w:cstheme="minorHAnsi"/>
-          <w:sz w:val="20"/>
-          <w:szCs w:val="24"/>
-        </w:rPr>
-      </w:pPr>
-      <w:r>
-        <w:rPr>
-          <w:rFonts w:ascii="Lucida Console" w:hAnsi="Lucida Console" w:cstheme="minorHAnsi"/>
-          <w:sz w:val="20"/>
-          <w:szCs w:val="24"/>
-        </w:rPr>
-        <w:t xml:space="preserve">            return res</w:t>
-      </w:r>
-    </w:p>
-    <w:p>
-      <w:pPr>
-        <w:spacing w:after="0"/>
-        <w:rPr>
-          <w:rFonts w:ascii="Lucida Console" w:hAnsi="Lucida Console" w:cstheme="minorHAnsi"/>
-          <w:sz w:val="20"/>
-          <w:szCs w:val="24"/>
-        </w:rPr>
-      </w:pPr>
-      <w:r>
-        <w:rPr>
-          <w:rFonts w:ascii="Lucida Console" w:hAnsi="Lucida Console" w:cstheme="minorHAnsi"/>
-          <w:sz w:val="20"/>
-          <w:szCs w:val="24"/>
-        </w:rPr>
-        <w:t xml:space="preserve">        # No solution if a is odd and a % </w:t>
-      </w:r>
-      <w:proofErr w:type="gramStart"/>
-      <w:r>
-        <w:rPr>
-          <w:rFonts w:ascii="Lucida Console" w:hAnsi="Lucida Console" w:cstheme="minorHAnsi"/>
-          <w:sz w:val="20"/>
-          <w:szCs w:val="24"/>
-        </w:rPr>
-        <w:t>8 !</w:t>
-      </w:r>
-      <w:proofErr w:type="gramEnd"/>
-      <w:r>
-        <w:rPr>
-          <w:rFonts w:ascii="Lucida Console" w:hAnsi="Lucida Console" w:cstheme="minorHAnsi"/>
-          <w:sz w:val="20"/>
-          <w:szCs w:val="24"/>
-        </w:rPr>
-        <w:t>= 1</w:t>
-      </w:r>
-    </w:p>
-    <w:p>
-      <w:pPr>
-        <w:spacing w:after="0"/>
-        <w:rPr>
-          <w:rFonts w:ascii="Lucida Console" w:hAnsi="Lucida Console" w:cstheme="minorHAnsi"/>
-          <w:sz w:val="20"/>
-          <w:szCs w:val="24"/>
-        </w:rPr>
-      </w:pPr>
-      <w:r>
-        <w:rPr>
-          <w:rFonts w:ascii="Lucida Console" w:hAnsi="Lucida Console" w:cstheme="minorHAnsi"/>
-          <w:sz w:val="20"/>
-          <w:szCs w:val="24"/>
-        </w:rPr>
-        <w:t xml:space="preserve">        if e &gt;= 3 and a % 2 == 1:</w:t>
-      </w:r>
-    </w:p>
-    <w:p>
-      <w:pPr>
-        <w:spacing w:after="0"/>
-        <w:rPr>
-          <w:rFonts w:ascii="Lucida Console" w:hAnsi="Lucida Console" w:cstheme="minorHAnsi"/>
-          <w:sz w:val="20"/>
-          <w:szCs w:val="24"/>
-        </w:rPr>
-      </w:pPr>
-      <w:r>
-        <w:rPr>
-          <w:rFonts w:ascii="Lucida Console" w:hAnsi="Lucida Console" w:cstheme="minorHAnsi"/>
-          <w:sz w:val="20"/>
-          <w:szCs w:val="24"/>
-        </w:rPr>
-        <w:t xml:space="preserve">            return []</w:t>
-      </w:r>
-    </w:p>
-    <w:p>
-      <w:pPr>
-        <w:spacing w:after="0"/>
-        <w:rPr>
-          <w:rFonts w:ascii="Lucida Console" w:hAnsi="Lucida Console" w:cstheme="minorHAnsi"/>
-          <w:sz w:val="20"/>
-          <w:szCs w:val="24"/>
-        </w:rPr>
-      </w:pPr>
-      <w:r>
-        <w:rPr>
-          <w:rFonts w:ascii="Lucida Console" w:hAnsi="Lucida Console" w:cstheme="minorHAnsi"/>
-          <w:sz w:val="20"/>
-          <w:szCs w:val="24"/>
-        </w:rPr>
-        <w:t xml:space="preserve">        # Force brut if a is even or e &lt; 3 (for now)</w:t>
-      </w:r>
-    </w:p>
-    <w:p>
-      <w:pPr>
-        <w:spacing w:after="0"/>
-        <w:rPr>
-          <w:rFonts w:ascii="Lucida Console" w:hAnsi="Lucida Console" w:cstheme="minorHAnsi"/>
-          <w:sz w:val="20"/>
-          <w:szCs w:val="24"/>
-        </w:rPr>
-      </w:pPr>
-      <w:r>
-        <w:rPr>
-          <w:rFonts w:ascii="Lucida Console" w:hAnsi="Lucida Console" w:cstheme="minorHAnsi"/>
-          <w:sz w:val="20"/>
-          <w:szCs w:val="24"/>
-        </w:rPr>
-        <w:t xml:space="preserve">        return [x for x in </w:t>
-      </w:r>
-      <w:proofErr w:type="spellStart"/>
-      <w:proofErr w:type="gramStart"/>
-      <w:r>
-        <w:rPr>
-          <w:rFonts w:ascii="Lucida Console" w:hAnsi="Lucida Console" w:cstheme="minorHAnsi"/>
-          <w:sz w:val="20"/>
-          <w:szCs w:val="24"/>
-        </w:rPr>
-        <w:t>xrange</w:t>
-      </w:r>
-      <w:proofErr w:type="spellEnd"/>
-      <w:r>
-        <w:rPr>
-          <w:rFonts w:ascii="Lucida Console" w:hAnsi="Lucida Console" w:cstheme="minorHAnsi"/>
-          <w:sz w:val="20"/>
-          <w:szCs w:val="24"/>
-        </w:rPr>
-        <w:t>(</w:t>
-      </w:r>
-      <w:proofErr w:type="gramEnd"/>
-      <w:r>
-        <w:rPr>
-          <w:rFonts w:ascii="Lucida Console" w:hAnsi="Lucida Console" w:cstheme="minorHAnsi"/>
-          <w:sz w:val="20"/>
-          <w:szCs w:val="24"/>
-        </w:rPr>
-        <w:t>0, p**e) if x*x % p**e == a % p**e]</w:t>
+        <w:t xml:space="preserve">        return [x for x in xrange(0, p**e) if x*x % p**e == a % p**e]</w:t>
       </w:r>
     </w:p>
     <w:p>
@@ -6030,9 +6678,8 @@
           <w:sz w:val="19"/>
           <w:szCs w:val="19"/>
         </w:rPr>
-        <w:t xml:space="preserve">/* modulus AKA mod is 2^lambda, </w:t>
-      </w:r>
-      <w:proofErr w:type="spellStart"/>
+        <w:t xml:space="preserve">/* modulus AKA mod is 2^lambda, Znum is a typedef for </w:t>
+      </w:r>
       <w:r>
         <w:rPr>
           <w:rFonts w:ascii="Lucida Console" w:hAnsi="Lucida Console" w:cstheme="minorHAnsi"/>
@@ -6040,9 +6687,8 @@
           <w:sz w:val="19"/>
           <w:szCs w:val="19"/>
         </w:rPr>
-        <w:t>Znum</w:t>
-      </w:r>
-      <w:proofErr w:type="spellEnd"/>
+        <w:t xml:space="preserve">a class of </w:t>
+      </w:r>
       <w:r>
         <w:rPr>
           <w:rFonts w:ascii="Lucida Console" w:hAnsi="Lucida Console" w:cstheme="minorHAnsi"/>
@@ -6050,24 +6696,6 @@
           <w:sz w:val="19"/>
           <w:szCs w:val="19"/>
         </w:rPr>
-        <w:t xml:space="preserve"> is a typedef for </w:t>
-      </w:r>
-      <w:r>
-        <w:rPr>
-          <w:rFonts w:ascii="Lucida Console" w:hAnsi="Lucida Console" w:cstheme="minorHAnsi"/>
-          <w:color w:val="76923C" w:themeColor="accent3" w:themeShade="BF"/>
-          <w:sz w:val="19"/>
-          <w:szCs w:val="19"/>
-        </w:rPr>
-        <w:t xml:space="preserve">a class of </w:t>
-      </w:r>
-      <w:r>
-        <w:rPr>
-          <w:rFonts w:ascii="Lucida Console" w:hAnsi="Lucida Console" w:cstheme="minorHAnsi"/>
-          <w:color w:val="76923C" w:themeColor="accent3" w:themeShade="BF"/>
-          <w:sz w:val="19"/>
-          <w:szCs w:val="19"/>
-        </w:rPr>
         <w:t>Extended Precision integers, pow2(k) returns 2^k */</w:t>
       </w:r>
     </w:p>
@@ -6226,17 +6854,219 @@
           <w:sz w:val="19"/>
           <w:szCs w:val="19"/>
         </w:rPr>
+        <w:t xml:space="preserve"> 1;</w:t>
+      </w:r>
+      <w:r>
+        <w:rPr>
+          <w:rFonts w:ascii="Lucida Console" w:hAnsi="Lucida Console" w:cs="Cascadia Mono"/>
+          <w:color w:val="000000"/>
+          <w:sz w:val="19"/>
+          <w:szCs w:val="19"/>
+        </w:rPr>
+        <w:t xml:space="preserve">    </w:t>
+      </w:r>
+      <w:r>
+        <w:rPr>
+          <w:rFonts w:ascii="Lucida Console" w:hAnsi="Lucida Console" w:cs="Cascadia Mono"/>
+          <w:color w:val="76923C" w:themeColor="accent3" w:themeShade="BF"/>
+          <w:sz w:val="19"/>
+          <w:szCs w:val="19"/>
+        </w:rPr>
+        <w:t>/* x2 is modular square root of c (mod 2^k) */</w:t>
+      </w:r>
+    </w:p>
+    <w:p>
+      <w:pPr>
+        <w:spacing w:after="0"/>
+        <w:rPr>
+          <w:rFonts w:ascii="Lucida Console" w:hAnsi="Lucida Console" w:cs="Cascadia Mono"/>
+          <w:color w:val="000000"/>
+          <w:sz w:val="19"/>
+          <w:szCs w:val="19"/>
+        </w:rPr>
+      </w:pPr>
+      <w:r>
+        <w:rPr>
+          <w:rFonts w:ascii="Lucida Console" w:hAnsi="Lucida Console" w:cs="Cascadia Mono"/>
+          <w:color w:val="000000"/>
+          <w:sz w:val="19"/>
+          <w:szCs w:val="19"/>
+        </w:rPr>
+        <w:tab/>
+      </w:r>
+      <w:r>
+        <w:rPr>
+          <w:rFonts w:ascii="Lucida Console" w:hAnsi="Lucida Console" w:cs="Cascadia Mono"/>
+          <w:color w:val="0000FF"/>
+          <w:sz w:val="19"/>
+          <w:szCs w:val="19"/>
+        </w:rPr>
+        <w:t>for</w:t>
+      </w:r>
+      <w:r>
+        <w:rPr>
+          <w:rFonts w:ascii="Lucida Console" w:hAnsi="Lucida Console" w:cs="Cascadia Mono"/>
+          <w:color w:val="000000"/>
+          <w:sz w:val="19"/>
+          <w:szCs w:val="19"/>
+        </w:rPr>
+        <w:t xml:space="preserve"> (</w:t>
+      </w:r>
+      <w:r>
+        <w:rPr>
+          <w:rFonts w:ascii="Lucida Console" w:hAnsi="Lucida Console" w:cs="Cascadia Mono"/>
+          <w:color w:val="0000FF"/>
+          <w:sz w:val="19"/>
+          <w:szCs w:val="19"/>
+        </w:rPr>
+        <w:t>int</w:t>
+      </w:r>
+      <w:r>
+        <w:rPr>
+          <w:rFonts w:ascii="Lucida Console" w:hAnsi="Lucida Console" w:cs="Cascadia Mono"/>
+          <w:color w:val="000000"/>
+          <w:sz w:val="19"/>
+          <w:szCs w:val="19"/>
+        </w:rPr>
+        <w:t xml:space="preserve"> k = 3; k &lt;= </w:t>
+      </w:r>
+      <w:r>
+        <w:rPr>
+          <w:rFonts w:ascii="Lucida Console" w:hAnsi="Lucida Console" w:cs="Cascadia Mono"/>
+          <w:color w:val="808080"/>
+          <w:sz w:val="19"/>
+          <w:szCs w:val="19"/>
+        </w:rPr>
+        <w:t>lambda</w:t>
+      </w:r>
+      <w:r>
+        <w:rPr>
+          <w:rFonts w:ascii="Lucida Console" w:hAnsi="Lucida Console" w:cs="Cascadia Mono"/>
+          <w:color w:val="000000"/>
+          <w:sz w:val="19"/>
+          <w:szCs w:val="19"/>
+        </w:rPr>
+        <w:t>; k++) {</w:t>
+      </w:r>
+    </w:p>
+    <w:p>
+      <w:pPr>
+        <w:spacing w:after="0"/>
+        <w:rPr>
+          <w:rFonts w:ascii="Lucida Console" w:hAnsi="Lucida Console" w:cs="Cascadia Mono"/>
+          <w:color w:val="000000"/>
+          <w:sz w:val="19"/>
+          <w:szCs w:val="19"/>
+          <w:lang w:val="pt-PT"/>
+        </w:rPr>
+      </w:pPr>
+      <w:r>
+        <w:rPr>
+          <w:rFonts w:ascii="Lucida Console" w:hAnsi="Lucida Console" w:cs="Cascadia Mono"/>
+          <w:color w:val="000000"/>
+          <w:sz w:val="19"/>
+          <w:szCs w:val="19"/>
+        </w:rPr>
+        <w:tab/>
+      </w:r>
+      <w:r>
+        <w:rPr>
+          <w:rFonts w:ascii="Lucida Console" w:hAnsi="Lucida Console" w:cs="Cascadia Mono"/>
+          <w:color w:val="000000"/>
+          <w:sz w:val="19"/>
+          <w:szCs w:val="19"/>
+        </w:rPr>
+        <w:tab/>
+      </w:r>
+      <w:r>
+        <w:rPr>
+          <w:rFonts w:ascii="Lucida Console" w:hAnsi="Lucida Console" w:cs="Cascadia Mono"/>
+          <w:color w:val="2B91AF"/>
+          <w:sz w:val="19"/>
+          <w:szCs w:val="19"/>
+          <w:lang w:val="pt-PT"/>
+        </w:rPr>
+        <w:t>Znum</w:t>
+      </w:r>
+      <w:r>
+        <w:rPr>
+          <w:rFonts w:ascii="Lucida Console" w:hAnsi="Lucida Console" w:cs="Cascadia Mono"/>
+          <w:color w:val="000000"/>
+          <w:sz w:val="19"/>
+          <w:szCs w:val="19"/>
+          <w:lang w:val="pt-PT"/>
+        </w:rPr>
+        <w:t xml:space="preserve"> i = ((x2 </w:t>
+      </w:r>
+      <w:r>
+        <w:rPr>
+          <w:rFonts w:ascii="Lucida Console" w:hAnsi="Lucida Console" w:cs="Cascadia Mono"/>
+          <w:color w:val="008080"/>
+          <w:sz w:val="19"/>
+          <w:szCs w:val="19"/>
+          <w:lang w:val="pt-PT"/>
+        </w:rPr>
+        <w:t>*</w:t>
+      </w:r>
+      <w:r>
+        <w:rPr>
+          <w:rFonts w:ascii="Lucida Console" w:hAnsi="Lucida Console" w:cs="Cascadia Mono"/>
+          <w:color w:val="000000"/>
+          <w:sz w:val="19"/>
+          <w:szCs w:val="19"/>
+          <w:lang w:val="pt-PT"/>
+        </w:rPr>
+        <w:t xml:space="preserve"> x2 </w:t>
+      </w:r>
+      <w:r>
+        <w:rPr>
+          <w:rFonts w:ascii="Lucida Console" w:hAnsi="Lucida Console" w:cs="Cascadia Mono"/>
+          <w:color w:val="008080"/>
+          <w:sz w:val="19"/>
+          <w:szCs w:val="19"/>
+          <w:lang w:val="pt-PT"/>
+        </w:rPr>
+        <w:t>-</w:t>
+      </w:r>
+      <w:r>
+        <w:rPr>
+          <w:rFonts w:ascii="Lucida Console" w:hAnsi="Lucida Console" w:cs="Cascadia Mono"/>
+          <w:color w:val="000000"/>
+          <w:sz w:val="19"/>
+          <w:szCs w:val="19"/>
+          <w:lang w:val="pt-PT"/>
+        </w:rPr>
         <w:t xml:space="preserve"> </w:t>
       </w:r>
-      <w:proofErr w:type="gramStart"/>
+      <w:r>
+        <w:rPr>
+          <w:rFonts w:ascii="Lucida Console" w:hAnsi="Lucida Console" w:cs="Cascadia Mono"/>
+          <w:color w:val="808080"/>
+          <w:sz w:val="19"/>
+          <w:szCs w:val="19"/>
+          <w:lang w:val="pt-PT"/>
+        </w:rPr>
+        <w:t>c</w:t>
+      </w:r>
       <w:r>
         <w:rPr>
           <w:rFonts w:ascii="Lucida Console" w:hAnsi="Lucida Console" w:cs="Cascadia Mono"/>
           <w:color w:val="000000"/>
           <w:sz w:val="19"/>
           <w:szCs w:val="19"/>
-        </w:rPr>
-        <w:t>1;</w:t>
+          <w:lang w:val="pt-PT"/>
+        </w:rPr>
+        <w:t xml:space="preserve">) </w:t>
+      </w:r>
+      <w:r>
+        <w:rPr>
+          <w:rFonts w:ascii="Lucida Console" w:hAnsi="Lucida Console" w:cs="Cascadia Mono"/>
+          <w:color w:val="008080"/>
+          <w:sz w:val="19"/>
+          <w:szCs w:val="19"/>
+          <w:lang w:val="pt-PT"/>
+        </w:rPr>
+        <w:t>/</w:t>
       </w:r>
       <w:r>
         <w:rPr>
@@ -6244,27 +7074,29 @@
           <w:color w:val="000000"/>
           <w:sz w:val="19"/>
           <w:szCs w:val="19"/>
-        </w:rPr>
-        <w:t xml:space="preserve">   </w:t>
-      </w:r>
-      <w:proofErr w:type="gramEnd"/>
+          <w:lang w:val="pt-PT"/>
+        </w:rPr>
+        <w:t xml:space="preserve"> pow2(k)) </w:t>
+      </w:r>
+      <w:r>
+        <w:rPr>
+          <w:rFonts w:ascii="Lucida Console" w:hAnsi="Lucida Console" w:cs="Cascadia Mono"/>
+          <w:color w:val="008080"/>
+          <w:sz w:val="19"/>
+          <w:szCs w:val="19"/>
+          <w:lang w:val="pt-PT"/>
+        </w:rPr>
+        <w:t>%</w:t>
+      </w:r>
       <w:r>
         <w:rPr>
           <w:rFonts w:ascii="Lucida Console" w:hAnsi="Lucida Console" w:cs="Cascadia Mono"/>
           <w:color w:val="000000"/>
           <w:sz w:val="19"/>
           <w:szCs w:val="19"/>
-        </w:rPr>
-        <w:t xml:space="preserve"> </w:t>
-      </w:r>
-      <w:r>
-        <w:rPr>
-          <w:rFonts w:ascii="Lucida Console" w:hAnsi="Lucida Console" w:cs="Cascadia Mono"/>
-          <w:color w:val="76923C" w:themeColor="accent3" w:themeShade="BF"/>
-          <w:sz w:val="19"/>
-          <w:szCs w:val="19"/>
-        </w:rPr>
-        <w:t>/* x2 is modular square root of c (mod 2^k) */</w:t>
+          <w:lang w:val="pt-PT"/>
+        </w:rPr>
+        <w:t xml:space="preserve"> 2;</w:t>
       </w:r>
     </w:p>
     <w:p>
@@ -6283,17 +7115,28 @@
           <w:color w:val="000000"/>
           <w:sz w:val="19"/>
           <w:szCs w:val="19"/>
+          <w:lang w:val="pt-PT"/>
         </w:rPr>
         <w:tab/>
       </w:r>
       <w:r>
         <w:rPr>
           <w:rFonts w:ascii="Lucida Console" w:hAnsi="Lucida Console" w:cs="Cascadia Mono"/>
+          <w:color w:val="000000"/>
+          <w:sz w:val="19"/>
+          <w:szCs w:val="19"/>
+          <w:lang w:val="pt-PT"/>
+        </w:rPr>
+        <w:tab/>
+      </w:r>
+      <w:r>
+        <w:rPr>
+          <w:rFonts w:ascii="Lucida Console" w:hAnsi="Lucida Console" w:cs="Cascadia Mono"/>
           <w:color w:val="0000FF"/>
           <w:sz w:val="19"/>
           <w:szCs w:val="19"/>
         </w:rPr>
-        <w:t>for</w:t>
+        <w:t>if</w:t>
       </w:r>
       <w:r>
         <w:rPr>
@@ -6302,16 +7145,16 @@
           <w:sz w:val="19"/>
           <w:szCs w:val="19"/>
         </w:rPr>
-        <w:t xml:space="preserve"> (</w:t>
-      </w:r>
-      <w:r>
-        <w:rPr>
-          <w:rFonts w:ascii="Lucida Console" w:hAnsi="Lucida Console" w:cs="Cascadia Mono"/>
-          <w:color w:val="0000FF"/>
-          <w:sz w:val="19"/>
-          <w:szCs w:val="19"/>
-        </w:rPr>
-        <w:t>int</w:t>
+        <w:t xml:space="preserve"> (i </w:t>
+      </w:r>
+      <w:r>
+        <w:rPr>
+          <w:rFonts w:ascii="Lucida Console" w:hAnsi="Lucida Console" w:cs="Cascadia Mono"/>
+          <w:color w:val="008080"/>
+          <w:sz w:val="19"/>
+          <w:szCs w:val="19"/>
+        </w:rPr>
+        <w:t>==</w:t>
       </w:r>
       <w:r>
         <w:rPr>
@@ -6320,284 +7163,7 @@
           <w:sz w:val="19"/>
           <w:szCs w:val="19"/>
         </w:rPr>
-        <w:t xml:space="preserve"> k = 3; k &lt;= </w:t>
-      </w:r>
-      <w:r>
-        <w:rPr>
-          <w:rFonts w:ascii="Lucida Console" w:hAnsi="Lucida Console" w:cs="Cascadia Mono"/>
-          <w:color w:val="808080"/>
-          <w:sz w:val="19"/>
-          <w:szCs w:val="19"/>
-        </w:rPr>
-        <w:t>lambda</w:t>
-      </w:r>
-      <w:r>
-        <w:rPr>
-          <w:rFonts w:ascii="Lucida Console" w:hAnsi="Lucida Console" w:cs="Cascadia Mono"/>
-          <w:color w:val="000000"/>
-          <w:sz w:val="19"/>
-          <w:szCs w:val="19"/>
-        </w:rPr>
-        <w:t>; k++) {</w:t>
-      </w:r>
-    </w:p>
-    <w:p>
-      <w:pPr>
-        <w:spacing w:after="0"/>
-        <w:rPr>
-          <w:rFonts w:ascii="Lucida Console" w:hAnsi="Lucida Console" w:cs="Cascadia Mono"/>
-          <w:color w:val="000000"/>
-          <w:sz w:val="19"/>
-          <w:szCs w:val="19"/>
-          <w:lang w:val="pt-PT"/>
-        </w:rPr>
-      </w:pPr>
-      <w:r>
-        <w:rPr>
-          <w:rFonts w:ascii="Lucida Console" w:hAnsi="Lucida Console" w:cs="Cascadia Mono"/>
-          <w:color w:val="000000"/>
-          <w:sz w:val="19"/>
-          <w:szCs w:val="19"/>
-        </w:rPr>
-        <w:tab/>
-      </w:r>
-      <w:r>
-        <w:rPr>
-          <w:rFonts w:ascii="Lucida Console" w:hAnsi="Lucida Console" w:cs="Cascadia Mono"/>
-          <w:color w:val="000000"/>
-          <w:sz w:val="19"/>
-          <w:szCs w:val="19"/>
-        </w:rPr>
-        <w:tab/>
-      </w:r>
-      <w:proofErr w:type="spellStart"/>
-      <w:r>
-        <w:rPr>
-          <w:rFonts w:ascii="Lucida Console" w:hAnsi="Lucida Console" w:cs="Cascadia Mono"/>
-          <w:color w:val="2B91AF"/>
-          <w:sz w:val="19"/>
-          <w:szCs w:val="19"/>
-          <w:lang w:val="pt-PT"/>
-        </w:rPr>
-        <w:t>Znum</w:t>
-      </w:r>
-      <w:proofErr w:type="spellEnd"/>
-      <w:r>
-        <w:rPr>
-          <w:rFonts w:ascii="Lucida Console" w:hAnsi="Lucida Console" w:cs="Cascadia Mono"/>
-          <w:color w:val="000000"/>
-          <w:sz w:val="19"/>
-          <w:szCs w:val="19"/>
-          <w:lang w:val="pt-PT"/>
-        </w:rPr>
-        <w:t xml:space="preserve"> i = ((x2 </w:t>
-      </w:r>
-      <w:r>
-        <w:rPr>
-          <w:rFonts w:ascii="Lucida Console" w:hAnsi="Lucida Console" w:cs="Cascadia Mono"/>
-          <w:color w:val="008080"/>
-          <w:sz w:val="19"/>
-          <w:szCs w:val="19"/>
-          <w:lang w:val="pt-PT"/>
-        </w:rPr>
-        <w:t>*</w:t>
-      </w:r>
-      <w:r>
-        <w:rPr>
-          <w:rFonts w:ascii="Lucida Console" w:hAnsi="Lucida Console" w:cs="Cascadia Mono"/>
-          <w:color w:val="000000"/>
-          <w:sz w:val="19"/>
-          <w:szCs w:val="19"/>
-          <w:lang w:val="pt-PT"/>
-        </w:rPr>
-        <w:t xml:space="preserve"> x2 </w:t>
-      </w:r>
-      <w:r>
-        <w:rPr>
-          <w:rFonts w:ascii="Lucida Console" w:hAnsi="Lucida Console" w:cs="Cascadia Mono"/>
-          <w:color w:val="008080"/>
-          <w:sz w:val="19"/>
-          <w:szCs w:val="19"/>
-          <w:lang w:val="pt-PT"/>
-        </w:rPr>
-        <w:t>-</w:t>
-      </w:r>
-      <w:r>
-        <w:rPr>
-          <w:rFonts w:ascii="Lucida Console" w:hAnsi="Lucida Console" w:cs="Cascadia Mono"/>
-          <w:color w:val="000000"/>
-          <w:sz w:val="19"/>
-          <w:szCs w:val="19"/>
-          <w:lang w:val="pt-PT"/>
-        </w:rPr>
-        <w:t xml:space="preserve"> </w:t>
-      </w:r>
-      <w:r>
-        <w:rPr>
-          <w:rFonts w:ascii="Lucida Console" w:hAnsi="Lucida Console" w:cs="Cascadia Mono"/>
-          <w:color w:val="808080"/>
-          <w:sz w:val="19"/>
-          <w:szCs w:val="19"/>
-          <w:lang w:val="pt-PT"/>
-        </w:rPr>
-        <w:t>c</w:t>
-      </w:r>
-      <w:r>
-        <w:rPr>
-          <w:rFonts w:ascii="Lucida Console" w:hAnsi="Lucida Console" w:cs="Cascadia Mono"/>
-          <w:color w:val="000000"/>
-          <w:sz w:val="19"/>
-          <w:szCs w:val="19"/>
-          <w:lang w:val="pt-PT"/>
-        </w:rPr>
-        <w:t xml:space="preserve">) </w:t>
-      </w:r>
-      <w:r>
-        <w:rPr>
-          <w:rFonts w:ascii="Lucida Console" w:hAnsi="Lucida Console" w:cs="Cascadia Mono"/>
-          <w:color w:val="008080"/>
-          <w:sz w:val="19"/>
-          <w:szCs w:val="19"/>
-          <w:lang w:val="pt-PT"/>
-        </w:rPr>
-        <w:t>/</w:t>
-      </w:r>
-      <w:r>
-        <w:rPr>
-          <w:rFonts w:ascii="Lucida Console" w:hAnsi="Lucida Console" w:cs="Cascadia Mono"/>
-          <w:color w:val="000000"/>
-          <w:sz w:val="19"/>
-          <w:szCs w:val="19"/>
-          <w:lang w:val="pt-PT"/>
-        </w:rPr>
-        <w:t xml:space="preserve"> pow2(k)) </w:t>
-      </w:r>
-      <w:r>
-        <w:rPr>
-          <w:rFonts w:ascii="Lucida Console" w:hAnsi="Lucida Console" w:cs="Cascadia Mono"/>
-          <w:color w:val="008080"/>
-          <w:sz w:val="19"/>
-          <w:szCs w:val="19"/>
-          <w:lang w:val="pt-PT"/>
-        </w:rPr>
-        <w:t>%</w:t>
-      </w:r>
-      <w:r>
-        <w:rPr>
-          <w:rFonts w:ascii="Lucida Console" w:hAnsi="Lucida Console" w:cs="Cascadia Mono"/>
-          <w:color w:val="000000"/>
-          <w:sz w:val="19"/>
-          <w:szCs w:val="19"/>
-          <w:lang w:val="pt-PT"/>
-        </w:rPr>
-        <w:t xml:space="preserve"> 2;</w:t>
-      </w:r>
-    </w:p>
-    <w:p>
-      <w:pPr>
-        <w:spacing w:after="0"/>
-        <w:rPr>
-          <w:rFonts w:ascii="Lucida Console" w:hAnsi="Lucida Console" w:cs="Cascadia Mono"/>
-          <w:color w:val="000000"/>
-          <w:sz w:val="19"/>
-          <w:szCs w:val="19"/>
-        </w:rPr>
-      </w:pPr>
-      <w:r>
-        <w:rPr>
-          <w:rFonts w:ascii="Lucida Console" w:hAnsi="Lucida Console" w:cs="Cascadia Mono"/>
-          <w:color w:val="000000"/>
-          <w:sz w:val="19"/>
-          <w:szCs w:val="19"/>
-          <w:lang w:val="pt-PT"/>
-        </w:rPr>
-        <w:tab/>
-      </w:r>
-      <w:r>
-        <w:rPr>
-          <w:rFonts w:ascii="Lucida Console" w:hAnsi="Lucida Console" w:cs="Cascadia Mono"/>
-          <w:color w:val="000000"/>
-          <w:sz w:val="19"/>
-          <w:szCs w:val="19"/>
-          <w:lang w:val="pt-PT"/>
-        </w:rPr>
-        <w:tab/>
-      </w:r>
-      <w:r>
-        <w:rPr>
-          <w:rFonts w:ascii="Lucida Console" w:hAnsi="Lucida Console" w:cs="Cascadia Mono"/>
-          <w:color w:val="0000FF"/>
-          <w:sz w:val="19"/>
-          <w:szCs w:val="19"/>
-        </w:rPr>
-        <w:t>if</w:t>
-      </w:r>
-      <w:r>
-        <w:rPr>
-          <w:rFonts w:ascii="Lucida Console" w:hAnsi="Lucida Console" w:cs="Cascadia Mono"/>
-          <w:color w:val="000000"/>
-          <w:sz w:val="19"/>
-          <w:szCs w:val="19"/>
-        </w:rPr>
-        <w:t xml:space="preserve"> (</w:t>
-      </w:r>
-      <w:proofErr w:type="spellStart"/>
-      <w:r>
-        <w:rPr>
-          <w:rFonts w:ascii="Lucida Console" w:hAnsi="Lucida Console" w:cs="Cascadia Mono"/>
-          <w:color w:val="000000"/>
-          <w:sz w:val="19"/>
-          <w:szCs w:val="19"/>
-        </w:rPr>
-        <w:t>i</w:t>
-      </w:r>
-      <w:proofErr w:type="spellEnd"/>
-      <w:r>
-        <w:rPr>
-          <w:rFonts w:ascii="Lucida Console" w:hAnsi="Lucida Console" w:cs="Cascadia Mono"/>
-          <w:color w:val="000000"/>
-          <w:sz w:val="19"/>
-          <w:szCs w:val="19"/>
-        </w:rPr>
-        <w:t xml:space="preserve"> </w:t>
-      </w:r>
-      <w:r>
-        <w:rPr>
-          <w:rFonts w:ascii="Lucida Console" w:hAnsi="Lucida Console" w:cs="Cascadia Mono"/>
-          <w:color w:val="008080"/>
-          <w:sz w:val="19"/>
-          <w:szCs w:val="19"/>
-        </w:rPr>
-        <w:t>==</w:t>
-      </w:r>
-      <w:r>
-        <w:rPr>
-          <w:rFonts w:ascii="Lucida Console" w:hAnsi="Lucida Console" w:cs="Cascadia Mono"/>
-          <w:color w:val="000000"/>
-          <w:sz w:val="19"/>
-          <w:szCs w:val="19"/>
-        </w:rPr>
-        <w:t xml:space="preserve"> -1) </w:t>
-      </w:r>
-      <w:proofErr w:type="spellStart"/>
-      <w:r>
-        <w:rPr>
-          <w:rFonts w:ascii="Lucida Console" w:hAnsi="Lucida Console" w:cs="Cascadia Mono"/>
-          <w:color w:val="000000"/>
-          <w:sz w:val="19"/>
-          <w:szCs w:val="19"/>
-        </w:rPr>
-        <w:t>i</w:t>
-      </w:r>
-      <w:proofErr w:type="spellEnd"/>
-      <w:r>
-        <w:rPr>
-          <w:rFonts w:ascii="Lucida Console" w:hAnsi="Lucida Console" w:cs="Cascadia Mono"/>
-          <w:color w:val="000000"/>
-          <w:sz w:val="19"/>
-          <w:szCs w:val="19"/>
-        </w:rPr>
-        <w:t xml:space="preserve"> </w:t>
+        <w:t xml:space="preserve"> -1) i </w:t>
       </w:r>
       <w:r>
         <w:rPr>
@@ -6681,27 +7247,7 @@
           <w:sz w:val="19"/>
           <w:szCs w:val="19"/>
         </w:rPr>
-        <w:t xml:space="preserve"> </w:t>
-      </w:r>
-      <w:proofErr w:type="spellStart"/>
-      <w:r>
-        <w:rPr>
-          <w:rFonts w:ascii="Lucida Console" w:hAnsi="Lucida Console" w:cs="Cascadia Mono"/>
-          <w:color w:val="000000"/>
-          <w:sz w:val="19"/>
-          <w:szCs w:val="19"/>
-        </w:rPr>
-        <w:t>i</w:t>
-      </w:r>
-      <w:proofErr w:type="spellEnd"/>
-      <w:r>
-        <w:rPr>
-          <w:rFonts w:ascii="Lucida Console" w:hAnsi="Lucida Console" w:cs="Cascadia Mono"/>
-          <w:color w:val="000000"/>
-          <w:sz w:val="19"/>
-          <w:szCs w:val="19"/>
-        </w:rPr>
-        <w:t xml:space="preserve"> </w:t>
+        <w:t xml:space="preserve"> i </w:t>
       </w:r>
       <w:r>
         <w:rPr>
@@ -6948,19 +7494,8 @@
           <w:sz w:val="19"/>
           <w:szCs w:val="19"/>
         </w:rPr>
-        <w:t xml:space="preserve"> </w:t>
-      </w:r>
-      <w:proofErr w:type="gramStart"/>
-      <w:r>
-        <w:rPr>
-          <w:rFonts w:ascii="Lucida Console" w:hAnsi="Lucida Console" w:cs="Cascadia Mono"/>
-          <w:color w:val="000000"/>
-          <w:sz w:val="19"/>
-          <w:szCs w:val="19"/>
-        </w:rPr>
-        <w:t xml:space="preserve">mod;   </w:t>
-      </w:r>
-      <w:proofErr w:type="gramEnd"/>
+        <w:t xml:space="preserve"> mod;   </w:t>
+      </w:r>
       <w:r>
         <w:rPr>
           <w:rFonts w:ascii="Lucida Console" w:hAnsi="Lucida Console" w:cs="Cascadia Mono"/>
@@ -7050,19 +7585,19 @@
           <w:szCs w:val="19"/>
         </w:rPr>
         <w:tab/>
-      </w:r>
-      <w:proofErr w:type="spellStart"/>
-      <w:proofErr w:type="gramStart"/>
-      <w:r>
+        <w:t>roots.push_back(x2);</w:t>
+      </w:r>
+    </w:p>
+    <w:p>
+      <w:pPr>
+        <w:spacing w:after="0"/>
         <w:rPr>
           <w:rFonts w:ascii="Lucida Console" w:hAnsi="Lucida Console" w:cs="Cascadia Mono"/>
           <w:color w:val="000000"/>
           <w:sz w:val="19"/>
           <w:szCs w:val="19"/>
         </w:rPr>
-        <w:t>roots.push</w:t>
-      </w:r>
-      <w:proofErr w:type="gramEnd"/>
+      </w:pPr>
       <w:r>
         <w:rPr>
           <w:rFonts w:ascii="Lucida Console" w:hAnsi="Lucida Console" w:cs="Cascadia Mono"/>
@@ -7070,9 +7605,19 @@
           <w:sz w:val="19"/>
           <w:szCs w:val="19"/>
         </w:rPr>
-        <w:t>_back</w:t>
-      </w:r>
-      <w:proofErr w:type="spellEnd"/>
+        <w:lastRenderedPageBreak/>
+        <w:tab/>
+        <w:t xml:space="preserve">roots.push_back(mod </w:t>
+      </w:r>
+      <w:r>
+        <w:rPr>
+          <w:rFonts w:ascii="Lucida Console" w:hAnsi="Lucida Console" w:cs="Cascadia Mono"/>
+          <w:color w:val="008080"/>
+          <w:sz w:val="19"/>
+          <w:szCs w:val="19"/>
+        </w:rPr>
+        <w:t>-</w:t>
+      </w:r>
       <w:r>
         <w:rPr>
           <w:rFonts w:ascii="Lucida Console" w:hAnsi="Lucida Console" w:cs="Cascadia Mono"/>
@@ -7080,7 +7625,7 @@
           <w:sz w:val="19"/>
           <w:szCs w:val="19"/>
         </w:rPr>
-        <w:t>(x2);</w:t>
+        <w:t xml:space="preserve"> x2);</w:t>
       </w:r>
     </w:p>
     <w:p>
@@ -7102,8 +7647,15 @@
         </w:rPr>
         <w:tab/>
       </w:r>
-      <w:proofErr w:type="spellStart"/>
-      <w:proofErr w:type="gramStart"/>
+      <w:r>
+        <w:rPr>
+          <w:rFonts w:ascii="Lucida Console" w:hAnsi="Lucida Console" w:cs="Cascadia Mono"/>
+          <w:color w:val="0000FF"/>
+          <w:sz w:val="19"/>
+          <w:szCs w:val="19"/>
+        </w:rPr>
+        <w:t>if</w:t>
+      </w:r>
       <w:r>
         <w:rPr>
           <w:rFonts w:ascii="Lucida Console" w:hAnsi="Lucida Console" w:cs="Cascadia Mono"/>
@@ -7111,9 +7663,17 @@
           <w:sz w:val="19"/>
           <w:szCs w:val="19"/>
         </w:rPr>
-        <w:t>roots.push</w:t>
-      </w:r>
-      <w:proofErr w:type="gramEnd"/>
+        <w:t xml:space="preserve"> (x2 </w:t>
+      </w:r>
+      <w:r>
+        <w:rPr>
+          <w:rFonts w:ascii="Lucida Console" w:hAnsi="Lucida Console" w:cs="Cascadia Mono"/>
+          <w:color w:val="008080"/>
+          <w:sz w:val="19"/>
+          <w:szCs w:val="19"/>
+        </w:rPr>
+        <w:t>&lt;</w:t>
+      </w:r>
       <w:r>
         <w:rPr>
           <w:rFonts w:ascii="Lucida Console" w:hAnsi="Lucida Console" w:cs="Cascadia Mono"/>
@@ -7121,9 +7681,17 @@
           <w:sz w:val="19"/>
           <w:szCs w:val="19"/>
         </w:rPr>
-        <w:t>_back</w:t>
-      </w:r>
-      <w:proofErr w:type="spellEnd"/>
+        <w:t xml:space="preserve"> mod </w:t>
+      </w:r>
+      <w:r>
+        <w:rPr>
+          <w:rFonts w:ascii="Lucida Console" w:hAnsi="Lucida Console" w:cs="Cascadia Mono"/>
+          <w:color w:val="008080"/>
+          <w:sz w:val="19"/>
+          <w:szCs w:val="19"/>
+        </w:rPr>
+        <w:t>/</w:t>
+      </w:r>
       <w:r>
         <w:rPr>
           <w:rFonts w:ascii="Lucida Console" w:hAnsi="Lucida Console" w:cs="Cascadia Mono"/>
@@ -7131,7 +7699,37 @@
           <w:sz w:val="19"/>
           <w:szCs w:val="19"/>
         </w:rPr>
-        <w:t xml:space="preserve">(mod </w:t>
+        <w:t xml:space="preserve"> 2) {</w:t>
+      </w:r>
+    </w:p>
+    <w:p>
+      <w:pPr>
+        <w:spacing w:after="0"/>
+        <w:rPr>
+          <w:rFonts w:ascii="Lucida Console" w:hAnsi="Lucida Console" w:cs="Cascadia Mono"/>
+          <w:color w:val="000000"/>
+          <w:sz w:val="19"/>
+          <w:szCs w:val="19"/>
+        </w:rPr>
+      </w:pPr>
+      <w:r>
+        <w:rPr>
+          <w:rFonts w:ascii="Lucida Console" w:hAnsi="Lucida Console" w:cs="Cascadia Mono"/>
+          <w:color w:val="000000"/>
+          <w:sz w:val="19"/>
+          <w:szCs w:val="19"/>
+        </w:rPr>
+        <w:tab/>
+      </w:r>
+      <w:r>
+        <w:rPr>
+          <w:rFonts w:ascii="Lucida Console" w:hAnsi="Lucida Console" w:cs="Cascadia Mono"/>
+          <w:color w:val="000000"/>
+          <w:sz w:val="19"/>
+          <w:szCs w:val="19"/>
+        </w:rPr>
+        <w:tab/>
+        <w:t xml:space="preserve">roots.push_back(mod </w:t>
       </w:r>
       <w:r>
         <w:rPr>
@@ -7140,7 +7738,7 @@
           <w:sz w:val="19"/>
           <w:szCs w:val="19"/>
         </w:rPr>
-        <w:t>-</w:t>
+        <w:t>/</w:t>
       </w:r>
       <w:r>
         <w:rPr>
@@ -7149,6 +7747,24 @@
           <w:sz w:val="19"/>
           <w:szCs w:val="19"/>
         </w:rPr>
+        <w:t xml:space="preserve"> 2 </w:t>
+      </w:r>
+      <w:r>
+        <w:rPr>
+          <w:rFonts w:ascii="Lucida Console" w:hAnsi="Lucida Console" w:cs="Cascadia Mono"/>
+          <w:color w:val="008080"/>
+          <w:sz w:val="19"/>
+          <w:szCs w:val="19"/>
+        </w:rPr>
+        <w:t>+</w:t>
+      </w:r>
+      <w:r>
+        <w:rPr>
+          <w:rFonts w:ascii="Lucida Console" w:hAnsi="Lucida Console" w:cs="Cascadia Mono"/>
+          <w:color w:val="000000"/>
+          <w:sz w:val="19"/>
+          <w:szCs w:val="19"/>
+        </w:rPr>
         <w:t xml:space="preserve"> x2);</w:t>
       </w:r>
     </w:p>
@@ -7174,212 +7790,12 @@
       <w:r>
         <w:rPr>
           <w:rFonts w:ascii="Lucida Console" w:hAnsi="Lucida Console" w:cs="Cascadia Mono"/>
-          <w:color w:val="0000FF"/>
-          <w:sz w:val="19"/>
-          <w:szCs w:val="19"/>
-        </w:rPr>
-        <w:t>if</w:t>
-      </w:r>
-      <w:r>
-        <w:rPr>
-          <w:rFonts w:ascii="Lucida Console" w:hAnsi="Lucida Console" w:cs="Cascadia Mono"/>
           <w:color w:val="000000"/>
           <w:sz w:val="19"/>
           <w:szCs w:val="19"/>
         </w:rPr>
-        <w:t xml:space="preserve"> (x2 </w:t>
-      </w:r>
-      <w:r>
-        <w:rPr>
-          <w:rFonts w:ascii="Lucida Console" w:hAnsi="Lucida Console" w:cs="Cascadia Mono"/>
-          <w:color w:val="008080"/>
-          <w:sz w:val="19"/>
-          <w:szCs w:val="19"/>
-        </w:rPr>
-        <w:t>&lt;</w:t>
-      </w:r>
-      <w:r>
-        <w:rPr>
-          <w:rFonts w:ascii="Lucida Console" w:hAnsi="Lucida Console" w:cs="Cascadia Mono"/>
-          <w:color w:val="000000"/>
-          <w:sz w:val="19"/>
-          <w:szCs w:val="19"/>
-        </w:rPr>
-        <w:t xml:space="preserve"> mod </w:t>
-      </w:r>
-      <w:r>
-        <w:rPr>
-          <w:rFonts w:ascii="Lucida Console" w:hAnsi="Lucida Console" w:cs="Cascadia Mono"/>
-          <w:color w:val="008080"/>
-          <w:sz w:val="19"/>
-          <w:szCs w:val="19"/>
-        </w:rPr>
-        <w:t>/</w:t>
-      </w:r>
-      <w:r>
-        <w:rPr>
-          <w:rFonts w:ascii="Lucida Console" w:hAnsi="Lucida Console" w:cs="Cascadia Mono"/>
-          <w:color w:val="000000"/>
-          <w:sz w:val="19"/>
-          <w:szCs w:val="19"/>
-        </w:rPr>
-        <w:t xml:space="preserve"> 2) {</w:t>
-      </w:r>
-    </w:p>
-    <w:p>
-      <w:pPr>
-        <w:spacing w:after="0"/>
-        <w:rPr>
-          <w:rFonts w:ascii="Lucida Console" w:hAnsi="Lucida Console" w:cs="Cascadia Mono"/>
-          <w:color w:val="000000"/>
-          <w:sz w:val="19"/>
-          <w:szCs w:val="19"/>
-        </w:rPr>
-      </w:pPr>
-      <w:r>
-        <w:rPr>
-          <w:rFonts w:ascii="Lucida Console" w:hAnsi="Lucida Console" w:cs="Cascadia Mono"/>
-          <w:color w:val="000000"/>
-          <w:sz w:val="19"/>
-          <w:szCs w:val="19"/>
-        </w:rPr>
         <w:tab/>
-      </w:r>
-      <w:r>
-        <w:rPr>
-          <w:rFonts w:ascii="Lucida Console" w:hAnsi="Lucida Console" w:cs="Cascadia Mono"/>
-          <w:color w:val="000000"/>
-          <w:sz w:val="19"/>
-          <w:szCs w:val="19"/>
-        </w:rPr>
-        <w:tab/>
-      </w:r>
-      <w:proofErr w:type="spellStart"/>
-      <w:proofErr w:type="gramStart"/>
-      <w:r>
-        <w:rPr>
-          <w:rFonts w:ascii="Lucida Console" w:hAnsi="Lucida Console" w:cs="Cascadia Mono"/>
-          <w:color w:val="000000"/>
-          <w:sz w:val="19"/>
-          <w:szCs w:val="19"/>
-        </w:rPr>
-        <w:t>roots.push</w:t>
-      </w:r>
-      <w:proofErr w:type="gramEnd"/>
-      <w:r>
-        <w:rPr>
-          <w:rFonts w:ascii="Lucida Console" w:hAnsi="Lucida Console" w:cs="Cascadia Mono"/>
-          <w:color w:val="000000"/>
-          <w:sz w:val="19"/>
-          <w:szCs w:val="19"/>
-        </w:rPr>
-        <w:t>_back</w:t>
-      </w:r>
-      <w:proofErr w:type="spellEnd"/>
-      <w:r>
-        <w:rPr>
-          <w:rFonts w:ascii="Lucida Console" w:hAnsi="Lucida Console" w:cs="Cascadia Mono"/>
-          <w:color w:val="000000"/>
-          <w:sz w:val="19"/>
-          <w:szCs w:val="19"/>
-        </w:rPr>
-        <w:t xml:space="preserve">(mod </w:t>
-      </w:r>
-      <w:r>
-        <w:rPr>
-          <w:rFonts w:ascii="Lucida Console" w:hAnsi="Lucida Console" w:cs="Cascadia Mono"/>
-          <w:color w:val="008080"/>
-          <w:sz w:val="19"/>
-          <w:szCs w:val="19"/>
-        </w:rPr>
-        <w:t>/</w:t>
-      </w:r>
-      <w:r>
-        <w:rPr>
-          <w:rFonts w:ascii="Lucida Console" w:hAnsi="Lucida Console" w:cs="Cascadia Mono"/>
-          <w:color w:val="000000"/>
-          <w:sz w:val="19"/>
-          <w:szCs w:val="19"/>
-        </w:rPr>
-        <w:t xml:space="preserve"> 2 </w:t>
-      </w:r>
-      <w:r>
-        <w:rPr>
-          <w:rFonts w:ascii="Lucida Console" w:hAnsi="Lucida Console" w:cs="Cascadia Mono"/>
-          <w:color w:val="008080"/>
-          <w:sz w:val="19"/>
-          <w:szCs w:val="19"/>
-        </w:rPr>
-        <w:t>+</w:t>
-      </w:r>
-      <w:r>
-        <w:rPr>
-          <w:rFonts w:ascii="Lucida Console" w:hAnsi="Lucida Console" w:cs="Cascadia Mono"/>
-          <w:color w:val="000000"/>
-          <w:sz w:val="19"/>
-          <w:szCs w:val="19"/>
-        </w:rPr>
-        <w:t xml:space="preserve"> x2);</w:t>
-      </w:r>
-    </w:p>
-    <w:p>
-      <w:pPr>
-        <w:spacing w:after="0"/>
-        <w:rPr>
-          <w:rFonts w:ascii="Lucida Console" w:hAnsi="Lucida Console" w:cs="Cascadia Mono"/>
-          <w:color w:val="000000"/>
-          <w:sz w:val="19"/>
-          <w:szCs w:val="19"/>
-        </w:rPr>
-      </w:pPr>
-      <w:r>
-        <w:rPr>
-          <w:rFonts w:ascii="Lucida Console" w:hAnsi="Lucida Console" w:cs="Cascadia Mono"/>
-          <w:color w:val="000000"/>
-          <w:sz w:val="19"/>
-          <w:szCs w:val="19"/>
-        </w:rPr>
-        <w:tab/>
-      </w:r>
-      <w:r>
-        <w:rPr>
-          <w:rFonts w:ascii="Lucida Console" w:hAnsi="Lucida Console" w:cs="Cascadia Mono"/>
-          <w:color w:val="000000"/>
-          <w:sz w:val="19"/>
-          <w:szCs w:val="19"/>
-        </w:rPr>
-        <w:tab/>
-      </w:r>
-      <w:proofErr w:type="spellStart"/>
-      <w:proofErr w:type="gramStart"/>
-      <w:r>
-        <w:rPr>
-          <w:rFonts w:ascii="Lucida Console" w:hAnsi="Lucida Console" w:cs="Cascadia Mono"/>
-          <w:color w:val="000000"/>
-          <w:sz w:val="19"/>
-          <w:szCs w:val="19"/>
-        </w:rPr>
-        <w:t>roots.push</w:t>
-      </w:r>
-      <w:proofErr w:type="gramEnd"/>
-      <w:r>
-        <w:rPr>
-          <w:rFonts w:ascii="Lucida Console" w:hAnsi="Lucida Console" w:cs="Cascadia Mono"/>
-          <w:color w:val="000000"/>
-          <w:sz w:val="19"/>
-          <w:szCs w:val="19"/>
-        </w:rPr>
-        <w:t>_back</w:t>
-      </w:r>
-      <w:proofErr w:type="spellEnd"/>
-      <w:r>
-        <w:rPr>
-          <w:rFonts w:ascii="Lucida Console" w:hAnsi="Lucida Console" w:cs="Cascadia Mono"/>
-          <w:color w:val="000000"/>
-          <w:sz w:val="19"/>
-          <w:szCs w:val="19"/>
-        </w:rPr>
-        <w:t xml:space="preserve">(mod </w:t>
+        <w:t xml:space="preserve">roots.push_back(mod </w:t>
       </w:r>
       <w:r>
         <w:rPr>
@@ -7504,9 +7920,17 @@
           <w:szCs w:val="19"/>
         </w:rPr>
         <w:tab/>
-      </w:r>
-      <w:proofErr w:type="spellStart"/>
-      <w:proofErr w:type="gramStart"/>
+        <w:t xml:space="preserve">roots.push_back(x2 </w:t>
+      </w:r>
+      <w:r>
+        <w:rPr>
+          <w:rFonts w:ascii="Lucida Console" w:hAnsi="Lucida Console" w:cs="Cascadia Mono"/>
+          <w:color w:val="008080"/>
+          <w:sz w:val="19"/>
+          <w:szCs w:val="19"/>
+        </w:rPr>
+        <w:t>-</w:t>
+      </w:r>
       <w:r>
         <w:rPr>
           <w:rFonts w:ascii="Lucida Console" w:hAnsi="Lucida Console" w:cs="Cascadia Mono"/>
@@ -7514,9 +7938,17 @@
           <w:sz w:val="19"/>
           <w:szCs w:val="19"/>
         </w:rPr>
-        <w:t>roots.push</w:t>
-      </w:r>
-      <w:proofErr w:type="gramEnd"/>
+        <w:t xml:space="preserve"> mod </w:t>
+      </w:r>
+      <w:r>
+        <w:rPr>
+          <w:rFonts w:ascii="Lucida Console" w:hAnsi="Lucida Console" w:cs="Cascadia Mono"/>
+          <w:color w:val="008080"/>
+          <w:sz w:val="19"/>
+          <w:szCs w:val="19"/>
+        </w:rPr>
+        <w:t>/</w:t>
+      </w:r>
       <w:r>
         <w:rPr>
           <w:rFonts w:ascii="Lucida Console" w:hAnsi="Lucida Console" w:cs="Cascadia Mono"/>
@@ -7524,27 +7956,19 @@
           <w:sz w:val="19"/>
           <w:szCs w:val="19"/>
         </w:rPr>
-        <w:t>_back</w:t>
-      </w:r>
-      <w:proofErr w:type="spellEnd"/>
-      <w:r>
+        <w:t xml:space="preserve"> 2);</w:t>
+      </w:r>
+    </w:p>
+    <w:p>
+      <w:pPr>
+        <w:spacing w:after="0"/>
         <w:rPr>
           <w:rFonts w:ascii="Lucida Console" w:hAnsi="Lucida Console" w:cs="Cascadia Mono"/>
           <w:color w:val="000000"/>
           <w:sz w:val="19"/>
           <w:szCs w:val="19"/>
         </w:rPr>
-        <w:t xml:space="preserve">(x2 </w:t>
-      </w:r>
-      <w:r>
-        <w:rPr>
-          <w:rFonts w:ascii="Lucida Console" w:hAnsi="Lucida Console" w:cs="Cascadia Mono"/>
-          <w:color w:val="008080"/>
-          <w:sz w:val="19"/>
-          <w:szCs w:val="19"/>
-        </w:rPr>
-        <w:t>-</w:t>
-      </w:r>
+      </w:pPr>
       <w:r>
         <w:rPr>
           <w:rFonts w:ascii="Lucida Console" w:hAnsi="Lucida Console" w:cs="Cascadia Mono"/>
@@ -7552,16 +7976,7 @@
           <w:sz w:val="19"/>
           <w:szCs w:val="19"/>
         </w:rPr>
-        <w:t xml:space="preserve"> mod </w:t>
-      </w:r>
-      <w:r>
-        <w:rPr>
-          <w:rFonts w:ascii="Lucida Console" w:hAnsi="Lucida Console" w:cs="Cascadia Mono"/>
-          <w:color w:val="008080"/>
-          <w:sz w:val="19"/>
-          <w:szCs w:val="19"/>
-        </w:rPr>
-        <w:t>/</w:t>
+        <w:tab/>
       </w:r>
       <w:r>
         <w:rPr>
@@ -7570,67 +7985,8 @@
           <w:sz w:val="19"/>
           <w:szCs w:val="19"/>
         </w:rPr>
-        <w:t xml:space="preserve"> 2);</w:t>
-      </w:r>
-    </w:p>
-    <w:p>
-      <w:pPr>
-        <w:spacing w:after="0"/>
-        <w:rPr>
-          <w:rFonts w:ascii="Lucida Console" w:hAnsi="Lucida Console" w:cs="Cascadia Mono"/>
-          <w:color w:val="000000"/>
-          <w:sz w:val="19"/>
-          <w:szCs w:val="19"/>
-        </w:rPr>
-      </w:pPr>
-      <w:r>
-        <w:rPr>
-          <w:rFonts w:ascii="Lucida Console" w:hAnsi="Lucida Console" w:cs="Cascadia Mono"/>
-          <w:color w:val="000000"/>
-          <w:sz w:val="19"/>
-          <w:szCs w:val="19"/>
-        </w:rPr>
         <w:tab/>
-      </w:r>
-      <w:r>
-        <w:rPr>
-          <w:rFonts w:ascii="Lucida Console" w:hAnsi="Lucida Console" w:cs="Cascadia Mono"/>
-          <w:color w:val="000000"/>
-          <w:sz w:val="19"/>
-          <w:szCs w:val="19"/>
-        </w:rPr>
-        <w:tab/>
-      </w:r>
-      <w:proofErr w:type="spellStart"/>
-      <w:proofErr w:type="gramStart"/>
-      <w:r>
-        <w:rPr>
-          <w:rFonts w:ascii="Lucida Console" w:hAnsi="Lucida Console" w:cs="Cascadia Mono"/>
-          <w:color w:val="000000"/>
-          <w:sz w:val="19"/>
-          <w:szCs w:val="19"/>
-        </w:rPr>
-        <w:t>roots.push</w:t>
-      </w:r>
-      <w:proofErr w:type="gramEnd"/>
-      <w:r>
-        <w:rPr>
-          <w:rFonts w:ascii="Lucida Console" w:hAnsi="Lucida Console" w:cs="Cascadia Mono"/>
-          <w:color w:val="000000"/>
-          <w:sz w:val="19"/>
-          <w:szCs w:val="19"/>
-        </w:rPr>
-        <w:t>_back</w:t>
-      </w:r>
-      <w:proofErr w:type="spellEnd"/>
-      <w:r>
-        <w:rPr>
-          <w:rFonts w:ascii="Lucida Console" w:hAnsi="Lucida Console" w:cs="Cascadia Mono"/>
-          <w:color w:val="000000"/>
-          <w:sz w:val="19"/>
-          <w:szCs w:val="19"/>
-        </w:rPr>
-        <w:t xml:space="preserve">(mod </w:t>
+        <w:t xml:space="preserve">roots.push_back(mod </w:t>
       </w:r>
       <w:r>
         <w:rPr>
@@ -7765,7 +8121,7 @@
           <w:szCs w:val="24"/>
           <w:vertAlign w:val="superscript"/>
         </w:rPr>
-        <w:t>i</w:t>
+        <w:t>lambda</w:t>
       </w:r>
       <w:r>
         <w:rPr>
@@ -7855,25 +8211,7 @@
           <w:sz w:val="24"/>
           <w:szCs w:val="24"/>
         </w:rPr>
-        <w:t xml:space="preserve">Dario </w:t>
-      </w:r>
-      <w:proofErr w:type="spellStart"/>
-      <w:r>
-        <w:rPr>
-          <w:rFonts w:cstheme="minorHAnsi"/>
-          <w:sz w:val="24"/>
-          <w:szCs w:val="24"/>
-        </w:rPr>
-        <w:t>Alpern</w:t>
-      </w:r>
-      <w:proofErr w:type="spellEnd"/>
-      <w:r>
-        <w:rPr>
-          <w:rFonts w:cstheme="minorHAnsi"/>
-          <w:sz w:val="24"/>
-          <w:szCs w:val="24"/>
-        </w:rPr>
-        <w:t xml:space="preserve"> has developed a web page</w:t>
+        <w:t>Dario Alpern has developed a web page</w:t>
       </w:r>
       <w:r>
         <w:rPr>
@@ -7937,7 +8275,6 @@
         </w:rPr>
         <w:t xml:space="preserve">² + </w:t>
       </w:r>
-      <w:proofErr w:type="spellStart"/>
       <w:r>
         <w:rPr>
           <w:rStyle w:val="HTMLVariable"/>
@@ -7948,7 +8285,6 @@
         </w:rPr>
         <w:t>bx</w:t>
       </w:r>
-      <w:proofErr w:type="spellEnd"/>
       <w:r>
         <w:rPr>
           <w:rFonts w:cstheme="minorHAnsi"/>
@@ -8277,244 +8613,263 @@
           <w:sz w:val="24"/>
           <w:szCs w:val="24"/>
         </w:rPr>
+        <w:t>This has been used to verify independently the results of the method described above. He has not explained the methods he uses, but in the code there is a reference to a paper</w:t>
+      </w:r>
+      <w:r>
+        <w:rPr>
+          <w:rStyle w:val="HTMLVariable"/>
+          <w:sz w:val="24"/>
+          <w:szCs w:val="24"/>
+        </w:rPr>
+        <w:t xml:space="preserve">  </w:t>
+      </w:r>
+      <w:r>
+        <w:rPr>
+          <w:rStyle w:val="HTMLVariable"/>
+          <w:rFonts w:cstheme="minorHAnsi"/>
+          <w:sz w:val="24"/>
+          <w:szCs w:val="24"/>
+        </w:rPr>
+        <w:t>“</w:t>
+      </w:r>
+      <w:r>
+        <w:rPr>
+          <w:rFonts w:cstheme="minorHAnsi"/>
+          <w:color w:val="008000"/>
+          <w:sz w:val="24"/>
+          <w:szCs w:val="24"/>
+        </w:rPr>
+        <w:t>Complete solving the quadratic equation mod 2^n of Dehnavi, Shamsabad and Rishakani</w:t>
+      </w:r>
+      <w:hyperlink r:id="rId13" w:history="1">
+        <w:r>
+          <w:rPr>
+            <w:rStyle w:val="Hyperlink"/>
+            <w:rFonts w:cstheme="minorHAnsi"/>
+            <w:color w:val="9BBB59" w:themeColor="accent3"/>
+            <w:sz w:val="24"/>
+            <w:szCs w:val="24"/>
+          </w:rPr>
+          <w:t>.</w:t>
+        </w:r>
+        <w:r>
+          <w:rPr>
+            <w:rStyle w:val="Hyperlink"/>
+            <w:rFonts w:cstheme="minorHAnsi"/>
+            <w:sz w:val="24"/>
+            <w:szCs w:val="24"/>
+          </w:rPr>
+          <w:t xml:space="preserve"> https://arxiv.org/pdf/1711.03621.pdf</w:t>
+        </w:r>
+      </w:hyperlink>
+      <w:r>
+        <w:rPr>
+          <w:rFonts w:cstheme="minorHAnsi"/>
+          <w:color w:val="008000"/>
+          <w:sz w:val="24"/>
+          <w:szCs w:val="24"/>
+        </w:rPr>
+        <w:t>”</w:t>
+      </w:r>
+      <w:r>
+        <w:rPr>
+          <w:rFonts w:cstheme="minorHAnsi"/>
+          <w:color w:val="008000"/>
+          <w:sz w:val="24"/>
+          <w:szCs w:val="24"/>
+        </w:rPr>
+        <w:t xml:space="preserve">. </w:t>
+      </w:r>
+      <w:r>
+        <w:rPr>
+          <w:rFonts w:cstheme="minorHAnsi"/>
+          <w:sz w:val="24"/>
+          <w:szCs w:val="24"/>
+        </w:rPr>
+        <w:t>This paper</w:t>
+      </w:r>
+      <w:r>
+        <w:rPr>
+          <w:rFonts w:cstheme="minorHAnsi"/>
+          <w:sz w:val="24"/>
+          <w:szCs w:val="24"/>
+        </w:rPr>
+        <w:t xml:space="preserve"> seems to cover the modulus = 2</w:t>
+      </w:r>
+      <w:r>
+        <w:rPr>
+          <w:rFonts w:cstheme="minorHAnsi"/>
+          <w:sz w:val="24"/>
+          <w:szCs w:val="24"/>
+          <w:vertAlign w:val="superscript"/>
+        </w:rPr>
+        <w:t>n</w:t>
+      </w:r>
+      <w:r>
+        <w:rPr>
+          <w:rFonts w:cstheme="minorHAnsi"/>
+          <w:sz w:val="24"/>
+          <w:szCs w:val="24"/>
+        </w:rPr>
+        <w:t xml:space="preserve"> case comprehensively.</w:t>
+      </w:r>
+    </w:p>
+    <w:p/>
+    <w:p>
+      <w:pPr>
+        <w:pStyle w:val="Heading2"/>
+        <w:pageBreakBefore/>
+      </w:pPr>
+      <w:r>
         <w:lastRenderedPageBreak/>
-        <w:t xml:space="preserve">This has been used to verify independently the results of the method described above. He has not explained the methods he uses, but in the code there is a reference to a </w:t>
-      </w:r>
-      <w:proofErr w:type="gramStart"/>
-      <w:r>
-        <w:rPr>
-          <w:rStyle w:val="HTMLVariable"/>
-          <w:i w:val="0"/>
-          <w:sz w:val="24"/>
-          <w:szCs w:val="24"/>
-        </w:rPr>
-        <w:t>paper</w:t>
-      </w:r>
-      <w:r>
-        <w:rPr>
-          <w:rStyle w:val="HTMLVariable"/>
-          <w:sz w:val="24"/>
-          <w:szCs w:val="24"/>
-        </w:rPr>
-        <w:t xml:space="preserve">  </w:t>
-      </w:r>
-      <w:r>
-        <w:rPr>
-          <w:rStyle w:val="HTMLVariable"/>
-          <w:rFonts w:cstheme="minorHAnsi"/>
-          <w:sz w:val="24"/>
-          <w:szCs w:val="24"/>
-        </w:rPr>
-        <w:t>“</w:t>
-      </w:r>
-      <w:proofErr w:type="gramEnd"/>
-      <w:r>
-        <w:rPr>
-          <w:rFonts w:cstheme="minorHAnsi"/>
-          <w:color w:val="008000"/>
-          <w:sz w:val="24"/>
-          <w:szCs w:val="24"/>
-        </w:rPr>
-        <w:t xml:space="preserve">Complete solving the quadratic equation mod 2^n of </w:t>
-      </w:r>
-      <w:proofErr w:type="spellStart"/>
-      <w:r>
-        <w:rPr>
-          <w:rFonts w:cstheme="minorHAnsi"/>
-          <w:color w:val="008000"/>
-          <w:sz w:val="24"/>
-          <w:szCs w:val="24"/>
-        </w:rPr>
-        <w:t>Dehnavi</w:t>
-      </w:r>
-      <w:proofErr w:type="spellEnd"/>
-      <w:r>
-        <w:rPr>
-          <w:rFonts w:cstheme="minorHAnsi"/>
-          <w:color w:val="008000"/>
-          <w:sz w:val="24"/>
-          <w:szCs w:val="24"/>
-        </w:rPr>
-        <w:t xml:space="preserve">, </w:t>
-      </w:r>
-      <w:proofErr w:type="spellStart"/>
-      <w:r>
-        <w:rPr>
-          <w:rFonts w:cstheme="minorHAnsi"/>
-          <w:color w:val="008000"/>
-          <w:sz w:val="24"/>
-          <w:szCs w:val="24"/>
-        </w:rPr>
-        <w:t>Shamsabad</w:t>
-      </w:r>
-      <w:proofErr w:type="spellEnd"/>
-      <w:r>
-        <w:rPr>
-          <w:rFonts w:cstheme="minorHAnsi"/>
-          <w:color w:val="008000"/>
-          <w:sz w:val="24"/>
-          <w:szCs w:val="24"/>
-        </w:rPr>
-        <w:t xml:space="preserve"> and </w:t>
-      </w:r>
-      <w:proofErr w:type="spellStart"/>
-      <w:r>
-        <w:rPr>
-          <w:rFonts w:cstheme="minorHAnsi"/>
-          <w:color w:val="008000"/>
-          <w:sz w:val="24"/>
-          <w:szCs w:val="24"/>
-        </w:rPr>
-        <w:t>Rishakani</w:t>
-      </w:r>
-      <w:proofErr w:type="spellEnd"/>
-      <w:r>
-        <w:fldChar w:fldCharType="begin"/>
-      </w:r>
-      <w:r>
-        <w:instrText xml:space="preserve"> HYPERLINK ".%20https:/arxiv.org/pdf/1711.03621.pdf" </w:instrText>
-      </w:r>
-      <w:r>
-        <w:fldChar w:fldCharType="separate"/>
-      </w:r>
-      <w:r>
-        <w:rPr>
-          <w:rStyle w:val="Hyperlink"/>
-          <w:rFonts w:cstheme="minorHAnsi"/>
-          <w:color w:val="9BBB59" w:themeColor="accent3"/>
+        <w:t>Example</w:t>
+      </w:r>
+      <w:r>
+        <w:t xml:space="preserve"> 1</w:t>
+      </w:r>
+      <w:r>
+        <w:t xml:space="preserve">: </w:t>
+      </w:r>
+    </w:p>
+    <w:p>
+      <w:pPr>
+        <w:keepNext/>
+        <w:rPr>
+          <w:sz w:val="24"/>
+          <w:szCs w:val="24"/>
+        </w:rPr>
+      </w:pPr>
+      <w:r>
+        <w:rPr>
+          <w:sz w:val="24"/>
+          <w:szCs w:val="24"/>
+        </w:rPr>
+        <w:t>Find square roots of 36 modulo 7776:</w:t>
+      </w:r>
+    </w:p>
+    <w:p>
+      <w:pPr>
+        <w:rPr>
+          <w:sz w:val="24"/>
+          <w:szCs w:val="24"/>
+        </w:rPr>
+      </w:pPr>
+      <w:r>
+        <w:rPr>
+          <w:sz w:val="24"/>
+          <w:szCs w:val="24"/>
+        </w:rPr>
+        <w:t xml:space="preserve">Step 1: factorise 7776; </w:t>
+      </w:r>
+      <w:r>
+        <w:rPr>
+          <w:sz w:val="24"/>
+          <w:szCs w:val="24"/>
+        </w:rPr>
+        <w:t>7</w:t>
+      </w:r>
+      <w:r>
+        <w:rPr>
+          <w:sz w:val="24"/>
+          <w:szCs w:val="24"/>
+        </w:rPr>
+        <w:t>776 = 2</w:t>
+      </w:r>
+      <w:r>
+        <w:rPr>
+          <w:sz w:val="24"/>
+          <w:szCs w:val="24"/>
+          <w:vertAlign w:val="superscript"/>
+        </w:rPr>
+        <w:t>5</w:t>
+      </w:r>
+      <w:r>
+        <w:rPr>
+          <w:sz w:val="24"/>
+          <w:szCs w:val="24"/>
+        </w:rPr>
+        <w:t xml:space="preserve"> </w:t>
+      </w:r>
+      <w:r>
+        <w:rPr>
+          <w:rFonts w:cstheme="minorHAnsi"/>
+          <w:sz w:val="24"/>
+          <w:szCs w:val="24"/>
+        </w:rPr>
+        <w:t>×</w:t>
+      </w:r>
+      <w:r>
+        <w:rPr>
+          <w:sz w:val="24"/>
+          <w:szCs w:val="24"/>
+        </w:rPr>
+        <w:t xml:space="preserve"> 3</w:t>
+      </w:r>
+      <w:r>
+        <w:rPr>
+          <w:sz w:val="24"/>
+          <w:szCs w:val="24"/>
+          <w:vertAlign w:val="superscript"/>
+        </w:rPr>
+        <w:t>5</w:t>
+      </w:r>
+      <w:r>
+        <w:rPr>
           <w:sz w:val="24"/>
           <w:szCs w:val="24"/>
         </w:rPr>
         <w:t>.</w:t>
       </w:r>
-      <w:r>
-        <w:rPr>
-          <w:rStyle w:val="Hyperlink"/>
-          <w:rFonts w:cstheme="minorHAnsi"/>
-          <w:sz w:val="24"/>
-          <w:szCs w:val="24"/>
-        </w:rPr>
-        <w:t xml:space="preserve"> https://arxiv.org/pdf/1711.03621.pdf</w:t>
-      </w:r>
-      <w:r>
-        <w:rPr>
-          <w:rStyle w:val="Hyperlink"/>
-          <w:rFonts w:cstheme="minorHAnsi"/>
-          <w:sz w:val="24"/>
-          <w:szCs w:val="24"/>
-        </w:rPr>
-        <w:fldChar w:fldCharType="end"/>
-      </w:r>
-      <w:r>
-        <w:rPr>
-          <w:rFonts w:cstheme="minorHAnsi"/>
-          <w:color w:val="008000"/>
-          <w:sz w:val="24"/>
-          <w:szCs w:val="24"/>
-        </w:rPr>
-        <w:t>”</w:t>
-      </w:r>
-      <w:r>
-        <w:rPr>
-          <w:rFonts w:cstheme="minorHAnsi"/>
-          <w:color w:val="008000"/>
-          <w:sz w:val="24"/>
-          <w:szCs w:val="24"/>
-        </w:rPr>
-        <w:t xml:space="preserve">. </w:t>
-      </w:r>
-      <w:r>
-        <w:rPr>
-          <w:rFonts w:cstheme="minorHAnsi"/>
-          <w:sz w:val="24"/>
-          <w:szCs w:val="24"/>
-        </w:rPr>
-        <w:t>This paper</w:t>
-      </w:r>
-      <w:r>
-        <w:rPr>
-          <w:rFonts w:cstheme="minorHAnsi"/>
-          <w:sz w:val="24"/>
-          <w:szCs w:val="24"/>
-        </w:rPr>
-        <w:t xml:space="preserve"> seems to cover the modulus = 2</w:t>
-      </w:r>
-      <w:r>
-        <w:rPr>
-          <w:rFonts w:cstheme="minorHAnsi"/>
+    </w:p>
+    <w:p>
+      <w:pPr>
+        <w:rPr>
+          <w:sz w:val="24"/>
+          <w:szCs w:val="24"/>
+        </w:rPr>
+      </w:pPr>
+      <w:r>
+        <w:rPr>
+          <w:sz w:val="24"/>
+          <w:szCs w:val="24"/>
+        </w:rPr>
+        <w:t>Step 2: find square roots of 36, modulo 32</w:t>
+      </w:r>
+      <w:r>
+        <w:rPr>
+          <w:sz w:val="24"/>
+          <w:szCs w:val="24"/>
+        </w:rPr>
+        <w:t xml:space="preserve"> (=2</w:t>
+      </w:r>
+      <w:r>
+        <w:rPr>
           <w:sz w:val="24"/>
           <w:szCs w:val="24"/>
           <w:vertAlign w:val="superscript"/>
         </w:rPr>
-        <w:t>n</w:t>
-      </w:r>
-      <w:r>
-        <w:rPr>
-          <w:rFonts w:cstheme="minorHAnsi"/>
-          <w:sz w:val="24"/>
-          <w:szCs w:val="24"/>
-        </w:rPr>
-        <w:t xml:space="preserve"> case comprehensively.</w:t>
-      </w:r>
-    </w:p>
-    <w:p/>
-    <w:p>
-      <w:pPr>
-        <w:pStyle w:val="Heading2"/>
-      </w:pPr>
-      <w:r>
-        <w:t>Example</w:t>
-      </w:r>
-      <w:r>
-        <w:t xml:space="preserve"> 1</w:t>
-      </w:r>
-      <w:r>
-        <w:t xml:space="preserve">: </w:t>
-      </w:r>
-    </w:p>
-    <w:p>
-      <w:pPr>
-        <w:keepNext/>
-        <w:rPr>
-          <w:sz w:val="24"/>
-          <w:szCs w:val="24"/>
-        </w:rPr>
-      </w:pPr>
-      <w:r>
-        <w:rPr>
-          <w:sz w:val="24"/>
-          <w:szCs w:val="24"/>
-        </w:rPr>
-        <w:t>Find square roots of 36 modulo 7776:</w:t>
-      </w:r>
-    </w:p>
-    <w:p>
-      <w:pPr>
-        <w:rPr>
-          <w:sz w:val="24"/>
-          <w:szCs w:val="24"/>
-        </w:rPr>
-      </w:pPr>
-      <w:r>
-        <w:rPr>
-          <w:sz w:val="24"/>
-          <w:szCs w:val="24"/>
-        </w:rPr>
-        <w:t xml:space="preserve">Step 1: factorise 7776; </w:t>
-      </w:r>
-      <w:r>
-        <w:rPr>
-          <w:sz w:val="24"/>
-          <w:szCs w:val="24"/>
-        </w:rPr>
-        <w:t>7</w:t>
-      </w:r>
-      <w:r>
-        <w:rPr>
-          <w:sz w:val="24"/>
-          <w:szCs w:val="24"/>
-        </w:rPr>
-        <w:t>776 = 2</w:t>
+        <w:t>5</w:t>
+      </w:r>
+      <w:r>
+        <w:rPr>
+          <w:sz w:val="24"/>
+          <w:szCs w:val="24"/>
+        </w:rPr>
+        <w:t>)</w:t>
+      </w:r>
+      <w:r>
+        <w:rPr>
+          <w:sz w:val="24"/>
+          <w:szCs w:val="24"/>
+        </w:rPr>
+        <w:t>, and modulo 243</w:t>
+      </w:r>
+      <w:r>
+        <w:rPr>
+          <w:sz w:val="24"/>
+          <w:szCs w:val="24"/>
+        </w:rPr>
+        <w:t>( = 3</w:t>
       </w:r>
       <w:r>
         <w:rPr>
@@ -8529,22 +8884,205 @@
           <w:sz w:val="24"/>
           <w:szCs w:val="24"/>
         </w:rPr>
+        <w:t>)</w:t>
+      </w:r>
+    </w:p>
+    <w:p>
+      <w:pPr>
+        <w:spacing w:after="0"/>
+        <w:rPr>
+          <w:rFonts w:cstheme="minorHAnsi"/>
+          <w:sz w:val="24"/>
+          <w:szCs w:val="24"/>
+        </w:rPr>
+      </w:pPr>
+      <w:r>
+        <w:rPr>
+          <w:sz w:val="24"/>
+          <w:szCs w:val="24"/>
+        </w:rPr>
+        <w:t xml:space="preserve">Note that 36 </w:t>
+      </w:r>
+      <w:r>
+        <w:rPr>
+          <w:rFonts w:cstheme="minorHAnsi"/>
+          <w:sz w:val="24"/>
+          <w:szCs w:val="24"/>
+        </w:rPr>
+        <w:t>≡ 4 (modulo 32), so we look for the roots of 4 modulo 32</w:t>
+      </w:r>
+    </w:p>
+    <w:p>
+      <w:pPr>
+        <w:spacing w:after="0"/>
+        <w:rPr>
+          <w:rFonts w:cstheme="minorHAnsi"/>
+          <w:sz w:val="24"/>
+          <w:szCs w:val="24"/>
+        </w:rPr>
+      </w:pPr>
+      <w:r>
+        <w:rPr>
+          <w:rFonts w:cstheme="minorHAnsi"/>
+          <w:sz w:val="24"/>
+          <w:szCs w:val="24"/>
+        </w:rPr>
+        <w:t xml:space="preserve">4 and 32 are not mutually prime so go to step </w:t>
+      </w:r>
+      <w:r>
+        <w:rPr>
+          <w:rFonts w:cstheme="minorHAnsi"/>
+          <w:sz w:val="24"/>
+          <w:szCs w:val="24"/>
+        </w:rPr>
+        <w:t>2(d)</w:t>
+      </w:r>
+      <w:r>
+        <w:rPr>
+          <w:rFonts w:cstheme="minorHAnsi"/>
+          <w:sz w:val="24"/>
+          <w:szCs w:val="24"/>
+        </w:rPr>
+        <w:t>. gcd(4, 32) = 4.</w:t>
+      </w:r>
+    </w:p>
+    <w:p>
+      <w:pPr>
+        <w:spacing w:after="0"/>
+        <w:rPr>
+          <w:rFonts w:cstheme="minorHAnsi"/>
+          <w:sz w:val="24"/>
+          <w:szCs w:val="24"/>
+        </w:rPr>
+      </w:pPr>
+      <w:r>
+        <w:rPr>
+          <w:rFonts w:cstheme="minorHAnsi"/>
+          <w:i/>
+          <w:sz w:val="24"/>
+          <w:szCs w:val="24"/>
+        </w:rPr>
+        <w:t xml:space="preserve">If solving by hand the following step would be skipped because 4/4 = 1. </w:t>
+      </w:r>
+      <w:r>
+        <w:rPr>
+          <w:rFonts w:cstheme="minorHAnsi"/>
+          <w:i/>
+          <w:sz w:val="24"/>
+          <w:szCs w:val="24"/>
+        </w:rPr>
+        <w:t>However,</w:t>
+      </w:r>
+      <w:r>
+        <w:rPr>
+          <w:rFonts w:cstheme="minorHAnsi"/>
+          <w:i/>
+          <w:sz w:val="24"/>
+          <w:szCs w:val="24"/>
+        </w:rPr>
+        <w:t xml:space="preserve"> the computer program proceeds as follows.</w:t>
+      </w:r>
+    </w:p>
+    <w:p>
+      <w:pPr>
+        <w:spacing w:after="0"/>
+        <w:rPr>
+          <w:sz w:val="24"/>
+          <w:szCs w:val="24"/>
+        </w:rPr>
+      </w:pPr>
+      <w:r>
+        <w:rPr>
+          <w:rFonts w:cstheme="minorHAnsi"/>
+          <w:sz w:val="24"/>
+          <w:szCs w:val="24"/>
+        </w:rPr>
+        <w:t xml:space="preserve">Use step </w:t>
+      </w:r>
+      <w:r>
+        <w:rPr>
+          <w:rFonts w:cstheme="minorHAnsi"/>
+          <w:sz w:val="24"/>
+          <w:szCs w:val="24"/>
+        </w:rPr>
+        <w:t>2(c)</w:t>
+      </w:r>
+      <w:r>
+        <w:rPr>
+          <w:rFonts w:cstheme="minorHAnsi"/>
+          <w:sz w:val="24"/>
+          <w:szCs w:val="24"/>
+        </w:rPr>
+        <w:t xml:space="preserve"> to solve </w:t>
+      </w:r>
+      <w:r>
+        <w:rPr>
+          <w:rFonts w:cstheme="minorHAnsi"/>
+          <w:b/>
+          <w:i/>
+          <w:sz w:val="24"/>
+          <w:szCs w:val="24"/>
+        </w:rPr>
+        <w:t>x</w:t>
+      </w:r>
+      <w:r>
+        <w:rPr>
+          <w:rFonts w:cstheme="minorHAnsi"/>
+          <w:b/>
+          <w:i/>
+          <w:sz w:val="24"/>
+          <w:szCs w:val="24"/>
+          <w:vertAlign w:val="superscript"/>
+        </w:rPr>
+        <w:t>2</w:t>
+      </w:r>
+      <w:r>
+        <w:rPr>
+          <w:rFonts w:cstheme="minorHAnsi"/>
+          <w:b/>
+          <w:i/>
+          <w:sz w:val="24"/>
+          <w:szCs w:val="24"/>
+        </w:rPr>
+        <w:t xml:space="preserve"> ≡ 1 (mod 32)</w:t>
+      </w:r>
+      <w:r>
+        <w:rPr>
+          <w:rFonts w:cstheme="minorHAnsi"/>
+          <w:sz w:val="24"/>
+          <w:szCs w:val="24"/>
+        </w:rPr>
         <w:t xml:space="preserve"> </w:t>
       </w:r>
       <w:r>
         <w:rPr>
-          <w:rFonts w:cstheme="minorHAnsi"/>
-          <w:sz w:val="24"/>
-          <w:szCs w:val="24"/>
-        </w:rPr>
-        <w:t>×</w:t>
-      </w:r>
-      <w:r>
-        <w:rPr>
-          <w:sz w:val="24"/>
-          <w:szCs w:val="24"/>
-        </w:rPr>
-        <w:t xml:space="preserve"> 3</w:t>
+          <w:sz w:val="24"/>
+          <w:szCs w:val="24"/>
+        </w:rPr>
+        <w:br/>
+      </w:r>
+      <w:r>
+        <w:rPr>
+          <w:sz w:val="24"/>
+          <w:szCs w:val="24"/>
+        </w:rPr>
+        <w:t>modsqrt(1, 32) = 1, 31, 15, 17,</w:t>
+      </w:r>
+    </w:p>
+    <w:p>
+      <w:pPr>
+        <w:spacing w:after="0"/>
+        <w:rPr>
+          <w:sz w:val="24"/>
+          <w:szCs w:val="24"/>
+        </w:rPr>
+      </w:pPr>
+      <w:r>
+        <w:rPr>
+          <w:sz w:val="24"/>
+          <w:szCs w:val="24"/>
+        </w:rPr>
+        <w:t>We only need the 1</w:t>
       </w:r>
       <w:r>
         <w:rPr>
@@ -8552,7 +9090,23 @@
           <w:szCs w:val="24"/>
           <w:vertAlign w:val="superscript"/>
         </w:rPr>
-        <w:t>5</w:t>
+        <w:t>st</w:t>
+      </w:r>
+      <w:r>
+        <w:rPr>
+          <w:sz w:val="24"/>
+          <w:szCs w:val="24"/>
+        </w:rPr>
+        <w:t xml:space="preserve"> root </w:t>
+      </w:r>
+      <w:r>
+        <w:rPr>
+          <w:b/>
+          <w:i/>
+          <w:sz w:val="24"/>
+          <w:szCs w:val="24"/>
+        </w:rPr>
+        <w:t>r=1</w:t>
       </w:r>
       <w:r>
         <w:rPr>
@@ -8564,32 +9118,353 @@
     </w:p>
     <w:p>
       <w:pPr>
-        <w:rPr>
-          <w:sz w:val="24"/>
-          <w:szCs w:val="24"/>
-        </w:rPr>
-      </w:pPr>
-      <w:r>
-        <w:rPr>
-          <w:sz w:val="24"/>
-          <w:szCs w:val="24"/>
-        </w:rPr>
-        <w:t>Step 2: find square roots of 36, modulo 32</w:t>
-      </w:r>
-      <w:r>
-        <w:rPr>
-          <w:sz w:val="24"/>
-          <w:szCs w:val="24"/>
-        </w:rPr>
-        <w:t xml:space="preserve"> (=2</w:t>
-      </w:r>
-      <w:r>
-        <w:rPr>
+        <w:spacing w:after="0"/>
+        <w:rPr>
+          <w:sz w:val="24"/>
+          <w:szCs w:val="24"/>
+        </w:rPr>
+      </w:pPr>
+    </w:p>
+    <w:p>
+      <w:pPr>
+        <w:spacing w:after="0"/>
+        <w:rPr>
+          <w:rFonts w:cstheme="minorHAnsi"/>
+          <w:sz w:val="24"/>
+          <w:szCs w:val="24"/>
+        </w:rPr>
+      </w:pPr>
+      <w:r>
+        <w:rPr>
+          <w:sz w:val="24"/>
+          <w:szCs w:val="24"/>
+        </w:rPr>
+        <w:t>Use step</w:t>
+      </w:r>
+      <w:r>
+        <w:rPr>
+          <w:sz w:val="24"/>
+          <w:szCs w:val="24"/>
+        </w:rPr>
+        <w:t>2(d)</w:t>
+      </w:r>
+      <w:r>
+        <w:rPr>
+          <w:sz w:val="24"/>
+          <w:szCs w:val="24"/>
+        </w:rPr>
+        <w:t xml:space="preserve">2 to solve </w:t>
+      </w:r>
+      <w:r>
+        <w:rPr>
+          <w:rFonts w:cstheme="minorHAnsi"/>
+          <w:b/>
+          <w:i/>
+          <w:sz w:val="24"/>
+          <w:szCs w:val="24"/>
+        </w:rPr>
+        <w:t>x</w:t>
+      </w:r>
+      <w:r>
+        <w:rPr>
+          <w:rFonts w:cstheme="minorHAnsi"/>
+          <w:b/>
+          <w:i/>
           <w:sz w:val="24"/>
           <w:szCs w:val="24"/>
           <w:vertAlign w:val="superscript"/>
         </w:rPr>
-        <w:t>5</w:t>
+        <w:t>2</w:t>
+      </w:r>
+      <w:r>
+        <w:rPr>
+          <w:rFonts w:cstheme="minorHAnsi"/>
+          <w:b/>
+          <w:i/>
+          <w:sz w:val="24"/>
+          <w:szCs w:val="24"/>
+        </w:rPr>
+        <w:t xml:space="preserve"> ≡ 4 (mod 32)</w:t>
+      </w:r>
+    </w:p>
+    <w:p>
+      <w:pPr>
+        <w:spacing w:after="0"/>
+        <w:rPr>
+          <w:rFonts w:cstheme="minorHAnsi"/>
+          <w:sz w:val="24"/>
+          <w:szCs w:val="24"/>
+        </w:rPr>
+      </w:pPr>
+      <w:r>
+        <w:rPr>
+          <w:rFonts w:cstheme="minorHAnsi"/>
+          <w:sz w:val="24"/>
+          <w:szCs w:val="24"/>
+        </w:rPr>
+        <w:t xml:space="preserve">We have p=2, k=2, i=5, so </w:t>
+      </w:r>
+      <w:r>
+        <w:rPr>
+          <w:rFonts w:cstheme="minorHAnsi"/>
+          <w:sz w:val="24"/>
+          <w:szCs w:val="24"/>
+        </w:rPr>
+        <w:t>common difference</w:t>
+      </w:r>
+      <w:r>
+        <w:rPr>
+          <w:rFonts w:cstheme="minorHAnsi"/>
+          <w:sz w:val="24"/>
+          <w:szCs w:val="24"/>
+        </w:rPr>
+        <w:t xml:space="preserve"> = 2</w:t>
+      </w:r>
+      <w:r>
+        <w:rPr>
+          <w:rFonts w:cstheme="minorHAnsi"/>
+          <w:sz w:val="24"/>
+          <w:szCs w:val="24"/>
+          <w:vertAlign w:val="superscript"/>
+        </w:rPr>
+        <w:t>3</w:t>
+      </w:r>
+      <w:r>
+        <w:rPr>
+          <w:rFonts w:cstheme="minorHAnsi"/>
+          <w:sz w:val="24"/>
+          <w:szCs w:val="24"/>
+        </w:rPr>
+        <w:t xml:space="preserve"> = 8.</w:t>
+      </w:r>
+    </w:p>
+    <w:p>
+      <w:pPr>
+        <w:spacing w:after="0"/>
+        <w:rPr>
+          <w:rFonts w:cstheme="minorHAnsi"/>
+          <w:sz w:val="24"/>
+          <w:szCs w:val="24"/>
+        </w:rPr>
+      </w:pPr>
+      <w:r>
+        <w:rPr>
+          <w:rFonts w:cstheme="minorHAnsi"/>
+          <w:sz w:val="24"/>
+          <w:szCs w:val="24"/>
+        </w:rPr>
+        <w:t>So the 1</w:t>
+      </w:r>
+      <w:r>
+        <w:rPr>
+          <w:rFonts w:cstheme="minorHAnsi"/>
+          <w:sz w:val="24"/>
+          <w:szCs w:val="24"/>
+          <w:vertAlign w:val="superscript"/>
+        </w:rPr>
+        <w:t>st</w:t>
+      </w:r>
+      <w:r>
+        <w:rPr>
+          <w:rFonts w:cstheme="minorHAnsi"/>
+          <w:sz w:val="24"/>
+          <w:szCs w:val="24"/>
+        </w:rPr>
+        <w:t xml:space="preserve"> sequence of roots is 2, 10, 18, 26</w:t>
+      </w:r>
+    </w:p>
+    <w:p>
+      <w:pPr>
+        <w:spacing w:after="0"/>
+        <w:rPr>
+          <w:rFonts w:cstheme="minorHAnsi"/>
+          <w:sz w:val="24"/>
+          <w:szCs w:val="24"/>
+        </w:rPr>
+      </w:pPr>
+      <w:r>
+        <w:rPr>
+          <w:rFonts w:cstheme="minorHAnsi"/>
+          <w:sz w:val="24"/>
+          <w:szCs w:val="24"/>
+        </w:rPr>
+        <w:t>The second set of roots is 32-r</w:t>
+      </w:r>
+      <w:r>
+        <w:rPr>
+          <w:rFonts w:cstheme="minorHAnsi"/>
+          <w:sz w:val="24"/>
+          <w:szCs w:val="24"/>
+          <w:vertAlign w:val="subscript"/>
+        </w:rPr>
+        <w:t>1</w:t>
+      </w:r>
+      <w:r>
+        <w:rPr>
+          <w:rFonts w:cstheme="minorHAnsi"/>
+          <w:sz w:val="24"/>
+          <w:szCs w:val="24"/>
+        </w:rPr>
+        <w:t>, 32-r</w:t>
+      </w:r>
+      <w:r>
+        <w:rPr>
+          <w:rFonts w:cstheme="minorHAnsi"/>
+          <w:sz w:val="24"/>
+          <w:szCs w:val="24"/>
+          <w:vertAlign w:val="subscript"/>
+        </w:rPr>
+        <w:t>2</w:t>
+      </w:r>
+      <w:r>
+        <w:rPr>
+          <w:rFonts w:cstheme="minorHAnsi"/>
+          <w:sz w:val="24"/>
+          <w:szCs w:val="24"/>
+        </w:rPr>
+        <w:t>, …</w:t>
+      </w:r>
+      <w:r>
+        <w:rPr>
+          <w:rFonts w:cstheme="minorHAnsi"/>
+          <w:sz w:val="24"/>
+          <w:szCs w:val="24"/>
+        </w:rPr>
+        <w:t xml:space="preserve">etc. </w:t>
+      </w:r>
+      <w:r>
+        <w:rPr>
+          <w:rFonts w:cstheme="minorHAnsi"/>
+          <w:sz w:val="24"/>
+          <w:szCs w:val="24"/>
+        </w:rPr>
+        <w:t xml:space="preserve"> i.e. 30, 22, 14, 6.</w:t>
+      </w:r>
+    </w:p>
+    <w:p>
+      <w:pPr>
+        <w:spacing w:after="0"/>
+        <w:rPr>
+          <w:sz w:val="24"/>
+          <w:szCs w:val="24"/>
+        </w:rPr>
+      </w:pPr>
+      <w:r>
+        <w:rPr>
+          <w:rFonts w:cstheme="minorHAnsi"/>
+          <w:sz w:val="24"/>
+          <w:szCs w:val="24"/>
+        </w:rPr>
+        <w:t>So we have:</w:t>
+      </w:r>
+    </w:p>
+    <w:p>
+      <w:pPr>
+        <w:spacing w:after="0"/>
+        <w:rPr>
+          <w:sz w:val="24"/>
+          <w:szCs w:val="24"/>
+        </w:rPr>
+      </w:pPr>
+      <w:r>
+        <w:rPr>
+          <w:sz w:val="24"/>
+          <w:szCs w:val="24"/>
+        </w:rPr>
+        <w:t>modsqrt(4, 32) = 2, 30, 10, 22, 18, 14, 26, 6,</w:t>
+      </w:r>
+    </w:p>
+    <w:p>
+      <w:pPr>
+        <w:spacing w:after="0"/>
+        <w:rPr>
+          <w:i/>
+          <w:sz w:val="24"/>
+          <w:szCs w:val="24"/>
+        </w:rPr>
+      </w:pPr>
+      <w:r>
+        <w:rPr>
+          <w:sz w:val="24"/>
+          <w:szCs w:val="24"/>
+        </w:rPr>
+        <w:t>M</w:t>
+      </w:r>
+      <w:r>
+        <w:rPr>
+          <w:sz w:val="24"/>
+          <w:szCs w:val="24"/>
+        </w:rPr>
+        <w:t>ultiplying each root by 1 we have the same</w:t>
+      </w:r>
+      <w:r>
+        <w:rPr>
+          <w:sz w:val="24"/>
+          <w:szCs w:val="24"/>
+        </w:rPr>
+        <w:t xml:space="preserve"> </w:t>
+      </w:r>
+      <w:r>
+        <w:rPr>
+          <w:i/>
+          <w:sz w:val="24"/>
+          <w:szCs w:val="24"/>
+        </w:rPr>
+        <w:t>(Working by hand this step would be skipped)</w:t>
+      </w:r>
+    </w:p>
+    <w:p>
+      <w:pPr>
+        <w:spacing w:after="0"/>
+        <w:rPr>
+          <w:sz w:val="24"/>
+          <w:szCs w:val="24"/>
+        </w:rPr>
+      </w:pPr>
+      <w:r>
+        <w:rPr>
+          <w:sz w:val="24"/>
+          <w:szCs w:val="24"/>
+        </w:rPr>
+        <w:t xml:space="preserve">modsqrt(4, 32) = </w:t>
+      </w:r>
+      <w:r>
+        <w:rPr>
+          <w:b/>
+          <w:i/>
+          <w:sz w:val="24"/>
+          <w:szCs w:val="24"/>
+        </w:rPr>
+        <w:t>2, 30, 10, 22, 18, 14, 26, 6</w:t>
+      </w:r>
+      <w:r>
+        <w:rPr>
+          <w:sz w:val="24"/>
+          <w:szCs w:val="24"/>
+        </w:rPr>
+        <w:t xml:space="preserve">.  More concisely: the roots are </w:t>
+      </w:r>
+      <w:r>
+        <w:rPr>
+          <w:rFonts w:cstheme="minorHAnsi"/>
+          <w:sz w:val="24"/>
+          <w:szCs w:val="24"/>
+        </w:rPr>
+        <w:t>±</w:t>
+      </w:r>
+      <w:r>
+        <w:rPr>
+          <w:sz w:val="24"/>
+          <w:szCs w:val="24"/>
+        </w:rPr>
+        <w:t xml:space="preserve">2 (mod </w:t>
+      </w:r>
+      <w:r>
+        <w:rPr>
+          <w:sz w:val="24"/>
+          <w:szCs w:val="24"/>
+        </w:rPr>
+        <w:t>8</w:t>
       </w:r>
       <w:r>
         <w:rPr>
@@ -8598,35 +9473,44 @@
         </w:rPr>
         <w:t>)</w:t>
       </w:r>
-      <w:r>
-        <w:rPr>
-          <w:sz w:val="24"/>
-          <w:szCs w:val="24"/>
-        </w:rPr>
-        <w:t xml:space="preserve">, and modulo </w:t>
-      </w:r>
-      <w:proofErr w:type="gramStart"/>
-      <w:r>
-        <w:rPr>
-          <w:sz w:val="24"/>
-          <w:szCs w:val="24"/>
-        </w:rPr>
-        <w:t>243</w:t>
-      </w:r>
-      <w:r>
-        <w:rPr>
-          <w:sz w:val="24"/>
-          <w:szCs w:val="24"/>
-        </w:rPr>
-        <w:t>( =</w:t>
-      </w:r>
-      <w:proofErr w:type="gramEnd"/>
-      <w:r>
-        <w:rPr>
-          <w:sz w:val="24"/>
-          <w:szCs w:val="24"/>
-        </w:rPr>
-        <w:t xml:space="preserve"> 3</w:t>
+    </w:p>
+    <w:p>
+      <w:pPr>
+        <w:spacing w:after="0"/>
+        <w:rPr>
+          <w:sz w:val="24"/>
+          <w:szCs w:val="24"/>
+        </w:rPr>
+      </w:pPr>
+    </w:p>
+    <w:p>
+      <w:pPr>
+        <w:spacing w:after="0"/>
+        <w:rPr>
+          <w:sz w:val="24"/>
+          <w:szCs w:val="24"/>
+        </w:rPr>
+      </w:pPr>
+      <w:r>
+        <w:rPr>
+          <w:sz w:val="24"/>
+          <w:szCs w:val="24"/>
+        </w:rPr>
+        <w:t xml:space="preserve">Use step </w:t>
+      </w:r>
+      <w:r>
+        <w:rPr>
+          <w:sz w:val="24"/>
+          <w:szCs w:val="24"/>
+        </w:rPr>
+        <w:t>2(d)</w:t>
+      </w:r>
+      <w:r>
+        <w:rPr>
+          <w:sz w:val="24"/>
+          <w:szCs w:val="24"/>
+        </w:rPr>
+        <w:t xml:space="preserve"> to solve x</w:t>
       </w:r>
       <w:r>
         <w:rPr>
@@ -8634,763 +9518,45 @@
           <w:szCs w:val="24"/>
           <w:vertAlign w:val="superscript"/>
         </w:rPr>
-        <w:t>5</w:t>
-      </w:r>
-      <w:r>
-        <w:rPr>
-          <w:sz w:val="24"/>
-          <w:szCs w:val="24"/>
-        </w:rPr>
-        <w:t>)</w:t>
+        <w:t>2</w:t>
+      </w:r>
+      <w:r>
+        <w:rPr>
+          <w:sz w:val="24"/>
+          <w:szCs w:val="24"/>
+        </w:rPr>
+        <w:t xml:space="preserve"> </w:t>
+      </w:r>
+      <w:r>
+        <w:rPr>
+          <w:rFonts w:cstheme="minorHAnsi"/>
+          <w:sz w:val="24"/>
+          <w:szCs w:val="24"/>
+        </w:rPr>
+        <w:t>≡</w:t>
+      </w:r>
+      <w:r>
+        <w:rPr>
+          <w:sz w:val="24"/>
+          <w:szCs w:val="24"/>
+        </w:rPr>
+        <w:t xml:space="preserve"> 36 modulo 243.</w:t>
       </w:r>
     </w:p>
     <w:p>
       <w:pPr>
         <w:spacing w:after="0"/>
         <w:rPr>
-          <w:rFonts w:cstheme="minorHAnsi"/>
-          <w:sz w:val="24"/>
-          <w:szCs w:val="24"/>
-        </w:rPr>
-      </w:pPr>
-      <w:r>
-        <w:rPr>
-          <w:sz w:val="24"/>
-          <w:szCs w:val="24"/>
-        </w:rPr>
-        <w:t xml:space="preserve">Note that 36 </w:t>
-      </w:r>
-      <w:r>
-        <w:rPr>
-          <w:rFonts w:cstheme="minorHAnsi"/>
-          <w:sz w:val="24"/>
-          <w:szCs w:val="24"/>
-        </w:rPr>
-        <w:t>≡ 4 (modulo 32), so we look for the roots of 4 modulo 32</w:t>
-      </w:r>
-    </w:p>
-    <w:p>
-      <w:pPr>
-        <w:spacing w:after="0"/>
-        <w:rPr>
-          <w:rFonts w:cstheme="minorHAnsi"/>
-          <w:sz w:val="24"/>
-          <w:szCs w:val="24"/>
-        </w:rPr>
-      </w:pPr>
-      <w:r>
-        <w:rPr>
-          <w:rFonts w:cstheme="minorHAnsi"/>
-          <w:sz w:val="24"/>
-          <w:szCs w:val="24"/>
-        </w:rPr>
-        <w:t xml:space="preserve">4 and 32 are not mutually prime so go to step 2(b). </w:t>
-      </w:r>
-      <w:proofErr w:type="gramStart"/>
-      <w:r>
-        <w:rPr>
-          <w:rFonts w:cstheme="minorHAnsi"/>
-          <w:sz w:val="24"/>
-          <w:szCs w:val="24"/>
-        </w:rPr>
-        <w:t>gcd(</w:t>
-      </w:r>
-      <w:proofErr w:type="gramEnd"/>
-      <w:r>
-        <w:rPr>
-          <w:rFonts w:cstheme="minorHAnsi"/>
-          <w:sz w:val="24"/>
-          <w:szCs w:val="24"/>
-        </w:rPr>
-        <w:t>4, 32) = 4.</w:t>
-      </w:r>
-    </w:p>
-    <w:p>
-      <w:pPr>
-        <w:spacing w:after="0"/>
-        <w:rPr>
-          <w:rFonts w:cstheme="minorHAnsi"/>
-          <w:sz w:val="24"/>
-          <w:szCs w:val="24"/>
-        </w:rPr>
-      </w:pPr>
-      <w:r>
-        <w:rPr>
-          <w:rFonts w:cstheme="minorHAnsi"/>
-          <w:i/>
-          <w:sz w:val="24"/>
-          <w:szCs w:val="24"/>
-        </w:rPr>
-        <w:t xml:space="preserve">If solving by hand the following step would be skipped because 4/4 = 1. </w:t>
-      </w:r>
-      <w:r>
-        <w:rPr>
-          <w:rFonts w:cstheme="minorHAnsi"/>
-          <w:i/>
-          <w:sz w:val="24"/>
-          <w:szCs w:val="24"/>
-        </w:rPr>
-        <w:t>However,</w:t>
-      </w:r>
-      <w:r>
-        <w:rPr>
-          <w:rFonts w:cstheme="minorHAnsi"/>
-          <w:i/>
-          <w:sz w:val="24"/>
-          <w:szCs w:val="24"/>
-        </w:rPr>
-        <w:t xml:space="preserve"> the computer program proceeds as follows.</w:t>
-      </w:r>
-    </w:p>
-    <w:p>
-      <w:pPr>
-        <w:spacing w:after="0"/>
-        <w:rPr>
-          <w:sz w:val="24"/>
-          <w:szCs w:val="24"/>
-        </w:rPr>
-      </w:pPr>
-      <w:r>
-        <w:rPr>
-          <w:rFonts w:cstheme="minorHAnsi"/>
-          <w:sz w:val="24"/>
-          <w:szCs w:val="24"/>
-        </w:rPr>
-        <w:t xml:space="preserve">Use step 2(a) to solve </w:t>
-      </w:r>
-      <w:r>
-        <w:rPr>
-          <w:rFonts w:cstheme="minorHAnsi"/>
-          <w:b/>
-          <w:i/>
-          <w:sz w:val="24"/>
-          <w:szCs w:val="24"/>
-        </w:rPr>
-        <w:t>x</w:t>
-      </w:r>
-      <w:r>
-        <w:rPr>
-          <w:rFonts w:cstheme="minorHAnsi"/>
-          <w:b/>
-          <w:i/>
-          <w:sz w:val="24"/>
-          <w:szCs w:val="24"/>
-          <w:vertAlign w:val="superscript"/>
-        </w:rPr>
-        <w:t>2</w:t>
-      </w:r>
-      <w:r>
-        <w:rPr>
-          <w:rFonts w:cstheme="minorHAnsi"/>
-          <w:b/>
-          <w:i/>
-          <w:sz w:val="24"/>
-          <w:szCs w:val="24"/>
-        </w:rPr>
-        <w:t xml:space="preserve"> ≡ 1 (mod 32)</w:t>
-      </w:r>
-      <w:r>
-        <w:rPr>
-          <w:rFonts w:cstheme="minorHAnsi"/>
-          <w:sz w:val="24"/>
-          <w:szCs w:val="24"/>
-        </w:rPr>
-        <w:t xml:space="preserve"> </w:t>
-      </w:r>
-      <w:r>
-        <w:rPr>
-          <w:sz w:val="24"/>
-          <w:szCs w:val="24"/>
-        </w:rPr>
-        <w:br/>
-      </w:r>
-      <w:proofErr w:type="spellStart"/>
-      <w:proofErr w:type="gramStart"/>
-      <w:r>
-        <w:rPr>
-          <w:sz w:val="24"/>
-          <w:szCs w:val="24"/>
-        </w:rPr>
-        <w:t>modsqrt</w:t>
-      </w:r>
-      <w:proofErr w:type="spellEnd"/>
-      <w:r>
-        <w:rPr>
-          <w:sz w:val="24"/>
-          <w:szCs w:val="24"/>
-        </w:rPr>
-        <w:t>(</w:t>
-      </w:r>
-      <w:proofErr w:type="gramEnd"/>
-      <w:r>
-        <w:rPr>
-          <w:sz w:val="24"/>
-          <w:szCs w:val="24"/>
-        </w:rPr>
-        <w:t>1, 32) = 1, 31, 15, 17,</w:t>
-      </w:r>
-    </w:p>
-    <w:p>
-      <w:pPr>
-        <w:spacing w:after="0"/>
-        <w:rPr>
-          <w:sz w:val="24"/>
-          <w:szCs w:val="24"/>
-        </w:rPr>
-      </w:pPr>
-      <w:r>
-        <w:rPr>
-          <w:sz w:val="24"/>
-          <w:szCs w:val="24"/>
-        </w:rPr>
-        <w:t>We only need the 1</w:t>
-      </w:r>
-      <w:r>
-        <w:rPr>
-          <w:sz w:val="24"/>
-          <w:szCs w:val="24"/>
-          <w:vertAlign w:val="superscript"/>
-        </w:rPr>
-        <w:t>st</w:t>
-      </w:r>
-      <w:r>
-        <w:rPr>
-          <w:sz w:val="24"/>
-          <w:szCs w:val="24"/>
-        </w:rPr>
-        <w:t xml:space="preserve"> root </w:t>
-      </w:r>
-      <w:r>
-        <w:rPr>
-          <w:b/>
-          <w:i/>
-          <w:sz w:val="24"/>
-          <w:szCs w:val="24"/>
-        </w:rPr>
-        <w:t>r=1</w:t>
-      </w:r>
-      <w:r>
-        <w:rPr>
-          <w:sz w:val="24"/>
-          <w:szCs w:val="24"/>
-        </w:rPr>
-        <w:t>.</w:t>
-      </w:r>
-    </w:p>
-    <w:p>
-      <w:pPr>
-        <w:spacing w:after="0"/>
-        <w:rPr>
-          <w:sz w:val="24"/>
-          <w:szCs w:val="24"/>
-        </w:rPr>
-      </w:pPr>
-    </w:p>
-    <w:p>
-      <w:pPr>
-        <w:spacing w:after="0"/>
-        <w:rPr>
-          <w:rFonts w:cstheme="minorHAnsi"/>
-          <w:sz w:val="24"/>
-          <w:szCs w:val="24"/>
-        </w:rPr>
-      </w:pPr>
-      <w:r>
-        <w:rPr>
-          <w:sz w:val="24"/>
-          <w:szCs w:val="24"/>
-        </w:rPr>
-        <w:t>Use step2</w:t>
-      </w:r>
-      <w:r>
-        <w:rPr>
-          <w:sz w:val="24"/>
-          <w:szCs w:val="24"/>
-        </w:rPr>
-        <w:t>(</w:t>
-      </w:r>
-      <w:r>
-        <w:rPr>
-          <w:sz w:val="24"/>
-          <w:szCs w:val="24"/>
-        </w:rPr>
-        <w:t xml:space="preserve">b)2 to solve </w:t>
-      </w:r>
-      <w:r>
-        <w:rPr>
-          <w:rFonts w:cstheme="minorHAnsi"/>
-          <w:b/>
-          <w:i/>
-          <w:sz w:val="24"/>
-          <w:szCs w:val="24"/>
-        </w:rPr>
-        <w:t>x</w:t>
-      </w:r>
-      <w:r>
-        <w:rPr>
-          <w:rFonts w:cstheme="minorHAnsi"/>
-          <w:b/>
-          <w:i/>
-          <w:sz w:val="24"/>
-          <w:szCs w:val="24"/>
-          <w:vertAlign w:val="superscript"/>
-        </w:rPr>
-        <w:t>2</w:t>
-      </w:r>
-      <w:r>
-        <w:rPr>
-          <w:rFonts w:cstheme="minorHAnsi"/>
-          <w:b/>
-          <w:i/>
-          <w:sz w:val="24"/>
-          <w:szCs w:val="24"/>
-        </w:rPr>
-        <w:t xml:space="preserve"> ≡ 4 (mod 32)</w:t>
-      </w:r>
-    </w:p>
-    <w:p>
-      <w:pPr>
-        <w:spacing w:after="0"/>
-        <w:rPr>
-          <w:rFonts w:cstheme="minorHAnsi"/>
-          <w:sz w:val="24"/>
-          <w:szCs w:val="24"/>
-        </w:rPr>
-      </w:pPr>
-      <w:r>
-        <w:rPr>
-          <w:rFonts w:cstheme="minorHAnsi"/>
-          <w:sz w:val="24"/>
-          <w:szCs w:val="24"/>
-        </w:rPr>
-        <w:t xml:space="preserve">We have p=2, k=2, </w:t>
-      </w:r>
-      <w:proofErr w:type="spellStart"/>
-      <w:r>
-        <w:rPr>
-          <w:rFonts w:cstheme="minorHAnsi"/>
-          <w:sz w:val="24"/>
-          <w:szCs w:val="24"/>
-        </w:rPr>
-        <w:t>i</w:t>
-      </w:r>
-      <w:proofErr w:type="spellEnd"/>
-      <w:r>
-        <w:rPr>
-          <w:rFonts w:cstheme="minorHAnsi"/>
-          <w:sz w:val="24"/>
-          <w:szCs w:val="24"/>
-        </w:rPr>
-        <w:t xml:space="preserve">=5, so </w:t>
-      </w:r>
-      <w:r>
-        <w:rPr>
-          <w:rFonts w:cstheme="minorHAnsi"/>
-          <w:sz w:val="24"/>
-          <w:szCs w:val="24"/>
-        </w:rPr>
-        <w:t>common difference</w:t>
-      </w:r>
-      <w:r>
-        <w:rPr>
-          <w:rFonts w:cstheme="minorHAnsi"/>
-          <w:sz w:val="24"/>
-          <w:szCs w:val="24"/>
-        </w:rPr>
-        <w:t xml:space="preserve"> = 2</w:t>
-      </w:r>
-      <w:r>
-        <w:rPr>
-          <w:rFonts w:cstheme="minorHAnsi"/>
-          <w:sz w:val="24"/>
-          <w:szCs w:val="24"/>
-          <w:vertAlign w:val="superscript"/>
-        </w:rPr>
-        <w:t>3</w:t>
-      </w:r>
-      <w:r>
-        <w:rPr>
-          <w:rFonts w:cstheme="minorHAnsi"/>
-          <w:sz w:val="24"/>
-          <w:szCs w:val="24"/>
-        </w:rPr>
-        <w:t xml:space="preserve"> = 8.</w:t>
-      </w:r>
-    </w:p>
-    <w:p>
-      <w:pPr>
-        <w:spacing w:after="0"/>
-        <w:rPr>
-          <w:rFonts w:cstheme="minorHAnsi"/>
-          <w:sz w:val="24"/>
-          <w:szCs w:val="24"/>
-        </w:rPr>
-      </w:pPr>
-      <w:proofErr w:type="gramStart"/>
-      <w:r>
-        <w:rPr>
-          <w:rFonts w:cstheme="minorHAnsi"/>
-          <w:sz w:val="24"/>
-          <w:szCs w:val="24"/>
-        </w:rPr>
-        <w:t>So</w:t>
-      </w:r>
-      <w:proofErr w:type="gramEnd"/>
-      <w:r>
-        <w:rPr>
-          <w:rFonts w:cstheme="minorHAnsi"/>
-          <w:sz w:val="24"/>
-          <w:szCs w:val="24"/>
-        </w:rPr>
-        <w:t xml:space="preserve"> the 1</w:t>
-      </w:r>
-      <w:r>
-        <w:rPr>
-          <w:rFonts w:cstheme="minorHAnsi"/>
-          <w:sz w:val="24"/>
-          <w:szCs w:val="24"/>
-          <w:vertAlign w:val="superscript"/>
-        </w:rPr>
-        <w:t>st</w:t>
-      </w:r>
-      <w:r>
-        <w:rPr>
-          <w:rFonts w:cstheme="minorHAnsi"/>
-          <w:sz w:val="24"/>
-          <w:szCs w:val="24"/>
-        </w:rPr>
-        <w:t xml:space="preserve"> sequence of roots is 2, 10, 18, 26</w:t>
-      </w:r>
-    </w:p>
-    <w:p>
-      <w:pPr>
-        <w:spacing w:after="0"/>
-        <w:rPr>
-          <w:rFonts w:cstheme="minorHAnsi"/>
-          <w:sz w:val="24"/>
-          <w:szCs w:val="24"/>
-        </w:rPr>
-      </w:pPr>
-      <w:r>
-        <w:rPr>
-          <w:rFonts w:cstheme="minorHAnsi"/>
-          <w:sz w:val="24"/>
-          <w:szCs w:val="24"/>
-        </w:rPr>
-        <w:t>The second set of roots is 32-r</w:t>
-      </w:r>
-      <w:r>
-        <w:rPr>
-          <w:rFonts w:cstheme="minorHAnsi"/>
-          <w:sz w:val="24"/>
-          <w:szCs w:val="24"/>
-          <w:vertAlign w:val="subscript"/>
-        </w:rPr>
-        <w:t>1</w:t>
-      </w:r>
-      <w:r>
-        <w:rPr>
-          <w:rFonts w:cstheme="minorHAnsi"/>
-          <w:sz w:val="24"/>
-          <w:szCs w:val="24"/>
-        </w:rPr>
-        <w:t>, 32-r</w:t>
-      </w:r>
-      <w:r>
-        <w:rPr>
-          <w:rFonts w:cstheme="minorHAnsi"/>
-          <w:sz w:val="24"/>
-          <w:szCs w:val="24"/>
-          <w:vertAlign w:val="subscript"/>
-        </w:rPr>
-        <w:t>2</w:t>
-      </w:r>
-      <w:r>
-        <w:rPr>
-          <w:rFonts w:cstheme="minorHAnsi"/>
-          <w:sz w:val="24"/>
-          <w:szCs w:val="24"/>
-        </w:rPr>
-        <w:t>, …</w:t>
-      </w:r>
-      <w:r>
-        <w:rPr>
-          <w:rFonts w:cstheme="minorHAnsi"/>
-          <w:sz w:val="24"/>
-          <w:szCs w:val="24"/>
-        </w:rPr>
-        <w:t xml:space="preserve">etc. </w:t>
-      </w:r>
-      <w:r>
-        <w:rPr>
-          <w:rFonts w:cstheme="minorHAnsi"/>
-          <w:sz w:val="24"/>
-          <w:szCs w:val="24"/>
-        </w:rPr>
-        <w:t xml:space="preserve"> </w:t>
-      </w:r>
-      <w:proofErr w:type="gramStart"/>
-      <w:r>
-        <w:rPr>
-          <w:rFonts w:cstheme="minorHAnsi"/>
-          <w:sz w:val="24"/>
-          <w:szCs w:val="24"/>
-        </w:rPr>
-        <w:t>i.e.</w:t>
-      </w:r>
-      <w:proofErr w:type="gramEnd"/>
-      <w:r>
-        <w:rPr>
-          <w:rFonts w:cstheme="minorHAnsi"/>
-          <w:sz w:val="24"/>
-          <w:szCs w:val="24"/>
-        </w:rPr>
-        <w:t xml:space="preserve"> 30, 22, 14, 6.</w:t>
-      </w:r>
-    </w:p>
-    <w:p>
-      <w:pPr>
-        <w:spacing w:after="0"/>
-        <w:rPr>
-          <w:sz w:val="24"/>
-          <w:szCs w:val="24"/>
-        </w:rPr>
-      </w:pPr>
-      <w:proofErr w:type="gramStart"/>
-      <w:r>
-        <w:rPr>
-          <w:rFonts w:cstheme="minorHAnsi"/>
-          <w:sz w:val="24"/>
-          <w:szCs w:val="24"/>
-        </w:rPr>
-        <w:t>So</w:t>
-      </w:r>
-      <w:proofErr w:type="gramEnd"/>
-      <w:r>
-        <w:rPr>
-          <w:rFonts w:cstheme="minorHAnsi"/>
-          <w:sz w:val="24"/>
-          <w:szCs w:val="24"/>
-        </w:rPr>
-        <w:t xml:space="preserve"> we have:</w:t>
-      </w:r>
-    </w:p>
-    <w:p>
-      <w:pPr>
-        <w:spacing w:after="0"/>
-        <w:rPr>
-          <w:sz w:val="24"/>
-          <w:szCs w:val="24"/>
-        </w:rPr>
-      </w:pPr>
-      <w:proofErr w:type="spellStart"/>
-      <w:proofErr w:type="gramStart"/>
-      <w:r>
-        <w:rPr>
-          <w:sz w:val="24"/>
-          <w:szCs w:val="24"/>
-        </w:rPr>
-        <w:t>modsqrt</w:t>
-      </w:r>
-      <w:proofErr w:type="spellEnd"/>
-      <w:r>
-        <w:rPr>
-          <w:sz w:val="24"/>
-          <w:szCs w:val="24"/>
-        </w:rPr>
-        <w:t>(</w:t>
-      </w:r>
-      <w:proofErr w:type="gramEnd"/>
-      <w:r>
-        <w:rPr>
-          <w:sz w:val="24"/>
-          <w:szCs w:val="24"/>
-        </w:rPr>
-        <w:t>4, 32) = 2, 30, 10, 22, 18, 14, 26, 6,</w:t>
-      </w:r>
-    </w:p>
-    <w:p>
-      <w:pPr>
-        <w:spacing w:after="0"/>
-        <w:rPr>
-          <w:i/>
-          <w:sz w:val="24"/>
-          <w:szCs w:val="24"/>
-        </w:rPr>
-      </w:pPr>
-      <w:r>
-        <w:rPr>
-          <w:sz w:val="24"/>
-          <w:szCs w:val="24"/>
-        </w:rPr>
-        <w:t>M</w:t>
-      </w:r>
-      <w:r>
-        <w:rPr>
-          <w:sz w:val="24"/>
-          <w:szCs w:val="24"/>
-        </w:rPr>
-        <w:t>ultiplying each root by 1 we have the same</w:t>
-      </w:r>
-      <w:r>
-        <w:rPr>
-          <w:sz w:val="24"/>
-          <w:szCs w:val="24"/>
-        </w:rPr>
-        <w:t xml:space="preserve"> </w:t>
-      </w:r>
-      <w:r>
-        <w:rPr>
-          <w:i/>
-          <w:sz w:val="24"/>
-          <w:szCs w:val="24"/>
-        </w:rPr>
-        <w:t>(Working by hand this step would be skipped)</w:t>
-      </w:r>
-    </w:p>
-    <w:p>
-      <w:pPr>
-        <w:spacing w:after="0"/>
-        <w:rPr>
-          <w:sz w:val="24"/>
-          <w:szCs w:val="24"/>
-        </w:rPr>
-      </w:pPr>
-      <w:proofErr w:type="spellStart"/>
-      <w:proofErr w:type="gramStart"/>
-      <w:r>
-        <w:rPr>
-          <w:sz w:val="24"/>
-          <w:szCs w:val="24"/>
-        </w:rPr>
-        <w:t>modsqrt</w:t>
-      </w:r>
-      <w:proofErr w:type="spellEnd"/>
-      <w:r>
-        <w:rPr>
-          <w:sz w:val="24"/>
-          <w:szCs w:val="24"/>
-        </w:rPr>
-        <w:t>(</w:t>
-      </w:r>
-      <w:proofErr w:type="gramEnd"/>
-      <w:r>
-        <w:rPr>
-          <w:sz w:val="24"/>
-          <w:szCs w:val="24"/>
-        </w:rPr>
-        <w:t xml:space="preserve">4, 32) = </w:t>
-      </w:r>
-      <w:r>
-        <w:rPr>
-          <w:b/>
-          <w:i/>
-          <w:sz w:val="24"/>
-          <w:szCs w:val="24"/>
-        </w:rPr>
-        <w:t>2, 30, 10, 22, 18, 14, 26, 6</w:t>
-      </w:r>
-      <w:r>
-        <w:rPr>
-          <w:sz w:val="24"/>
-          <w:szCs w:val="24"/>
-        </w:rPr>
-        <w:t xml:space="preserve">.  More concisely: the roots are </w:t>
-      </w:r>
-      <w:r>
-        <w:rPr>
-          <w:rFonts w:cstheme="minorHAnsi"/>
-          <w:sz w:val="24"/>
-          <w:szCs w:val="24"/>
-        </w:rPr>
-        <w:t>±</w:t>
-      </w:r>
-      <w:r>
-        <w:rPr>
-          <w:sz w:val="24"/>
-          <w:szCs w:val="24"/>
-        </w:rPr>
-        <w:t>2 (mod 4)</w:t>
-      </w:r>
-    </w:p>
-    <w:p>
-      <w:pPr>
-        <w:spacing w:after="0"/>
-        <w:rPr>
-          <w:sz w:val="24"/>
-          <w:szCs w:val="24"/>
-        </w:rPr>
-      </w:pPr>
-    </w:p>
-    <w:p>
-      <w:pPr>
-        <w:spacing w:after="0"/>
-        <w:rPr>
-          <w:sz w:val="24"/>
-          <w:szCs w:val="24"/>
-        </w:rPr>
-      </w:pPr>
-      <w:r>
-        <w:rPr>
-          <w:sz w:val="24"/>
-          <w:szCs w:val="24"/>
-        </w:rPr>
-        <w:t>Use step 2(b) to solve x</w:t>
-      </w:r>
-      <w:r>
-        <w:rPr>
-          <w:sz w:val="24"/>
-          <w:szCs w:val="24"/>
-          <w:vertAlign w:val="superscript"/>
-        </w:rPr>
-        <w:t>2</w:t>
-      </w:r>
-      <w:r>
-        <w:rPr>
-          <w:sz w:val="24"/>
-          <w:szCs w:val="24"/>
-        </w:rPr>
-        <w:t xml:space="preserve"> </w:t>
-      </w:r>
-      <w:r>
-        <w:rPr>
-          <w:rFonts w:cstheme="minorHAnsi"/>
-          <w:sz w:val="24"/>
-          <w:szCs w:val="24"/>
-        </w:rPr>
-        <w:t>≡</w:t>
-      </w:r>
-      <w:r>
-        <w:rPr>
-          <w:sz w:val="24"/>
-          <w:szCs w:val="24"/>
-        </w:rPr>
-        <w:t xml:space="preserve"> 36 modulo 243.</w:t>
-      </w:r>
-    </w:p>
-    <w:p>
-      <w:pPr>
-        <w:spacing w:after="0"/>
-        <w:rPr>
-          <w:sz w:val="24"/>
-          <w:szCs w:val="24"/>
-        </w:rPr>
-      </w:pPr>
-      <w:proofErr w:type="gramStart"/>
-      <w:r>
-        <w:rPr>
-          <w:sz w:val="24"/>
-          <w:szCs w:val="24"/>
-        </w:rPr>
-        <w:t>Gcd(</w:t>
-      </w:r>
-      <w:proofErr w:type="gramEnd"/>
-      <w:r>
-        <w:rPr>
-          <w:sz w:val="24"/>
-          <w:szCs w:val="24"/>
-        </w:rPr>
-        <w:t xml:space="preserve">36, 243) = 9, so we need to solve </w:t>
+          <w:sz w:val="24"/>
+          <w:szCs w:val="24"/>
+        </w:rPr>
+      </w:pPr>
+      <w:r>
+        <w:rPr>
+          <w:sz w:val="24"/>
+          <w:szCs w:val="24"/>
+        </w:rPr>
+        <w:t xml:space="preserve">Gcd(36, 243) = 9, so we need to solve </w:t>
       </w:r>
       <w:r>
         <w:rPr>
@@ -9560,7 +9726,21 @@
           <w:sz w:val="24"/>
           <w:szCs w:val="24"/>
         </w:rPr>
-        <w:t>use step 2(a). W</w:t>
+        <w:t xml:space="preserve">use step </w:t>
+      </w:r>
+      <w:r>
+        <w:rPr>
+          <w:sz w:val="24"/>
+          <w:szCs w:val="24"/>
+        </w:rPr>
+        <w:t>2(c)</w:t>
+      </w:r>
+      <w:r>
+        <w:rPr>
+          <w:sz w:val="24"/>
+          <w:szCs w:val="24"/>
+        </w:rPr>
+        <w:t>. W</w:t>
       </w:r>
       <w:r>
         <w:rPr>
@@ -9682,32 +9862,7 @@
           <w:sz w:val="24"/>
           <w:szCs w:val="24"/>
         </w:rPr>
-        <w:t xml:space="preserve"> 1 (modulo 3), so </w:t>
-      </w:r>
-      <w:proofErr w:type="spellStart"/>
-      <w:proofErr w:type="gramStart"/>
-      <w:r>
-        <w:rPr>
-          <w:sz w:val="24"/>
-          <w:szCs w:val="24"/>
-        </w:rPr>
-        <w:t>modsqrt</w:t>
-      </w:r>
-      <w:proofErr w:type="spellEnd"/>
-      <w:r>
-        <w:rPr>
-          <w:sz w:val="24"/>
-          <w:szCs w:val="24"/>
-        </w:rPr>
-        <w:t>(</w:t>
-      </w:r>
-      <w:proofErr w:type="gramEnd"/>
-      <w:r>
-        <w:rPr>
-          <w:sz w:val="24"/>
-          <w:szCs w:val="24"/>
-        </w:rPr>
-        <w:t xml:space="preserve">4, 3) </w:t>
+        <w:t xml:space="preserve"> 1 (modulo 3), so modsqrt(4, 3) </w:t>
       </w:r>
       <w:r>
         <w:rPr>
@@ -9722,172 +9877,116 @@
           <w:sz w:val="24"/>
           <w:szCs w:val="24"/>
         </w:rPr>
+        <w:t xml:space="preserve"> modsqrt(1,3)</w:t>
+      </w:r>
+    </w:p>
+    <w:p>
+      <w:pPr>
+        <w:spacing w:after="0"/>
+        <w:rPr>
+          <w:sz w:val="24"/>
+          <w:szCs w:val="24"/>
+        </w:rPr>
+      </w:pPr>
+      <w:r>
+        <w:rPr>
+          <w:sz w:val="24"/>
+          <w:szCs w:val="24"/>
+        </w:rPr>
+        <w:t>modsqrt(1, 3) = 1, 2,</w:t>
+      </w:r>
+      <w:r>
+        <w:rPr>
+          <w:sz w:val="24"/>
+          <w:szCs w:val="24"/>
+        </w:rPr>
+        <w:t xml:space="preserve">                (trivial, don’t need Tonelli-Shanks)</w:t>
+      </w:r>
+    </w:p>
+    <w:p>
+      <w:pPr>
+        <w:spacing w:after="0"/>
+        <w:rPr>
+          <w:sz w:val="24"/>
+          <w:szCs w:val="24"/>
+        </w:rPr>
+      </w:pPr>
+      <w:r>
+        <w:rPr>
+          <w:b/>
+          <w:i/>
+          <w:sz w:val="24"/>
+          <w:szCs w:val="24"/>
+        </w:rPr>
+        <w:t>modsqrt(4, 243) = 241, 2</w:t>
+      </w:r>
+      <w:r>
+        <w:rPr>
+          <w:sz w:val="24"/>
+          <w:szCs w:val="24"/>
+        </w:rPr>
+        <w:t>,</w:t>
+      </w:r>
+      <w:r>
+        <w:rPr>
+          <w:sz w:val="24"/>
+          <w:szCs w:val="24"/>
+        </w:rPr>
+        <w:t xml:space="preserve">       (roots ‘lifted’)</w:t>
+      </w:r>
+    </w:p>
+    <w:p>
+      <w:pPr>
+        <w:spacing w:after="0"/>
+        <w:rPr>
+          <w:sz w:val="24"/>
+          <w:szCs w:val="24"/>
+        </w:rPr>
+      </w:pPr>
+    </w:p>
+    <w:p>
+      <w:pPr>
+        <w:spacing w:after="0"/>
+        <w:rPr>
+          <w:sz w:val="24"/>
+          <w:szCs w:val="24"/>
+        </w:rPr>
+      </w:pPr>
+      <w:r>
+        <w:rPr>
+          <w:sz w:val="24"/>
+          <w:szCs w:val="24"/>
+        </w:rPr>
+        <w:t xml:space="preserve">Solve </w:t>
+      </w:r>
+      <w:r>
+        <w:rPr>
+          <w:b/>
+          <w:i/>
+          <w:sz w:val="24"/>
+          <w:szCs w:val="24"/>
+        </w:rPr>
+        <w:t>x</w:t>
+      </w:r>
+      <w:r>
+        <w:rPr>
+          <w:b/>
+          <w:i/>
+          <w:sz w:val="24"/>
+          <w:szCs w:val="24"/>
+          <w:vertAlign w:val="superscript"/>
+        </w:rPr>
+        <w:t>2</w:t>
+      </w:r>
+      <w:r>
+        <w:rPr>
+          <w:b/>
+          <w:i/>
+          <w:sz w:val="24"/>
+          <w:szCs w:val="24"/>
+        </w:rPr>
         <w:t xml:space="preserve"> </w:t>
       </w:r>
-      <w:proofErr w:type="spellStart"/>
-      <w:r>
-        <w:rPr>
-          <w:sz w:val="24"/>
-          <w:szCs w:val="24"/>
-        </w:rPr>
-        <w:t>modsqrt</w:t>
-      </w:r>
-      <w:proofErr w:type="spellEnd"/>
-      <w:r>
-        <w:rPr>
-          <w:sz w:val="24"/>
-          <w:szCs w:val="24"/>
-        </w:rPr>
-        <w:t>(1,3)</w:t>
-      </w:r>
-    </w:p>
-    <w:p>
-      <w:pPr>
-        <w:spacing w:after="0"/>
-        <w:rPr>
-          <w:sz w:val="24"/>
-          <w:szCs w:val="24"/>
-        </w:rPr>
-      </w:pPr>
-      <w:proofErr w:type="spellStart"/>
-      <w:proofErr w:type="gramStart"/>
-      <w:r>
-        <w:rPr>
-          <w:sz w:val="24"/>
-          <w:szCs w:val="24"/>
-        </w:rPr>
-        <w:t>modsqrt</w:t>
-      </w:r>
-      <w:proofErr w:type="spellEnd"/>
-      <w:r>
-        <w:rPr>
-          <w:sz w:val="24"/>
-          <w:szCs w:val="24"/>
-        </w:rPr>
-        <w:t>(</w:t>
-      </w:r>
-      <w:proofErr w:type="gramEnd"/>
-      <w:r>
-        <w:rPr>
-          <w:sz w:val="24"/>
-          <w:szCs w:val="24"/>
-        </w:rPr>
-        <w:t>1, 3) = 1, 2,</w:t>
-      </w:r>
-      <w:r>
-        <w:rPr>
-          <w:sz w:val="24"/>
-          <w:szCs w:val="24"/>
-        </w:rPr>
-        <w:t xml:space="preserve">                (trivial, don’t need Tonelli-Shanks)</w:t>
-      </w:r>
-    </w:p>
-    <w:p>
-      <w:pPr>
-        <w:spacing w:after="0"/>
-        <w:rPr>
-          <w:sz w:val="24"/>
-          <w:szCs w:val="24"/>
-        </w:rPr>
-      </w:pPr>
-      <w:proofErr w:type="spellStart"/>
-      <w:proofErr w:type="gramStart"/>
-      <w:r>
-        <w:rPr>
-          <w:b/>
-          <w:i/>
-          <w:sz w:val="24"/>
-          <w:szCs w:val="24"/>
-        </w:rPr>
-        <w:t>modsqrt</w:t>
-      </w:r>
-      <w:proofErr w:type="spellEnd"/>
-      <w:r>
-        <w:rPr>
-          <w:b/>
-          <w:i/>
-          <w:sz w:val="24"/>
-          <w:szCs w:val="24"/>
-        </w:rPr>
-        <w:t>(</w:t>
-      </w:r>
-      <w:proofErr w:type="gramEnd"/>
-      <w:r>
-        <w:rPr>
-          <w:b/>
-          <w:i/>
-          <w:sz w:val="24"/>
-          <w:szCs w:val="24"/>
-        </w:rPr>
-        <w:t>4, 243) = 241, 2</w:t>
-      </w:r>
-      <w:r>
-        <w:rPr>
-          <w:sz w:val="24"/>
-          <w:szCs w:val="24"/>
-        </w:rPr>
-        <w:t>,</w:t>
-      </w:r>
-      <w:r>
-        <w:rPr>
-          <w:sz w:val="24"/>
-          <w:szCs w:val="24"/>
-        </w:rPr>
-        <w:t xml:space="preserve">       (roots ‘lifted’)</w:t>
-      </w:r>
-    </w:p>
-    <w:p>
-      <w:pPr>
-        <w:spacing w:after="0"/>
-        <w:rPr>
-          <w:sz w:val="24"/>
-          <w:szCs w:val="24"/>
-        </w:rPr>
-      </w:pPr>
-    </w:p>
-    <w:p>
-      <w:pPr>
-        <w:spacing w:after="0"/>
-        <w:rPr>
-          <w:sz w:val="24"/>
-          <w:szCs w:val="24"/>
-        </w:rPr>
-      </w:pPr>
-      <w:r>
-        <w:rPr>
-          <w:sz w:val="24"/>
-          <w:szCs w:val="24"/>
-        </w:rPr>
-        <w:t xml:space="preserve">Solve </w:t>
-      </w:r>
-      <w:r>
-        <w:rPr>
-          <w:b/>
-          <w:i/>
-          <w:sz w:val="24"/>
-          <w:szCs w:val="24"/>
-        </w:rPr>
-        <w:t>x</w:t>
-      </w:r>
-      <w:r>
-        <w:rPr>
-          <w:b/>
-          <w:i/>
-          <w:sz w:val="24"/>
-          <w:szCs w:val="24"/>
-          <w:vertAlign w:val="superscript"/>
-        </w:rPr>
-        <w:t>2</w:t>
-      </w:r>
-      <w:r>
-        <w:rPr>
-          <w:b/>
-          <w:i/>
-          <w:sz w:val="24"/>
-          <w:szCs w:val="24"/>
-        </w:rPr>
-        <w:t xml:space="preserve"> </w:t>
-      </w:r>
       <w:r>
         <w:rPr>
           <w:rFonts w:cstheme="minorHAnsi"/>
@@ -9912,7 +10011,21 @@
           <w:sz w:val="24"/>
           <w:szCs w:val="24"/>
         </w:rPr>
-        <w:t xml:space="preserve"> using step2(b)2.</w:t>
+        <w:t xml:space="preserve"> using step</w:t>
+      </w:r>
+      <w:r>
+        <w:rPr>
+          <w:sz w:val="24"/>
+          <w:szCs w:val="24"/>
+        </w:rPr>
+        <w:t>2(d)</w:t>
+      </w:r>
+      <w:r>
+        <w:rPr>
+          <w:sz w:val="24"/>
+          <w:szCs w:val="24"/>
+        </w:rPr>
+        <w:t>2.</w:t>
       </w:r>
       <w:r>
         <w:rPr>
@@ -9920,23 +10033,7 @@
           <w:szCs w:val="24"/>
         </w:rPr>
         <w:br/>
-        <w:t xml:space="preserve">We have p=3, k=2, </w:t>
-      </w:r>
-      <w:proofErr w:type="spellStart"/>
-      <w:r>
-        <w:rPr>
-          <w:sz w:val="24"/>
-          <w:szCs w:val="24"/>
-        </w:rPr>
-        <w:t>i</w:t>
-      </w:r>
-      <w:proofErr w:type="spellEnd"/>
-      <w:r>
-        <w:rPr>
-          <w:sz w:val="24"/>
-          <w:szCs w:val="24"/>
-        </w:rPr>
-        <w:t xml:space="preserve">=5, so </w:t>
+        <w:t xml:space="preserve">We have p=3, k=2, i=5, so </w:t>
       </w:r>
       <w:r>
         <w:rPr>
@@ -10165,37 +10262,14 @@
           <w:szCs w:val="24"/>
         </w:rPr>
       </w:pPr>
-      <w:proofErr w:type="spellStart"/>
-      <w:proofErr w:type="gramStart"/>
-      <w:r>
-        <w:rPr>
-          <w:b/>
-          <w:i/>
-          <w:sz w:val="24"/>
-          <w:szCs w:val="24"/>
-        </w:rPr>
-        <w:lastRenderedPageBreak/>
-        <w:t>modsqrt</w:t>
-      </w:r>
-      <w:proofErr w:type="spellEnd"/>
-      <w:r>
-        <w:rPr>
-          <w:b/>
-          <w:i/>
-          <w:sz w:val="24"/>
-          <w:szCs w:val="24"/>
-        </w:rPr>
-        <w:t>(</w:t>
-      </w:r>
-      <w:proofErr w:type="gramEnd"/>
-      <w:r>
-        <w:rPr>
-          <w:b/>
-          <w:i/>
-          <w:sz w:val="24"/>
-          <w:szCs w:val="24"/>
-        </w:rPr>
-        <w:t xml:space="preserve">9, </w:t>
+      <w:r>
+        <w:rPr>
+          <w:b/>
+          <w:i/>
+          <w:sz w:val="24"/>
+          <w:szCs w:val="24"/>
+        </w:rPr>
+        <w:t xml:space="preserve">modsqrt(9, </w:t>
       </w:r>
       <w:r>
         <w:rPr>
@@ -10323,23 +10397,7 @@
           <w:sz w:val="24"/>
           <w:szCs w:val="24"/>
         </w:rPr>
-        <w:t xml:space="preserve"> modulo 243. If we use </w:t>
-      </w:r>
-      <w:proofErr w:type="gramStart"/>
-      <w:r>
-        <w:rPr>
-          <w:sz w:val="24"/>
-          <w:szCs w:val="24"/>
-        </w:rPr>
-        <w:t>241</w:t>
-      </w:r>
-      <w:proofErr w:type="gramEnd"/>
-      <w:r>
-        <w:rPr>
-          <w:sz w:val="24"/>
-          <w:szCs w:val="24"/>
-        </w:rPr>
-        <w:t xml:space="preserve"> we get: 237, 6, 75, 168, 156, 87. If we use 2 we get 6, 237, 168, 75, 87, 56 i.e. we get the same set of roots in a different order.</w:t>
+        <w:t xml:space="preserve"> modulo 243. If we use 241 we get: 237, 6, 75, 168, 156, 87. If we use 2 we get 6, 237, 168, 75, 87, 56 i.e. we get the same set of roots in a different order.</w:t>
       </w:r>
     </w:p>
     <w:p>
@@ -10365,6 +10423,7 @@
           <w:sz w:val="24"/>
           <w:szCs w:val="24"/>
         </w:rPr>
+        <w:lastRenderedPageBreak/>
         <w:t xml:space="preserve">To recap we now have roots modulo 32 = </w:t>
       </w:r>
       <w:r>
@@ -10380,7 +10439,29 @@
           <w:sz w:val="24"/>
           <w:szCs w:val="24"/>
         </w:rPr>
-        <w:t xml:space="preserve"> and roots modulo 243= </w:t>
+        <w:t xml:space="preserve"> </w:t>
+      </w:r>
+      <w:r>
+        <w:rPr>
+          <w:sz w:val="24"/>
+          <w:szCs w:val="24"/>
+        </w:rPr>
+        <w:t xml:space="preserve">(i.e. </w:t>
+      </w:r>
+      <w:r>
+        <w:rPr>
+          <w:rFonts w:cstheme="minorHAnsi"/>
+          <w:sz w:val="24"/>
+          <w:szCs w:val="24"/>
+        </w:rPr>
+        <w:t xml:space="preserve">±2 mod 8) </w:t>
+      </w:r>
+      <w:r>
+        <w:rPr>
+          <w:sz w:val="24"/>
+          <w:szCs w:val="24"/>
+        </w:rPr>
+        <w:t xml:space="preserve">and roots modulo 243= </w:t>
       </w:r>
       <w:r>
         <w:rPr>
@@ -10402,23 +10483,7 @@
           <w:sz w:val="24"/>
           <w:szCs w:val="24"/>
         </w:rPr>
-        <w:t xml:space="preserve"> </w:t>
-      </w:r>
-      <w:proofErr w:type="gramStart"/>
-      <w:r>
-        <w:rPr>
-          <w:sz w:val="24"/>
-          <w:szCs w:val="24"/>
-        </w:rPr>
-        <w:t>i.e.</w:t>
-      </w:r>
-      <w:proofErr w:type="gramEnd"/>
-      <w:r>
-        <w:rPr>
-          <w:sz w:val="24"/>
-          <w:szCs w:val="24"/>
-        </w:rPr>
-        <w:t xml:space="preserve"> </w:t>
+        <w:t xml:space="preserve"> i.e. </w:t>
       </w:r>
       <w:r>
         <w:rPr>
@@ -10468,23 +10533,7 @@
           <w:sz w:val="24"/>
           <w:szCs w:val="24"/>
         </w:rPr>
-        <w:t xml:space="preserve"> 8 = 48 roots. </w:t>
-      </w:r>
-      <w:proofErr w:type="gramStart"/>
-      <w:r>
-        <w:rPr>
-          <w:sz w:val="24"/>
-          <w:szCs w:val="24"/>
-        </w:rPr>
-        <w:t>E.g.</w:t>
-      </w:r>
-      <w:proofErr w:type="gramEnd"/>
-      <w:r>
-        <w:rPr>
-          <w:sz w:val="24"/>
-          <w:szCs w:val="24"/>
-        </w:rPr>
-        <w:t xml:space="preserve"> 5826 </w:t>
+        <w:t xml:space="preserve"> 8 = 48 roots. E.g. 5826 </w:t>
       </w:r>
       <w:r>
         <w:rPr>
@@ -11588,8 +11637,10 @@
     <w:p>
       <w:pPr>
         <w:pStyle w:val="Heading2"/>
-      </w:pPr>
-      <w:r>
+        <w:pageBreakBefore/>
+      </w:pPr>
+      <w:r>
+        <w:lastRenderedPageBreak/>
         <w:t>Example 2</w:t>
       </w:r>
     </w:p>
@@ -11800,32 +11851,7 @@
           <w:sz w:val="24"/>
           <w:szCs w:val="24"/>
         </w:rPr>
-        <w:t xml:space="preserve"> modulo 8, so </w:t>
-      </w:r>
-      <w:proofErr w:type="spellStart"/>
-      <w:proofErr w:type="gramStart"/>
-      <w:r>
-        <w:rPr>
-          <w:sz w:val="24"/>
-          <w:szCs w:val="24"/>
-        </w:rPr>
-        <w:t>modsqrt</w:t>
-      </w:r>
-      <w:proofErr w:type="spellEnd"/>
-      <w:r>
-        <w:rPr>
-          <w:sz w:val="24"/>
-          <w:szCs w:val="24"/>
-        </w:rPr>
-        <w:t>(</w:t>
-      </w:r>
-      <w:proofErr w:type="gramEnd"/>
-      <w:r>
-        <w:rPr>
-          <w:sz w:val="24"/>
-          <w:szCs w:val="24"/>
-        </w:rPr>
-        <w:t xml:space="preserve">8x+1, 8) </w:t>
+        <w:t xml:space="preserve"> modulo 8, so modsqrt(8x+1, 8) </w:t>
       </w:r>
       <w:r>
         <w:rPr>
@@ -11840,509 +11866,556 @@
           <w:sz w:val="24"/>
           <w:szCs w:val="24"/>
         </w:rPr>
+        <w:t xml:space="preserve"> modsqrt(1,8) </w:t>
+      </w:r>
+      <w:r>
+        <w:rPr>
+          <w:rFonts w:cstheme="minorHAnsi"/>
+          <w:sz w:val="24"/>
+          <w:szCs w:val="24"/>
+        </w:rPr>
+        <w:t>≡</w:t>
+      </w:r>
+      <w:r>
+        <w:rPr>
+          <w:sz w:val="24"/>
+          <w:szCs w:val="24"/>
+        </w:rPr>
+        <w:t xml:space="preserve"> 1, 3, 5, 7, for any integer </w:t>
+      </w:r>
+      <w:r>
+        <w:rPr>
+          <w:b/>
+          <w:bCs/>
+          <w:i/>
+          <w:iCs/>
+          <w:sz w:val="24"/>
+          <w:szCs w:val="24"/>
+        </w:rPr>
+        <w:t>x</w:t>
+      </w:r>
+      <w:r>
+        <w:rPr>
+          <w:sz w:val="24"/>
+          <w:szCs w:val="24"/>
+        </w:rPr>
+        <w:t>.</w:t>
+      </w:r>
+      <w:r>
+        <w:rPr>
+          <w:sz w:val="24"/>
+          <w:szCs w:val="24"/>
+        </w:rPr>
+        <w:t xml:space="preserve"> We only need one root so choose 1.</w:t>
+      </w:r>
+    </w:p>
+    <w:p>
+      <w:pPr>
+        <w:spacing w:after="0"/>
+        <w:rPr>
+          <w:sz w:val="24"/>
+          <w:szCs w:val="24"/>
+          <w:lang w:val="nl-NL"/>
+        </w:rPr>
+      </w:pPr>
+      <w:r>
+        <w:rPr>
+          <w:sz w:val="24"/>
+          <w:szCs w:val="24"/>
+          <w:lang w:val="nl-NL"/>
+        </w:rPr>
+        <w:t>modsqrt(17, 8) = 1</w:t>
+      </w:r>
+    </w:p>
+    <w:p>
+      <w:pPr>
+        <w:spacing w:after="0"/>
+        <w:rPr>
+          <w:sz w:val="24"/>
+          <w:szCs w:val="24"/>
+          <w:lang w:val="nl-NL"/>
+        </w:rPr>
+      </w:pPr>
+      <w:r>
+        <w:rPr>
+          <w:sz w:val="24"/>
+          <w:szCs w:val="24"/>
+          <w:lang w:val="nl-NL"/>
+        </w:rPr>
+        <w:t>modsqrt(17, 16) = 9</w:t>
+      </w:r>
+    </w:p>
+    <w:p>
+      <w:pPr>
+        <w:spacing w:after="0"/>
+        <w:rPr>
+          <w:sz w:val="24"/>
+          <w:szCs w:val="24"/>
+          <w:lang w:val="nl-NL"/>
+        </w:rPr>
+      </w:pPr>
+      <w:r>
+        <w:rPr>
+          <w:sz w:val="24"/>
+          <w:szCs w:val="24"/>
+          <w:lang w:val="nl-NL"/>
+        </w:rPr>
+        <w:t>modsqrt(17, 32) = 9</w:t>
+      </w:r>
+    </w:p>
+    <w:p>
+      <w:pPr>
+        <w:spacing w:after="0"/>
+        <w:rPr>
+          <w:sz w:val="24"/>
+          <w:szCs w:val="24"/>
+          <w:lang w:val="nl-NL"/>
+        </w:rPr>
+      </w:pPr>
+      <w:r>
+        <w:rPr>
+          <w:sz w:val="24"/>
+          <w:szCs w:val="24"/>
+          <w:lang w:val="nl-NL"/>
+        </w:rPr>
+        <w:t>modsqrt(17, 64) = 41</w:t>
+      </w:r>
+    </w:p>
+    <w:p>
+      <w:pPr>
+        <w:spacing w:after="0"/>
+        <w:rPr>
+          <w:sz w:val="24"/>
+          <w:szCs w:val="24"/>
+          <w:lang w:val="nl-NL"/>
+        </w:rPr>
+      </w:pPr>
+      <w:r>
+        <w:rPr>
+          <w:sz w:val="24"/>
+          <w:szCs w:val="24"/>
+          <w:lang w:val="nl-NL"/>
+        </w:rPr>
+        <w:t>modsqrt(17, 128) = 105</w:t>
+      </w:r>
+    </w:p>
+    <w:p>
+      <w:pPr>
+        <w:spacing w:after="0"/>
+        <w:rPr>
+          <w:sz w:val="24"/>
+          <w:szCs w:val="24"/>
+        </w:rPr>
+      </w:pPr>
+      <w:r>
+        <w:rPr>
+          <w:sz w:val="24"/>
+          <w:szCs w:val="24"/>
+        </w:rPr>
+        <w:t>modsqrt(17, 256) = 233</w:t>
+      </w:r>
+    </w:p>
+    <w:p>
+      <w:pPr>
+        <w:spacing w:after="0"/>
+        <w:rPr>
+          <w:sz w:val="24"/>
+          <w:szCs w:val="24"/>
+        </w:rPr>
+      </w:pPr>
+      <w:r>
+        <w:rPr>
+          <w:sz w:val="24"/>
+          <w:szCs w:val="24"/>
+        </w:rPr>
+        <w:t>modsqrt(17, 512) = 233</w:t>
+      </w:r>
+    </w:p>
+    <w:p>
+      <w:pPr>
+        <w:spacing w:after="0"/>
+        <w:rPr>
+          <w:sz w:val="24"/>
+          <w:szCs w:val="24"/>
+        </w:rPr>
+      </w:pPr>
+      <w:r>
+        <w:rPr>
+          <w:sz w:val="24"/>
+          <w:szCs w:val="24"/>
+        </w:rPr>
+        <w:t>There are actually 4 solutions at each step, but we only need to use one.</w:t>
+      </w:r>
+    </w:p>
+    <w:p>
+      <w:pPr>
+        <w:spacing w:after="0"/>
+        <w:rPr>
+          <w:sz w:val="24"/>
+          <w:szCs w:val="24"/>
+        </w:rPr>
+      </w:pPr>
+      <w:r>
+        <w:rPr>
+          <w:sz w:val="24"/>
+          <w:szCs w:val="24"/>
+        </w:rPr>
+        <w:t xml:space="preserve">Given </w:t>
+      </w:r>
+      <w:r>
+        <w:rPr>
+          <w:b/>
+          <w:i/>
+          <w:sz w:val="24"/>
+          <w:szCs w:val="24"/>
+        </w:rPr>
+        <w:t>r</w:t>
+      </w:r>
+      <w:r>
+        <w:rPr>
+          <w:b/>
+          <w:i/>
+          <w:sz w:val="24"/>
+          <w:szCs w:val="24"/>
+          <w:vertAlign w:val="subscript"/>
+        </w:rPr>
+        <w:t>1</w:t>
+      </w:r>
+      <w:r>
+        <w:rPr>
+          <w:b/>
+          <w:i/>
+          <w:sz w:val="24"/>
+          <w:szCs w:val="24"/>
+        </w:rPr>
+        <w:t xml:space="preserve"> = 233</w:t>
+      </w:r>
+      <w:r>
+        <w:rPr>
+          <w:sz w:val="24"/>
+          <w:szCs w:val="24"/>
+        </w:rPr>
+        <w:t xml:space="preserve">, we get </w:t>
+      </w:r>
+      <w:r>
+        <w:rPr>
+          <w:b/>
+          <w:i/>
+          <w:sz w:val="24"/>
+          <w:szCs w:val="24"/>
+        </w:rPr>
+        <w:t>r</w:t>
+      </w:r>
+      <w:r>
+        <w:rPr>
+          <w:b/>
+          <w:i/>
+          <w:sz w:val="24"/>
+          <w:szCs w:val="24"/>
+          <w:vertAlign w:val="subscript"/>
+        </w:rPr>
+        <w:t>2</w:t>
+      </w:r>
+      <w:r>
+        <w:rPr>
+          <w:b/>
+          <w:i/>
+          <w:sz w:val="24"/>
+          <w:szCs w:val="24"/>
+        </w:rPr>
+        <w:t xml:space="preserve"> = 512-233= 279,</w:t>
+      </w:r>
+      <w:r>
+        <w:rPr>
+          <w:b/>
+          <w:i/>
+          <w:sz w:val="24"/>
+          <w:szCs w:val="24"/>
+        </w:rPr>
+        <w:t xml:space="preserve"> r</w:t>
+      </w:r>
+      <w:r>
+        <w:rPr>
+          <w:b/>
+          <w:i/>
+          <w:sz w:val="24"/>
+          <w:szCs w:val="24"/>
+          <w:vertAlign w:val="subscript"/>
+        </w:rPr>
+        <w:t>3</w:t>
+      </w:r>
+      <w:r>
+        <w:rPr>
+          <w:b/>
+          <w:i/>
+          <w:sz w:val="24"/>
+          <w:szCs w:val="24"/>
+        </w:rPr>
+        <w:t xml:space="preserve"> = 256 +233= 489, r</w:t>
+      </w:r>
+      <w:r>
+        <w:rPr>
+          <w:b/>
+          <w:i/>
+          <w:sz w:val="24"/>
+          <w:szCs w:val="24"/>
+          <w:vertAlign w:val="subscript"/>
+        </w:rPr>
+        <w:t>4</w:t>
+      </w:r>
+      <w:r>
+        <w:rPr>
+          <w:b/>
+          <w:i/>
+          <w:sz w:val="24"/>
+          <w:szCs w:val="24"/>
+        </w:rPr>
+        <w:t xml:space="preserve"> = 256-233 = 23</w:t>
+      </w:r>
+      <w:r>
+        <w:rPr>
+          <w:sz w:val="24"/>
+          <w:szCs w:val="24"/>
+        </w:rPr>
+        <w:t xml:space="preserve">, thus giving us the four solutions. </w:t>
+      </w:r>
+    </w:p>
+    <w:p>
+      <w:pPr>
+        <w:spacing w:after="0"/>
+        <w:rPr>
+          <w:sz w:val="24"/>
+          <w:szCs w:val="24"/>
+        </w:rPr>
+      </w:pPr>
+    </w:p>
+    <w:p>
+      <w:pPr>
+        <w:pStyle w:val="Heading2"/>
+        <w:pageBreakBefore/>
+        <w:rPr>
+          <w:sz w:val="24"/>
+          <w:szCs w:val="24"/>
+        </w:rPr>
+      </w:pPr>
+      <w:r>
+        <w:rPr>
+          <w:sz w:val="24"/>
+          <w:szCs w:val="24"/>
+        </w:rPr>
+        <w:lastRenderedPageBreak/>
+        <w:t>Example 3</w:t>
+      </w:r>
+    </w:p>
+    <w:p>
+      <w:pPr>
+        <w:spacing w:after="0"/>
+        <w:rPr>
+          <w:sz w:val="24"/>
+          <w:szCs w:val="24"/>
+        </w:rPr>
+      </w:pPr>
+      <w:r>
+        <w:rPr>
+          <w:sz w:val="24"/>
+          <w:szCs w:val="24"/>
+        </w:rPr>
+        <w:t>Find the square roots of 0 modulo 7776</w:t>
+      </w:r>
+    </w:p>
+    <w:p>
+      <w:pPr>
+        <w:spacing w:after="0"/>
+        <w:rPr>
+          <w:sz w:val="24"/>
+          <w:szCs w:val="24"/>
+        </w:rPr>
+      </w:pPr>
+      <w:r>
+        <w:rPr>
+          <w:sz w:val="24"/>
+          <w:szCs w:val="24"/>
+        </w:rPr>
+        <w:t>Step 1: factorise 7776; 7776 = 2</w:t>
+      </w:r>
+      <w:r>
+        <w:rPr>
+          <w:sz w:val="24"/>
+          <w:szCs w:val="24"/>
+          <w:vertAlign w:val="superscript"/>
+        </w:rPr>
+        <w:t>5</w:t>
+      </w:r>
+      <w:r>
+        <w:rPr>
+          <w:sz w:val="24"/>
+          <w:szCs w:val="24"/>
+        </w:rPr>
         <w:t xml:space="preserve"> </w:t>
       </w:r>
-      <w:proofErr w:type="spellStart"/>
-      <w:r>
-        <w:rPr>
-          <w:sz w:val="24"/>
-          <w:szCs w:val="24"/>
-        </w:rPr>
-        <w:t>modsqrt</w:t>
-      </w:r>
-      <w:proofErr w:type="spellEnd"/>
-      <w:r>
-        <w:rPr>
-          <w:sz w:val="24"/>
-          <w:szCs w:val="24"/>
-        </w:rPr>
-        <w:t xml:space="preserve">(1,8) </w:t>
-      </w:r>
-      <w:r>
-        <w:rPr>
-          <w:rFonts w:cstheme="minorHAnsi"/>
-          <w:sz w:val="24"/>
-          <w:szCs w:val="24"/>
-        </w:rPr>
-        <w:t>≡</w:t>
-      </w:r>
-      <w:r>
-        <w:rPr>
-          <w:sz w:val="24"/>
-          <w:szCs w:val="24"/>
-        </w:rPr>
-        <w:t xml:space="preserve"> 1, 3, 5, 7, for any integer x.</w:t>
-      </w:r>
-      <w:r>
-        <w:rPr>
-          <w:sz w:val="24"/>
-          <w:szCs w:val="24"/>
-        </w:rPr>
-        <w:t xml:space="preserve"> We only need one root so choose 1.</w:t>
-      </w:r>
-    </w:p>
-    <w:p>
-      <w:pPr>
-        <w:spacing w:after="0"/>
-        <w:rPr>
-          <w:sz w:val="24"/>
-          <w:szCs w:val="24"/>
-          <w:lang w:val="nl-NL"/>
-        </w:rPr>
-      </w:pPr>
-      <w:proofErr w:type="spellStart"/>
-      <w:proofErr w:type="gramStart"/>
-      <w:r>
-        <w:rPr>
-          <w:sz w:val="24"/>
-          <w:szCs w:val="24"/>
-          <w:lang w:val="nl-NL"/>
-        </w:rPr>
-        <w:t>modsqrt</w:t>
-      </w:r>
-      <w:proofErr w:type="spellEnd"/>
-      <w:r>
-        <w:rPr>
-          <w:sz w:val="24"/>
-          <w:szCs w:val="24"/>
-          <w:lang w:val="nl-NL"/>
-        </w:rPr>
-        <w:t>(</w:t>
-      </w:r>
-      <w:proofErr w:type="gramEnd"/>
-      <w:r>
-        <w:rPr>
-          <w:sz w:val="24"/>
-          <w:szCs w:val="24"/>
-          <w:lang w:val="nl-NL"/>
-        </w:rPr>
-        <w:t>17, 8) = 1</w:t>
-      </w:r>
-    </w:p>
-    <w:p>
-      <w:pPr>
-        <w:spacing w:after="0"/>
-        <w:rPr>
-          <w:sz w:val="24"/>
-          <w:szCs w:val="24"/>
-          <w:lang w:val="nl-NL"/>
-        </w:rPr>
-      </w:pPr>
-      <w:proofErr w:type="spellStart"/>
-      <w:proofErr w:type="gramStart"/>
-      <w:r>
-        <w:rPr>
-          <w:sz w:val="24"/>
-          <w:szCs w:val="24"/>
-          <w:lang w:val="nl-NL"/>
-        </w:rPr>
-        <w:t>modsqrt</w:t>
-      </w:r>
-      <w:proofErr w:type="spellEnd"/>
-      <w:r>
-        <w:rPr>
-          <w:sz w:val="24"/>
-          <w:szCs w:val="24"/>
-          <w:lang w:val="nl-NL"/>
-        </w:rPr>
-        <w:t>(</w:t>
-      </w:r>
-      <w:proofErr w:type="gramEnd"/>
-      <w:r>
-        <w:rPr>
-          <w:sz w:val="24"/>
-          <w:szCs w:val="24"/>
-          <w:lang w:val="nl-NL"/>
-        </w:rPr>
-        <w:t>17, 16) = 9</w:t>
-      </w:r>
-    </w:p>
-    <w:p>
-      <w:pPr>
-        <w:spacing w:after="0"/>
-        <w:rPr>
-          <w:sz w:val="24"/>
-          <w:szCs w:val="24"/>
-          <w:lang w:val="nl-NL"/>
-        </w:rPr>
-      </w:pPr>
-      <w:proofErr w:type="spellStart"/>
-      <w:proofErr w:type="gramStart"/>
-      <w:r>
-        <w:rPr>
-          <w:sz w:val="24"/>
-          <w:szCs w:val="24"/>
-          <w:lang w:val="nl-NL"/>
-        </w:rPr>
-        <w:t>modsqrt</w:t>
-      </w:r>
-      <w:proofErr w:type="spellEnd"/>
-      <w:r>
-        <w:rPr>
-          <w:sz w:val="24"/>
-          <w:szCs w:val="24"/>
-          <w:lang w:val="nl-NL"/>
-        </w:rPr>
-        <w:t>(</w:t>
-      </w:r>
-      <w:proofErr w:type="gramEnd"/>
-      <w:r>
-        <w:rPr>
-          <w:sz w:val="24"/>
-          <w:szCs w:val="24"/>
-          <w:lang w:val="nl-NL"/>
-        </w:rPr>
-        <w:t>17, 32) = 9</w:t>
-      </w:r>
-    </w:p>
-    <w:p>
-      <w:pPr>
-        <w:spacing w:after="0"/>
-        <w:rPr>
-          <w:sz w:val="24"/>
-          <w:szCs w:val="24"/>
-          <w:lang w:val="nl-NL"/>
-        </w:rPr>
-      </w:pPr>
-      <w:proofErr w:type="spellStart"/>
-      <w:proofErr w:type="gramStart"/>
-      <w:r>
-        <w:rPr>
-          <w:sz w:val="24"/>
-          <w:szCs w:val="24"/>
-          <w:lang w:val="nl-NL"/>
-        </w:rPr>
-        <w:t>modsqrt</w:t>
-      </w:r>
-      <w:proofErr w:type="spellEnd"/>
-      <w:r>
-        <w:rPr>
-          <w:sz w:val="24"/>
-          <w:szCs w:val="24"/>
-          <w:lang w:val="nl-NL"/>
-        </w:rPr>
-        <w:t>(</w:t>
-      </w:r>
-      <w:proofErr w:type="gramEnd"/>
-      <w:r>
-        <w:rPr>
-          <w:sz w:val="24"/>
-          <w:szCs w:val="24"/>
-          <w:lang w:val="nl-NL"/>
-        </w:rPr>
-        <w:t>17, 64) = 41</w:t>
-      </w:r>
-    </w:p>
-    <w:p>
-      <w:pPr>
-        <w:spacing w:after="0"/>
-        <w:rPr>
-          <w:sz w:val="24"/>
-          <w:szCs w:val="24"/>
-          <w:lang w:val="nl-NL"/>
-        </w:rPr>
-      </w:pPr>
-      <w:proofErr w:type="spellStart"/>
-      <w:proofErr w:type="gramStart"/>
-      <w:r>
-        <w:rPr>
-          <w:sz w:val="24"/>
-          <w:szCs w:val="24"/>
-          <w:lang w:val="nl-NL"/>
-        </w:rPr>
-        <w:t>modsqrt</w:t>
-      </w:r>
-      <w:proofErr w:type="spellEnd"/>
-      <w:r>
-        <w:rPr>
-          <w:sz w:val="24"/>
-          <w:szCs w:val="24"/>
-          <w:lang w:val="nl-NL"/>
-        </w:rPr>
-        <w:t>(</w:t>
-      </w:r>
-      <w:proofErr w:type="gramEnd"/>
-      <w:r>
-        <w:rPr>
-          <w:sz w:val="24"/>
-          <w:szCs w:val="24"/>
-          <w:lang w:val="nl-NL"/>
-        </w:rPr>
-        <w:t>17, 128) = 105</w:t>
-      </w:r>
-    </w:p>
-    <w:p>
-      <w:pPr>
-        <w:spacing w:after="0"/>
-        <w:rPr>
-          <w:sz w:val="24"/>
-          <w:szCs w:val="24"/>
-        </w:rPr>
-      </w:pPr>
-      <w:proofErr w:type="spellStart"/>
-      <w:proofErr w:type="gramStart"/>
-      <w:r>
-        <w:rPr>
-          <w:sz w:val="24"/>
-          <w:szCs w:val="24"/>
-        </w:rPr>
-        <w:t>modsqrt</w:t>
-      </w:r>
-      <w:proofErr w:type="spellEnd"/>
-      <w:r>
-        <w:rPr>
-          <w:sz w:val="24"/>
-          <w:szCs w:val="24"/>
-        </w:rPr>
-        <w:t>(</w:t>
-      </w:r>
-      <w:proofErr w:type="gramEnd"/>
-      <w:r>
-        <w:rPr>
-          <w:sz w:val="24"/>
-          <w:szCs w:val="24"/>
-        </w:rPr>
-        <w:t>17, 256) = 233</w:t>
-      </w:r>
-    </w:p>
-    <w:p>
-      <w:pPr>
-        <w:spacing w:after="0"/>
-        <w:rPr>
-          <w:sz w:val="24"/>
-          <w:szCs w:val="24"/>
-        </w:rPr>
-      </w:pPr>
-      <w:proofErr w:type="spellStart"/>
-      <w:proofErr w:type="gramStart"/>
-      <w:r>
-        <w:rPr>
-          <w:sz w:val="24"/>
-          <w:szCs w:val="24"/>
-        </w:rPr>
-        <w:t>modsqrt</w:t>
-      </w:r>
-      <w:proofErr w:type="spellEnd"/>
-      <w:r>
-        <w:rPr>
-          <w:sz w:val="24"/>
-          <w:szCs w:val="24"/>
-        </w:rPr>
-        <w:t>(</w:t>
-      </w:r>
-      <w:proofErr w:type="gramEnd"/>
-      <w:r>
-        <w:rPr>
-          <w:sz w:val="24"/>
-          <w:szCs w:val="24"/>
-        </w:rPr>
-        <w:t>17, 512) = 233</w:t>
-      </w:r>
-    </w:p>
-    <w:p>
-      <w:pPr>
-        <w:spacing w:after="0"/>
-        <w:rPr>
-          <w:sz w:val="24"/>
-          <w:szCs w:val="24"/>
-        </w:rPr>
-      </w:pPr>
-      <w:r>
-        <w:rPr>
-          <w:sz w:val="24"/>
-          <w:szCs w:val="24"/>
-        </w:rPr>
-        <w:t>There are actually 4 solutions at each step, but we only need to use one.</w:t>
-      </w:r>
-    </w:p>
-    <w:p>
-      <w:pPr>
-        <w:spacing w:after="0"/>
-        <w:rPr>
-          <w:sz w:val="24"/>
-          <w:szCs w:val="24"/>
-        </w:rPr>
-      </w:pPr>
-      <w:r>
-        <w:rPr>
-          <w:sz w:val="24"/>
-          <w:szCs w:val="24"/>
-        </w:rPr>
-        <w:t xml:space="preserve">Given </w:t>
-      </w:r>
-      <w:r>
-        <w:rPr>
-          <w:b/>
-          <w:i/>
-          <w:sz w:val="24"/>
-          <w:szCs w:val="24"/>
-        </w:rPr>
-        <w:t>r</w:t>
-      </w:r>
-      <w:r>
-        <w:rPr>
-          <w:b/>
-          <w:i/>
-          <w:sz w:val="24"/>
-          <w:szCs w:val="24"/>
-          <w:vertAlign w:val="subscript"/>
-        </w:rPr>
-        <w:t>1</w:t>
-      </w:r>
-      <w:r>
-        <w:rPr>
-          <w:b/>
-          <w:i/>
-          <w:sz w:val="24"/>
-          <w:szCs w:val="24"/>
-        </w:rPr>
-        <w:t xml:space="preserve"> = 233</w:t>
-      </w:r>
-      <w:r>
-        <w:rPr>
-          <w:sz w:val="24"/>
-          <w:szCs w:val="24"/>
-        </w:rPr>
-        <w:t xml:space="preserve">, we get </w:t>
-      </w:r>
-      <w:r>
-        <w:rPr>
-          <w:b/>
-          <w:i/>
-          <w:sz w:val="24"/>
-          <w:szCs w:val="24"/>
-        </w:rPr>
-        <w:t>r</w:t>
-      </w:r>
-      <w:r>
-        <w:rPr>
-          <w:b/>
-          <w:i/>
-          <w:sz w:val="24"/>
-          <w:szCs w:val="24"/>
-          <w:vertAlign w:val="subscript"/>
-        </w:rPr>
-        <w:t>2</w:t>
-      </w:r>
-      <w:r>
-        <w:rPr>
-          <w:b/>
-          <w:i/>
-          <w:sz w:val="24"/>
-          <w:szCs w:val="24"/>
-        </w:rPr>
-        <w:t xml:space="preserve"> = 512-233= 279,</w:t>
-      </w:r>
-      <w:r>
-        <w:rPr>
-          <w:b/>
-          <w:i/>
-          <w:sz w:val="24"/>
-          <w:szCs w:val="24"/>
-        </w:rPr>
-        <w:t xml:space="preserve"> r</w:t>
-      </w:r>
-      <w:r>
-        <w:rPr>
-          <w:b/>
-          <w:i/>
-          <w:sz w:val="24"/>
-          <w:szCs w:val="24"/>
-          <w:vertAlign w:val="subscript"/>
+      <w:r>
+        <w:rPr>
+          <w:rFonts w:cstheme="minorHAnsi"/>
+          <w:sz w:val="24"/>
+          <w:szCs w:val="24"/>
+        </w:rPr>
+        <w:t>×</w:t>
+      </w:r>
+      <w:r>
+        <w:rPr>
+          <w:sz w:val="24"/>
+          <w:szCs w:val="24"/>
+        </w:rPr>
+        <w:t xml:space="preserve"> 3</w:t>
+      </w:r>
+      <w:r>
+        <w:rPr>
+          <w:sz w:val="24"/>
+          <w:szCs w:val="24"/>
+          <w:vertAlign w:val="superscript"/>
+        </w:rPr>
+        <w:t>5</w:t>
+      </w:r>
+      <w:r>
+        <w:rPr>
+          <w:sz w:val="24"/>
+          <w:szCs w:val="24"/>
+        </w:rPr>
+        <w:t>.</w:t>
+      </w:r>
+    </w:p>
+    <w:p>
+      <w:pPr>
+        <w:rPr>
+          <w:sz w:val="24"/>
+          <w:szCs w:val="24"/>
+        </w:rPr>
+      </w:pPr>
+      <w:r>
+        <w:rPr>
+          <w:sz w:val="24"/>
+          <w:szCs w:val="24"/>
+        </w:rPr>
+        <w:t>Step 2: find square roots of 0, modulo 32 (=2</w:t>
+      </w:r>
+      <w:r>
+        <w:rPr>
+          <w:sz w:val="24"/>
+          <w:szCs w:val="24"/>
+          <w:vertAlign w:val="superscript"/>
+        </w:rPr>
+        <w:t>5</w:t>
+      </w:r>
+      <w:r>
+        <w:rPr>
+          <w:sz w:val="24"/>
+          <w:szCs w:val="24"/>
+        </w:rPr>
+        <w:t>), and modulo 243( = 3</w:t>
+      </w:r>
+      <w:r>
+        <w:rPr>
+          <w:sz w:val="24"/>
+          <w:szCs w:val="24"/>
+          <w:vertAlign w:val="superscript"/>
+        </w:rPr>
+        <w:t>5</w:t>
+      </w:r>
+      <w:r>
+        <w:rPr>
+          <w:sz w:val="24"/>
+          <w:szCs w:val="24"/>
+        </w:rPr>
+        <w:t>)</w:t>
+      </w:r>
+    </w:p>
+    <w:p>
+      <w:pPr>
+        <w:rPr>
+          <w:sz w:val="24"/>
+          <w:szCs w:val="24"/>
+        </w:rPr>
+      </w:pPr>
+      <w:r>
+        <w:rPr>
+          <w:sz w:val="24"/>
+          <w:szCs w:val="24"/>
+        </w:rPr>
+        <w:t>Find square roots modulo 2</w:t>
+      </w:r>
+      <w:r>
+        <w:rPr>
+          <w:sz w:val="24"/>
+          <w:szCs w:val="24"/>
+          <w:vertAlign w:val="superscript"/>
+        </w:rPr>
+        <w:t>^5</w:t>
+      </w:r>
+      <w:r>
+        <w:rPr>
+          <w:sz w:val="24"/>
+          <w:szCs w:val="24"/>
+        </w:rPr>
+        <w:t>. The roots are an arithmetic progression where the 1</w:t>
+      </w:r>
+      <w:r>
+        <w:rPr>
+          <w:sz w:val="24"/>
+          <w:szCs w:val="24"/>
+          <w:vertAlign w:val="superscript"/>
+        </w:rPr>
+        <w:t>st</w:t>
+      </w:r>
+      <w:r>
+        <w:rPr>
+          <w:sz w:val="24"/>
+          <w:szCs w:val="24"/>
+        </w:rPr>
+        <w:t xml:space="preserve"> term is 0 and the </w:t>
+      </w:r>
+      <w:r>
+        <w:rPr>
+          <w:sz w:val="24"/>
+          <w:szCs w:val="24"/>
+        </w:rPr>
+        <w:t>common difference</w:t>
+      </w:r>
+      <w:r>
+        <w:rPr>
+          <w:sz w:val="24"/>
+          <w:szCs w:val="24"/>
+        </w:rPr>
+        <w:t xml:space="preserve"> is 2</w:t>
+      </w:r>
+      <w:r>
+        <w:rPr>
+          <w:sz w:val="24"/>
+          <w:szCs w:val="24"/>
+          <w:vertAlign w:val="superscript"/>
         </w:rPr>
         <w:t>3</w:t>
       </w:r>
       <w:r>
         <w:rPr>
-          <w:b/>
-          <w:i/>
-          <w:sz w:val="24"/>
-          <w:szCs w:val="24"/>
-        </w:rPr>
-        <w:t xml:space="preserve"> = 256 +233= 489, r</w:t>
-      </w:r>
-      <w:r>
-        <w:rPr>
-          <w:b/>
-          <w:i/>
-          <w:sz w:val="24"/>
-          <w:szCs w:val="24"/>
-          <w:vertAlign w:val="subscript"/>
-        </w:rPr>
-        <w:t>4</w:t>
-      </w:r>
-      <w:r>
-        <w:rPr>
-          <w:b/>
-          <w:i/>
-          <w:sz w:val="24"/>
-          <w:szCs w:val="24"/>
-        </w:rPr>
-        <w:t xml:space="preserve"> = 256-233 = 23</w:t>
-      </w:r>
-      <w:r>
-        <w:rPr>
-          <w:sz w:val="24"/>
-          <w:szCs w:val="24"/>
-        </w:rPr>
-        <w:t xml:space="preserve">, thus giving us the four solutions. </w:t>
-      </w:r>
-    </w:p>
-    <w:p>
-      <w:pPr>
-        <w:spacing w:after="0"/>
-        <w:rPr>
-          <w:sz w:val="24"/>
-          <w:szCs w:val="24"/>
-        </w:rPr>
-      </w:pPr>
-    </w:p>
-    <w:p>
-      <w:pPr>
-        <w:pStyle w:val="Heading2"/>
-        <w:rPr>
-          <w:sz w:val="24"/>
-          <w:szCs w:val="24"/>
-        </w:rPr>
-      </w:pPr>
-      <w:r>
-        <w:rPr>
-          <w:sz w:val="24"/>
-          <w:szCs w:val="24"/>
-        </w:rPr>
-        <w:t>Example 3</w:t>
-      </w:r>
-    </w:p>
-    <w:p>
-      <w:pPr>
-        <w:spacing w:after="0"/>
-        <w:rPr>
-          <w:sz w:val="24"/>
-          <w:szCs w:val="24"/>
-        </w:rPr>
-      </w:pPr>
-      <w:r>
-        <w:rPr>
-          <w:sz w:val="24"/>
-          <w:szCs w:val="24"/>
-        </w:rPr>
-        <w:t>Find the square roots of 0 modulo 7776</w:t>
-      </w:r>
-    </w:p>
-    <w:p>
-      <w:pPr>
-        <w:spacing w:after="0"/>
-        <w:rPr>
-          <w:sz w:val="24"/>
-          <w:szCs w:val="24"/>
-        </w:rPr>
-      </w:pPr>
-      <w:r>
-        <w:rPr>
-          <w:sz w:val="24"/>
-          <w:szCs w:val="24"/>
-        </w:rPr>
-        <w:t>Step 1: factorise 7776; 7776 = 2</w:t>
+          <w:sz w:val="24"/>
+          <w:szCs w:val="24"/>
+        </w:rPr>
+        <w:t xml:space="preserve"> =  8, so the roots are 0, 8, 16, 24</w:t>
+      </w:r>
+    </w:p>
+    <w:p>
+      <w:pPr>
+        <w:rPr>
+          <w:sz w:val="24"/>
+          <w:szCs w:val="24"/>
+        </w:rPr>
+      </w:pPr>
+      <w:r>
+        <w:rPr>
+          <w:sz w:val="24"/>
+          <w:szCs w:val="24"/>
+        </w:rPr>
+        <w:t>Find square roots modulo 3</w:t>
       </w:r>
       <w:r>
         <w:rPr>
@@ -12350,29 +12423,14 @@
           <w:szCs w:val="24"/>
           <w:vertAlign w:val="superscript"/>
         </w:rPr>
-        <w:t>5</w:t>
-      </w:r>
-      <w:r>
-        <w:rPr>
-          <w:sz w:val="24"/>
-          <w:szCs w:val="24"/>
-        </w:rPr>
-        <w:t xml:space="preserve"> </w:t>
-      </w:r>
-      <w:r>
-        <w:rPr>
-          <w:rFonts w:cstheme="minorHAnsi"/>
-          <w:sz w:val="24"/>
-          <w:szCs w:val="24"/>
-        </w:rPr>
-        <w:t>×</w:t>
-      </w:r>
-      <w:r>
-        <w:rPr>
-          <w:sz w:val="24"/>
-          <w:szCs w:val="24"/>
-        </w:rPr>
-        <w:t xml:space="preserve"> 3</w:t>
+        <w:t>^5</w:t>
+      </w:r>
+      <w:r>
+        <w:rPr>
+          <w:sz w:val="24"/>
+          <w:szCs w:val="24"/>
+        </w:rPr>
+        <w:t>. The roots are an arithmetic progression where the 1</w:t>
       </w:r>
       <w:r>
         <w:rPr>
@@ -12380,29 +12438,28 @@
           <w:szCs w:val="24"/>
           <w:vertAlign w:val="superscript"/>
         </w:rPr>
-        <w:t>5</w:t>
-      </w:r>
-      <w:r>
-        <w:rPr>
-          <w:sz w:val="24"/>
-          <w:szCs w:val="24"/>
-        </w:rPr>
-        <w:t>.</w:t>
-      </w:r>
-    </w:p>
-    <w:p>
-      <w:pPr>
-        <w:rPr>
-          <w:sz w:val="24"/>
-          <w:szCs w:val="24"/>
-        </w:rPr>
-      </w:pPr>
-      <w:r>
-        <w:rPr>
-          <w:sz w:val="24"/>
-          <w:szCs w:val="24"/>
-        </w:rPr>
-        <w:t>Step 2: find square roots of 0, modulo 32 (=2</w:t>
+        <w:t>st</w:t>
+      </w:r>
+      <w:r>
+        <w:rPr>
+          <w:sz w:val="24"/>
+          <w:szCs w:val="24"/>
+        </w:rPr>
+        <w:t xml:space="preserve"> term is 0 and the </w:t>
+      </w:r>
+      <w:r>
+        <w:rPr>
+          <w:sz w:val="24"/>
+          <w:szCs w:val="24"/>
+        </w:rPr>
+        <w:t>common difference</w:t>
+      </w:r>
+      <w:r>
+        <w:rPr>
+          <w:sz w:val="24"/>
+          <w:szCs w:val="24"/>
+        </w:rPr>
+        <w:t xml:space="preserve"> is 3</w:t>
       </w:r>
       <w:r>
         <w:rPr>
@@ -12410,111 +12467,6 @@
           <w:szCs w:val="24"/>
           <w:vertAlign w:val="superscript"/>
         </w:rPr>
-        <w:t>5</w:t>
-      </w:r>
-      <w:r>
-        <w:rPr>
-          <w:sz w:val="24"/>
-          <w:szCs w:val="24"/>
-        </w:rPr>
-        <w:t xml:space="preserve">), and modulo </w:t>
-      </w:r>
-      <w:proofErr w:type="gramStart"/>
-      <w:r>
-        <w:rPr>
-          <w:sz w:val="24"/>
-          <w:szCs w:val="24"/>
-        </w:rPr>
-        <w:t>243( =</w:t>
-      </w:r>
-      <w:proofErr w:type="gramEnd"/>
-      <w:r>
-        <w:rPr>
-          <w:sz w:val="24"/>
-          <w:szCs w:val="24"/>
-        </w:rPr>
-        <w:t xml:space="preserve"> 3</w:t>
-      </w:r>
-      <w:r>
-        <w:rPr>
-          <w:sz w:val="24"/>
-          <w:szCs w:val="24"/>
-          <w:vertAlign w:val="superscript"/>
-        </w:rPr>
-        <w:t>5</w:t>
-      </w:r>
-      <w:r>
-        <w:rPr>
-          <w:sz w:val="24"/>
-          <w:szCs w:val="24"/>
-        </w:rPr>
-        <w:t>)</w:t>
-      </w:r>
-    </w:p>
-    <w:p>
-      <w:pPr>
-        <w:rPr>
-          <w:sz w:val="24"/>
-          <w:szCs w:val="24"/>
-        </w:rPr>
-      </w:pPr>
-      <w:r>
-        <w:rPr>
-          <w:sz w:val="24"/>
-          <w:szCs w:val="24"/>
-        </w:rPr>
-        <w:t>Find square roots modulo 2</w:t>
-      </w:r>
-      <w:r>
-        <w:rPr>
-          <w:sz w:val="24"/>
-          <w:szCs w:val="24"/>
-          <w:vertAlign w:val="superscript"/>
-        </w:rPr>
-        <w:t>^5</w:t>
-      </w:r>
-      <w:r>
-        <w:rPr>
-          <w:sz w:val="24"/>
-          <w:szCs w:val="24"/>
-        </w:rPr>
-        <w:t>. The roots are an arithmetic progression where the 1</w:t>
-      </w:r>
-      <w:r>
-        <w:rPr>
-          <w:sz w:val="24"/>
-          <w:szCs w:val="24"/>
-          <w:vertAlign w:val="superscript"/>
-        </w:rPr>
-        <w:t>st</w:t>
-      </w:r>
-      <w:r>
-        <w:rPr>
-          <w:sz w:val="24"/>
-          <w:szCs w:val="24"/>
-        </w:rPr>
-        <w:t xml:space="preserve"> term is 0 and the </w:t>
-      </w:r>
-      <w:r>
-        <w:rPr>
-          <w:sz w:val="24"/>
-          <w:szCs w:val="24"/>
-        </w:rPr>
-        <w:t>common difference</w:t>
-      </w:r>
-      <w:r>
-        <w:rPr>
-          <w:sz w:val="24"/>
-          <w:szCs w:val="24"/>
-        </w:rPr>
-        <w:t xml:space="preserve"> is 2</w:t>
-      </w:r>
-      <w:r>
-        <w:rPr>
-          <w:sz w:val="24"/>
-          <w:szCs w:val="24"/>
-          <w:vertAlign w:val="superscript"/>
-        </w:rPr>
         <w:t>3</w:t>
       </w:r>
       <w:r>
@@ -12522,113 +12474,7 @@
           <w:sz w:val="24"/>
           <w:szCs w:val="24"/>
         </w:rPr>
-        <w:t xml:space="preserve"> </w:t>
-      </w:r>
-      <w:proofErr w:type="gramStart"/>
-      <w:r>
-        <w:rPr>
-          <w:sz w:val="24"/>
-          <w:szCs w:val="24"/>
-        </w:rPr>
-        <w:t>=  8</w:t>
-      </w:r>
-      <w:proofErr w:type="gramEnd"/>
-      <w:r>
-        <w:rPr>
-          <w:sz w:val="24"/>
-          <w:szCs w:val="24"/>
-        </w:rPr>
-        <w:t>, so the roots are 0, 8, 16, 24</w:t>
-      </w:r>
-    </w:p>
-    <w:p>
-      <w:pPr>
-        <w:rPr>
-          <w:sz w:val="24"/>
-          <w:szCs w:val="24"/>
-        </w:rPr>
-      </w:pPr>
-      <w:r>
-        <w:rPr>
-          <w:sz w:val="24"/>
-          <w:szCs w:val="24"/>
-        </w:rPr>
-        <w:t>Find square roots modulo 3</w:t>
-      </w:r>
-      <w:r>
-        <w:rPr>
-          <w:sz w:val="24"/>
-          <w:szCs w:val="24"/>
-          <w:vertAlign w:val="superscript"/>
-        </w:rPr>
-        <w:t>^5</w:t>
-      </w:r>
-      <w:r>
-        <w:rPr>
-          <w:sz w:val="24"/>
-          <w:szCs w:val="24"/>
-        </w:rPr>
-        <w:t>. The roots are an arithmetic progression where the 1</w:t>
-      </w:r>
-      <w:r>
-        <w:rPr>
-          <w:sz w:val="24"/>
-          <w:szCs w:val="24"/>
-          <w:vertAlign w:val="superscript"/>
-        </w:rPr>
-        <w:t>st</w:t>
-      </w:r>
-      <w:r>
-        <w:rPr>
-          <w:sz w:val="24"/>
-          <w:szCs w:val="24"/>
-        </w:rPr>
-        <w:t xml:space="preserve"> term is 0 and the </w:t>
-      </w:r>
-      <w:r>
-        <w:rPr>
-          <w:sz w:val="24"/>
-          <w:szCs w:val="24"/>
-        </w:rPr>
-        <w:t>common difference</w:t>
-      </w:r>
-      <w:r>
-        <w:rPr>
-          <w:sz w:val="24"/>
-          <w:szCs w:val="24"/>
-        </w:rPr>
-        <w:t xml:space="preserve"> is 3</w:t>
-      </w:r>
-      <w:r>
-        <w:rPr>
-          <w:sz w:val="24"/>
-          <w:szCs w:val="24"/>
-          <w:vertAlign w:val="superscript"/>
-        </w:rPr>
-        <w:t>3</w:t>
-      </w:r>
-      <w:r>
-        <w:rPr>
-          <w:sz w:val="24"/>
-          <w:szCs w:val="24"/>
-        </w:rPr>
-        <w:t xml:space="preserve"> </w:t>
-      </w:r>
-      <w:proofErr w:type="gramStart"/>
-      <w:r>
-        <w:rPr>
-          <w:sz w:val="24"/>
-          <w:szCs w:val="24"/>
-        </w:rPr>
-        <w:t>=  27</w:t>
-      </w:r>
-      <w:proofErr w:type="gramEnd"/>
-      <w:r>
-        <w:rPr>
-          <w:sz w:val="24"/>
-          <w:szCs w:val="24"/>
-        </w:rPr>
-        <w:t>, so the roots are 0, 27, 54, 81, 108, 135, 162, 189, 216.</w:t>
+        <w:t xml:space="preserve"> =  27, so the roots are 0, 27, 54, 81, 108, 135, 162, 189, 216.</w:t>
       </w:r>
     </w:p>
     <w:p>
